--- a/courts/fifth-circuit/court-of-appeals/answering-brief/usage/OUTPUT-answering-brief.docx
+++ b/courts/fifth-circuit/court-of-appeals/answering-brief/usage/OUTPUT-answering-brief.docx
@@ -4,19 +4,3077 @@
   <w:body>
     <w:p>
       <w:pPr>
-        <w:pStyle w:val="Heading1"/>
-      </w:pPr>
-      <w:bookmarkStart w:id="9" w:name="_76f7809f5ecb557210e5f1809fafb407d46c992"/>
-      <w:r>
-        <w:t xml:space="preserve">Response to Statement of Issues</w:t>
-      </w:r>
-      <w:bookmarkEnd w:id="9"/>
+        <w:pStyle w:val="CACentered"/>
+      </w:pPr>
+      <w:r>
+        <w:rPr>
+          <w:b/>
+        </w:rPr>
+        <w:t xml:space="preserve">No. </w:t>
+      </w:r>
+      <w:r>
+        <w:rPr>
+          <w:b/>
+        </w:rPr>
+        <w:t xml:space="preserve">25</w:t>
+      </w:r>
+      <w:r>
+        <w:noBreakHyphen/>
+      </w:r>
+      <w:r>
+        <w:rPr>
+          <w:b/>
+        </w:rPr>
+        <w:t xml:space="preserve">10979</w:t>
+      </w:r>
+    </w:p>
+    <w:p>
+      <w:pPr>
+        <w:pStyle w:val="CADoubleRule"/>
+      </w:pPr>
+    </w:p>
+    <w:p>
+      <w:pPr>
+        <w:pStyle w:val="CACoverCourt"/>
+      </w:pPr>
+      <w:r>
+        <w:t xml:space="preserve">IN THE UNITED STATES COURT OF APPEALS FOR THE FIFTH CIRCUIT</w:t>
+      </w:r>
+    </w:p>
+    <w:p>
+      <w:pPr>
+        <w:pStyle w:val="CARule"/>
+      </w:pPr>
+    </w:p>
+    <w:p>
+      <w:pPr>
+        <w:pStyle w:val="CACentered"/>
+      </w:pPr>
+      <w:r>
+        <w:t xml:space="preserve">Mary</w:t>
+      </w:r>
+      <w:r>
+        <w:t xml:space="preserve"> </w:t>
+      </w:r>
+      <w:r>
+        <w:t xml:space="preserve">Dawes,</w:t>
+      </w:r>
+      <w:r>
+        <w:t xml:space="preserve"> </w:t>
+      </w:r>
+      <w:r>
+        <w:t xml:space="preserve">Individually</w:t>
+      </w:r>
+      <w:r>
+        <w:t xml:space="preserve"> </w:t>
+      </w:r>
+      <w:r>
+        <w:t xml:space="preserve">and</w:t>
+      </w:r>
+      <w:r>
+        <w:t xml:space="preserve"> </w:t>
+      </w:r>
+      <w:r>
+        <w:t xml:space="preserve">the</w:t>
+      </w:r>
+      <w:r>
+        <w:t xml:space="preserve"> </w:t>
+      </w:r>
+      <w:r>
+        <w:t xml:space="preserve">Administrator</w:t>
+      </w:r>
+      <w:r>
+        <w:t xml:space="preserve"> </w:t>
+      </w:r>
+      <w:r>
+        <w:t xml:space="preserve">of</w:t>
+      </w:r>
+      <w:r>
+        <w:t xml:space="preserve"> </w:t>
+      </w:r>
+      <w:r>
+        <w:t xml:space="preserve">the</w:t>
+      </w:r>
+      <w:r>
+        <w:t xml:space="preserve"> </w:t>
+      </w:r>
+      <w:r>
+        <w:t xml:space="preserve">Estate</w:t>
+      </w:r>
+      <w:r>
+        <w:t xml:space="preserve"> </w:t>
+      </w:r>
+      <w:r>
+        <w:t xml:space="preserve">of</w:t>
+      </w:r>
+      <w:r>
+        <w:t xml:space="preserve"> </w:t>
+      </w:r>
+      <w:r>
+        <w:t xml:space="preserve">Decedent</w:t>
+      </w:r>
+      <w:r>
+        <w:t xml:space="preserve"> </w:t>
+      </w:r>
+      <w:r>
+        <w:t xml:space="preserve">Genevive</w:t>
+      </w:r>
+      <w:r>
+        <w:t xml:space="preserve"> </w:t>
+      </w:r>
+      <w:r>
+        <w:t xml:space="preserve">A.</w:t>
+      </w:r>
+      <w:r>
+        <w:t xml:space="preserve"> </w:t>
+      </w:r>
+      <w:r>
+        <w:t xml:space="preserve">Dawes;</w:t>
+      </w:r>
+      <w:r>
+        <w:t xml:space="preserve"> </w:t>
+      </w:r>
+      <w:r>
+        <w:t xml:space="preserve">Alfredo</w:t>
+      </w:r>
+      <w:r>
+        <w:t xml:space="preserve"> </w:t>
+      </w:r>
+      <w:r>
+        <w:t xml:space="preserve">Saucedo;</w:t>
+      </w:r>
+      <w:r>
+        <w:t xml:space="preserve"> </w:t>
+      </w:r>
+      <w:r>
+        <w:t xml:space="preserve">Virgilio</w:t>
+      </w:r>
+      <w:r>
+        <w:t xml:space="preserve"> </w:t>
+      </w:r>
+      <w:r>
+        <w:t xml:space="preserve">Rosales,</w:t>
+      </w:r>
+    </w:p>
+    <w:p>
+      <w:pPr>
+        <w:pStyle w:val="CACaption"/>
+      </w:pPr>
+      <w:r>
+        <w:t xml:space="preserve">Plaintiffs</w:t>
+      </w:r>
+      <w:r>
+        <w:t xml:space="preserve"> </w:t>
+      </w:r>
+      <w:r>
+        <w:t xml:space="preserve">–</w:t>
+      </w:r>
+      <w:r>
+        <w:t xml:space="preserve"> </w:t>
+      </w:r>
+      <w:r>
+        <w:t xml:space="preserve">Appellants</w:t>
+      </w:r>
+    </w:p>
+    <w:p>
+      <w:pPr>
+        <w:pStyle w:val="CACentered"/>
+      </w:pPr>
+      <w:r>
+        <w:t xml:space="preserve">v.</w:t>
+      </w:r>
+    </w:p>
+    <w:p>
+      <w:pPr>
+        <w:pStyle w:val="CACentered"/>
+      </w:pPr>
+      <w:r>
+        <w:t xml:space="preserve">City</w:t>
+      </w:r>
+      <w:r>
+        <w:t xml:space="preserve"> </w:t>
+      </w:r>
+      <w:r>
+        <w:t xml:space="preserve">of</w:t>
+      </w:r>
+      <w:r>
+        <w:t xml:space="preserve"> </w:t>
+      </w:r>
+      <w:r>
+        <w:t xml:space="preserve">Dallas;</w:t>
+      </w:r>
+      <w:r>
+        <w:t xml:space="preserve"> </w:t>
+      </w:r>
+      <w:r>
+        <w:t xml:space="preserve">Christopher</w:t>
+      </w:r>
+      <w:r>
+        <w:t xml:space="preserve"> </w:t>
+      </w:r>
+      <w:r>
+        <w:t xml:space="preserve">Hess;</w:t>
+      </w:r>
+      <w:r>
+        <w:t xml:space="preserve"> </w:t>
+      </w:r>
+      <w:r>
+        <w:t xml:space="preserve">Jason</w:t>
+      </w:r>
+      <w:r>
+        <w:t xml:space="preserve"> </w:t>
+      </w:r>
+      <w:r>
+        <w:t xml:space="preserve">Kimpel,</w:t>
+      </w:r>
+    </w:p>
+    <w:p>
+      <w:pPr>
+        <w:pStyle w:val="CACaption"/>
+      </w:pPr>
+      <w:r>
+        <w:t xml:space="preserve">Defendants</w:t>
+      </w:r>
+      <w:r>
+        <w:t xml:space="preserve"> </w:t>
+      </w:r>
+      <w:r>
+        <w:t xml:space="preserve">–</w:t>
+      </w:r>
+      <w:r>
+        <w:t xml:space="preserve"> </w:t>
+      </w:r>
+      <w:r>
+        <w:t xml:space="preserve">Appellees</w:t>
+      </w:r>
+    </w:p>
+    <w:p>
+      <w:pPr>
+        <w:pStyle w:val="CARule"/>
+      </w:pPr>
+    </w:p>
+    <w:p>
+      <w:pPr>
+        <w:pStyle w:val="CACentered"/>
+      </w:pPr>
+      <w:r>
+        <w:t xml:space="preserve">Appeal</w:t>
+      </w:r>
+      <w:r>
+        <w:t xml:space="preserve"> </w:t>
+      </w:r>
+      <w:r>
+        <w:t xml:space="preserve">from</w:t>
+      </w:r>
+      <w:r>
+        <w:t xml:space="preserve"> </w:t>
+      </w:r>
+      <w:r>
+        <w:t xml:space="preserve">the</w:t>
+      </w:r>
+      <w:r>
+        <w:t xml:space="preserve"> </w:t>
+      </w:r>
+      <w:r>
+        <w:t xml:space="preserve">United</w:t>
+      </w:r>
+      <w:r>
+        <w:t xml:space="preserve"> </w:t>
+      </w:r>
+      <w:r>
+        <w:t xml:space="preserve">States</w:t>
+      </w:r>
+      <w:r>
+        <w:t xml:space="preserve"> </w:t>
+      </w:r>
+      <w:r>
+        <w:t xml:space="preserve">District</w:t>
+      </w:r>
+      <w:r>
+        <w:t xml:space="preserve"> </w:t>
+      </w:r>
+      <w:r>
+        <w:t xml:space="preserve">Court</w:t>
+      </w:r>
+      <w:r>
+        <w:t xml:space="preserve"> </w:t>
+      </w:r>
+      <w:r>
+        <w:t xml:space="preserve">for</w:t>
+      </w:r>
+      <w:r>
+        <w:t xml:space="preserve"> </w:t>
+      </w:r>
+      <w:r>
+        <w:t xml:space="preserve">the</w:t>
+      </w:r>
+      <w:r>
+        <w:t xml:space="preserve"> </w:t>
+      </w:r>
+      <w:r>
+        <w:t xml:space="preserve">Northern</w:t>
+      </w:r>
+      <w:r>
+        <w:t xml:space="preserve"> </w:t>
+      </w:r>
+      <w:r>
+        <w:t xml:space="preserve">District</w:t>
+      </w:r>
+      <w:r>
+        <w:t xml:space="preserve"> </w:t>
+      </w:r>
+      <w:r>
+        <w:t xml:space="preserve">of</w:t>
+      </w:r>
+      <w:r>
+        <w:t xml:space="preserve"> </w:t>
+      </w:r>
+      <w:r>
+        <w:t xml:space="preserve">Texas,</w:t>
+      </w:r>
+      <w:r>
+        <w:t xml:space="preserve"> </w:t>
+      </w:r>
+      <w:r>
+        <w:t xml:space="preserve">Dallas</w:t>
+      </w:r>
+      <w:r>
+        <w:t xml:space="preserve"> </w:t>
+      </w:r>
+      <w:r>
+        <w:t xml:space="preserve">Division</w:t>
+      </w:r>
+    </w:p>
+    <w:p>
+      <w:pPr>
+        <w:pStyle w:val="CARule"/>
+      </w:pPr>
+    </w:p>
+    <w:p>
+      <w:pPr>
+        <w:pStyle w:val="CACentered"/>
+      </w:pPr>
+      <w:r>
+        <w:rPr>
+          <w:b/>
+        </w:rPr>
+        <w:t xml:space="preserve">BRIEF</w:t>
+      </w:r>
+      <w:r>
+        <w:rPr>
+          <w:b/>
+        </w:rPr>
+        <w:t xml:space="preserve"> </w:t>
+      </w:r>
+      <w:r>
+        <w:rPr>
+          <w:b/>
+        </w:rPr>
+        <w:t xml:space="preserve">OF</w:t>
+      </w:r>
+      <w:r>
+        <w:rPr>
+          <w:b/>
+        </w:rPr>
+        <w:t xml:space="preserve"> </w:t>
+      </w:r>
+      <w:r>
+        <w:rPr>
+          <w:b/>
+        </w:rPr>
+        <w:t xml:space="preserve">APPELLEE</w:t>
+      </w:r>
+      <w:r>
+        <w:rPr>
+          <w:b/>
+        </w:rPr>
+        <w:t xml:space="preserve"> </w:t>
+      </w:r>
+      <w:r>
+        <w:rPr>
+          <w:b/>
+        </w:rPr>
+        <w:t xml:space="preserve">CITY</w:t>
+      </w:r>
+      <w:r>
+        <w:rPr>
+          <w:b/>
+        </w:rPr>
+        <w:t xml:space="preserve"> </w:t>
+      </w:r>
+      <w:r>
+        <w:rPr>
+          <w:b/>
+        </w:rPr>
+        <w:t xml:space="preserve">OF</w:t>
+      </w:r>
+      <w:r>
+        <w:rPr>
+          <w:b/>
+        </w:rPr>
+        <w:t xml:space="preserve"> </w:t>
+      </w:r>
+      <w:r>
+        <w:rPr>
+          <w:b/>
+        </w:rPr>
+        <w:t xml:space="preserve">DALLAS</w:t>
+      </w:r>
+    </w:p>
+    <w:p>
+      <w:pPr>
+        <w:pStyle w:val="CARule"/>
+      </w:pPr>
+    </w:p>
+    <w:p>
+      <w:pPr>
+        <w:pStyle w:val="CACaption"/>
+        <w:keepNext/>
+      </w:pPr>
+      <w:r>
+        <w:t xml:space="preserve">TAMMY</w:t>
+      </w:r>
+      <w:r>
+        <w:t xml:space="preserve"> </w:t>
+      </w:r>
+      <w:r>
+        <w:t xml:space="preserve">L.</w:t>
+      </w:r>
+      <w:r>
+        <w:t xml:space="preserve"> </w:t>
+      </w:r>
+      <w:r>
+        <w:t xml:space="preserve">PALOMINO</w:t>
+      </w:r>
+    </w:p>
+    <w:p>
+      <w:pPr>
+        <w:pStyle w:val="CACaption"/>
+        <w:keepNext/>
+        <w:ind w:left="4820" w:firstLine="0"/>
+      </w:pPr>
+      <w:r>
+        <w:rPr>
+          <w:i/>
+        </w:rPr>
+        <w:t xml:space="preserve">City</w:t>
+      </w:r>
+      <w:r>
+        <w:rPr>
+          <w:i/>
+        </w:rPr>
+        <w:t xml:space="preserve"> </w:t>
+      </w:r>
+      <w:r>
+        <w:rPr>
+          <w:i/>
+        </w:rPr>
+        <w:t xml:space="preserve">Attorney</w:t>
+      </w:r>
+    </w:p>
+    <w:p>
+      <w:pPr>
+        <w:pStyle w:val="CACaption"/>
+        <w:keepNext/>
+        <w:spacing w:before="140" w:after="0" w:line="400" w:lineRule="exact"/>
+      </w:pPr>
+      <w:r>
+        <w:t xml:space="preserve">JENNIFER</w:t>
+      </w:r>
+      <w:r>
+        <w:t xml:space="preserve"> </w:t>
+      </w:r>
+      <w:r>
+        <w:t xml:space="preserve">C.</w:t>
+      </w:r>
+      <w:r>
+        <w:t xml:space="preserve"> </w:t>
+      </w:r>
+      <w:r>
+        <w:t xml:space="preserve">HUGGARD</w:t>
+      </w:r>
+    </w:p>
+    <w:p>
+      <w:pPr>
+        <w:pStyle w:val="CACaption"/>
+        <w:keepNext/>
+        <w:ind w:left="4820" w:firstLine="0"/>
+      </w:pPr>
+      <w:r>
+        <w:rPr>
+          <w:i/>
+        </w:rPr>
+        <w:t xml:space="preserve">Chief</w:t>
+      </w:r>
+      <w:r>
+        <w:rPr>
+          <w:i/>
+        </w:rPr>
+        <w:t xml:space="preserve"> </w:t>
+      </w:r>
+      <w:r>
+        <w:rPr>
+          <w:i/>
+        </w:rPr>
+        <w:t xml:space="preserve">of</w:t>
+      </w:r>
+      <w:r>
+        <w:rPr>
+          <w:i/>
+        </w:rPr>
+        <w:t xml:space="preserve"> </w:t>
+      </w:r>
+      <w:r>
+        <w:rPr>
+          <w:i/>
+        </w:rPr>
+        <w:t xml:space="preserve">Litigation</w:t>
+      </w:r>
+    </w:p>
+    <w:p>
+      <w:pPr>
+        <w:pStyle w:val="CACaption"/>
+        <w:keepNext/>
+        <w:spacing w:before="140" w:after="0" w:line="400" w:lineRule="exact"/>
+      </w:pPr>
+      <w:r>
+        <w:t xml:space="preserve">NICHOLAS</w:t>
+      </w:r>
+      <w:r>
+        <w:t xml:space="preserve"> </w:t>
+      </w:r>
+      <w:r>
+        <w:t xml:space="preserve">D.</w:t>
+      </w:r>
+      <w:r>
+        <w:t xml:space="preserve"> </w:t>
+      </w:r>
+      <w:r>
+        <w:t xml:space="preserve">PALMER</w:t>
+      </w:r>
+    </w:p>
+    <w:p>
+      <w:pPr>
+        <w:pStyle w:val="CACaption"/>
+        <w:keepNext/>
+        <w:ind w:left="4820" w:firstLine="0"/>
+      </w:pPr>
+      <w:r>
+        <w:rPr>
+          <w:i/>
+        </w:rPr>
+        <w:t xml:space="preserve">Chief</w:t>
+      </w:r>
+      <w:r>
+        <w:rPr>
+          <w:i/>
+        </w:rPr>
+        <w:t xml:space="preserve"> </w:t>
+      </w:r>
+      <w:r>
+        <w:rPr>
+          <w:i/>
+        </w:rPr>
+        <w:t xml:space="preserve">of</w:t>
+      </w:r>
+      <w:r>
+        <w:rPr>
+          <w:i/>
+        </w:rPr>
+        <w:t xml:space="preserve"> </w:t>
+      </w:r>
+      <w:r>
+        <w:rPr>
+          <w:i/>
+        </w:rPr>
+        <w:t xml:space="preserve">Appellate</w:t>
+      </w:r>
+      <w:r>
+        <w:rPr>
+          <w:i/>
+        </w:rPr>
+        <w:t xml:space="preserve"> </w:t>
+      </w:r>
+      <w:r>
+        <w:rPr>
+          <w:i/>
+        </w:rPr>
+        <w:t xml:space="preserve">Section</w:t>
+      </w:r>
+    </w:p>
+    <w:p>
+      <w:pPr>
+        <w:pStyle w:val="CACaption"/>
+        <w:keepNext/>
+        <w:spacing w:before="140" w:after="0" w:line="400" w:lineRule="exact"/>
+      </w:pPr>
+      <w:r>
+        <w:t xml:space="preserve">J.</w:t>
+      </w:r>
+      <w:r>
+        <w:t xml:space="preserve"> </w:t>
+      </w:r>
+      <w:r>
+        <w:t xml:space="preserve">CHEVES</w:t>
+      </w:r>
+      <w:r>
+        <w:t xml:space="preserve"> </w:t>
+      </w:r>
+      <w:r>
+        <w:t xml:space="preserve">LIGON</w:t>
+      </w:r>
+    </w:p>
+    <w:p>
+      <w:pPr>
+        <w:pStyle w:val="CACaption"/>
+        <w:keepNext/>
+        <w:ind w:left="4820" w:firstLine="0"/>
+      </w:pPr>
+      <w:r>
+        <w:rPr>
+          <w:i/>
+        </w:rPr>
+        <w:t xml:space="preserve">State</w:t>
+      </w:r>
+      <w:r>
+        <w:rPr>
+          <w:i/>
+        </w:rPr>
+        <w:t xml:space="preserve"> </w:t>
+      </w:r>
+      <w:r>
+        <w:rPr>
+          <w:i/>
+        </w:rPr>
+        <w:t xml:space="preserve">Bar</w:t>
+      </w:r>
+      <w:r>
+        <w:rPr>
+          <w:i/>
+        </w:rPr>
+        <w:t xml:space="preserve"> </w:t>
+      </w:r>
+      <w:r>
+        <w:rPr>
+          <w:i/>
+        </w:rPr>
+        <w:t xml:space="preserve">No.</w:t>
+      </w:r>
+      <w:r>
+        <w:rPr>
+          <w:i/>
+        </w:rPr>
+        <w:t xml:space="preserve"> </w:t>
+      </w:r>
+      <w:r>
+        <w:rPr>
+          <w:i/>
+        </w:rPr>
+        <w:t xml:space="preserve">24070147</w:t>
+      </w:r>
+    </w:p>
+    <w:p>
+      <w:pPr>
+        <w:pStyle w:val="CACaption"/>
+        <w:keepNext/>
+        <w:ind w:left="4820" w:firstLine="0"/>
+      </w:pPr>
+      <w:r>
+        <w:rPr>
+          <w:i/>
+        </w:rPr>
+        <w:t xml:space="preserve">Assistant</w:t>
+      </w:r>
+      <w:r>
+        <w:rPr>
+          <w:i/>
+        </w:rPr>
+        <w:t xml:space="preserve"> </w:t>
+      </w:r>
+      <w:r>
+        <w:rPr>
+          <w:i/>
+        </w:rPr>
+        <w:t xml:space="preserve">City</w:t>
+      </w:r>
+      <w:r>
+        <w:rPr>
+          <w:i/>
+        </w:rPr>
+        <w:t xml:space="preserve"> </w:t>
+      </w:r>
+      <w:r>
+        <w:rPr>
+          <w:i/>
+        </w:rPr>
+        <w:t xml:space="preserve">Attorney</w:t>
+      </w:r>
+    </w:p>
+    <w:p>
+      <w:pPr>
+        <w:pStyle w:val="CACaption"/>
+        <w:keepNext/>
+        <w:ind w:left="4820" w:firstLine="0"/>
+      </w:pPr>
+      <w:r>
+        <w:rPr>
+          <w:i/>
+        </w:rPr>
+        <w:t xml:space="preserve">CITY</w:t>
+      </w:r>
+      <w:r>
+        <w:rPr>
+          <w:i/>
+        </w:rPr>
+        <w:t xml:space="preserve"> </w:t>
+      </w:r>
+      <w:r>
+        <w:rPr>
+          <w:i/>
+        </w:rPr>
+        <w:t xml:space="preserve">ATTORNEY’S</w:t>
+      </w:r>
+      <w:r>
+        <w:rPr>
+          <w:i/>
+        </w:rPr>
+        <w:t xml:space="preserve"> </w:t>
+      </w:r>
+      <w:r>
+        <w:rPr>
+          <w:i/>
+        </w:rPr>
+        <w:t xml:space="preserve">OFFICE</w:t>
+      </w:r>
+    </w:p>
+    <w:p>
+      <w:pPr>
+        <w:pStyle w:val="CACaption"/>
+        <w:keepNext/>
+        <w:ind w:left="4820" w:firstLine="0"/>
+      </w:pPr>
+      <w:r>
+        <w:rPr>
+          <w:i/>
+        </w:rPr>
+        <w:t xml:space="preserve">1500</w:t>
+      </w:r>
+      <w:r>
+        <w:rPr>
+          <w:i/>
+        </w:rPr>
+        <w:t xml:space="preserve"> </w:t>
+      </w:r>
+      <w:r>
+        <w:rPr>
+          <w:i/>
+        </w:rPr>
+        <w:t xml:space="preserve">Marilla</w:t>
+      </w:r>
+      <w:r>
+        <w:rPr>
+          <w:i/>
+        </w:rPr>
+        <w:t xml:space="preserve"> </w:t>
+      </w:r>
+      <w:r>
+        <w:rPr>
+          <w:i/>
+        </w:rPr>
+        <w:t xml:space="preserve">Street,</w:t>
+      </w:r>
+      <w:r>
+        <w:rPr>
+          <w:i/>
+        </w:rPr>
+        <w:t xml:space="preserve"> </w:t>
+      </w:r>
+      <w:r>
+        <w:rPr>
+          <w:i/>
+        </w:rPr>
+        <w:t xml:space="preserve">Suite</w:t>
+      </w:r>
+      <w:r>
+        <w:rPr>
+          <w:i/>
+        </w:rPr>
+        <w:t xml:space="preserve"> </w:t>
+      </w:r>
+      <w:r>
+        <w:rPr>
+          <w:i/>
+        </w:rPr>
+        <w:t xml:space="preserve">7DN</w:t>
+      </w:r>
+    </w:p>
+    <w:p>
+      <w:pPr>
+        <w:pStyle w:val="CACaption"/>
+        <w:keepNext/>
+        <w:ind w:left="4820" w:firstLine="0"/>
+      </w:pPr>
+      <w:r>
+        <w:rPr>
+          <w:i/>
+        </w:rPr>
+        <w:t xml:space="preserve">Dallas,</w:t>
+      </w:r>
+      <w:r>
+        <w:rPr>
+          <w:i/>
+        </w:rPr>
+        <w:t xml:space="preserve"> </w:t>
+      </w:r>
+      <w:r>
+        <w:rPr>
+          <w:i/>
+        </w:rPr>
+        <w:t xml:space="preserve">Texas</w:t>
+      </w:r>
+      <w:r>
+        <w:rPr>
+          <w:i/>
+        </w:rPr>
+        <w:t xml:space="preserve"> </w:t>
+      </w:r>
+      <w:r>
+        <w:rPr>
+          <w:i/>
+        </w:rPr>
+        <w:t xml:space="preserve">75201</w:t>
+      </w:r>
+    </w:p>
+    <w:p>
+      <w:pPr>
+        <w:pStyle w:val="CACaption"/>
+        <w:keepNext/>
+        <w:ind w:left="4820" w:firstLine="0"/>
+      </w:pPr>
+      <w:r>
+        <w:rPr>
+          <w:i/>
+        </w:rPr>
+        <w:t xml:space="preserve">214</w:t>
+      </w:r>
+      <w:r>
+        <w:noBreakHyphen/>
+      </w:r>
+      <w:r>
+        <w:rPr>
+          <w:i/>
+        </w:rPr>
+        <w:t xml:space="preserve">670</w:t>
+      </w:r>
+      <w:r>
+        <w:noBreakHyphen/>
+      </w:r>
+      <w:r>
+        <w:rPr>
+          <w:i/>
+        </w:rPr>
+        <w:t xml:space="preserve">3519</w:t>
+      </w:r>
+    </w:p>
+    <w:p>
+      <w:pPr>
+        <w:pStyle w:val="CACaption"/>
+        <w:spacing w:before="112" w:after="0" w:line="400" w:lineRule="exact"/>
+      </w:pPr>
+      <w:r>
+        <w:rPr>
+          <w:b/>
+        </w:rPr>
+        <w:t xml:space="preserve">ATTORNEYS</w:t>
+      </w:r>
+      <w:r>
+        <w:rPr>
+          <w:b/>
+        </w:rPr>
+        <w:t xml:space="preserve"> </w:t>
+      </w:r>
+      <w:r>
+        <w:rPr>
+          <w:b/>
+        </w:rPr>
+        <w:t xml:space="preserve">FOR</w:t>
+      </w:r>
+      <w:r>
+        <w:rPr>
+          <w:b/>
+        </w:rPr>
+        <w:t xml:space="preserve"> </w:t>
+      </w:r>
+      <w:r>
+        <w:rPr>
+          <w:b/>
+        </w:rPr>
+        <w:t xml:space="preserve">THE</w:t>
+      </w:r>
+      <w:r>
+        <w:rPr>
+          <w:b/>
+        </w:rPr>
+        <w:t xml:space="preserve"> </w:t>
+      </w:r>
+      <w:r>
+        <w:rPr>
+          <w:b/>
+        </w:rPr>
+        <w:t xml:space="preserve">CITY</w:t>
+      </w:r>
+      <w:r>
+        <w:rPr>
+          <w:b/>
+        </w:rPr>
+        <w:t xml:space="preserve"> </w:t>
+      </w:r>
+      <w:r>
+        <w:rPr>
+          <w:b/>
+        </w:rPr>
+        <w:t xml:space="preserve">OF</w:t>
+      </w:r>
+      <w:r>
+        <w:rPr>
+          <w:b/>
+        </w:rPr>
+        <w:t xml:space="preserve"> </w:t>
+      </w:r>
+      <w:r>
+        <w:rPr>
+          <w:b/>
+        </w:rPr>
+        <w:t xml:space="preserve">DALLAS</w:t>
+      </w:r>
+    </w:p>
+    <w:p>
+      <w:pPr>
+        <w:pStyle w:val="CADoubleRule"/>
+      </w:pPr>
+    </w:p>
+    <w:p>
+      <w:pPr>
+        <w:spacing w:before="0" w:after="0" w:line="20" w:lineRule="exact"/>
+        <w:sectPr>
+          <w:pgSz w:w="12240" w:h="15840"/>
+          <w:pgMar w:top="1440" w:right="1440" w:bottom="1440" w:left="1440" w:header="720" w:footer="720" w:gutter="0"/>
+          <w:pgNumType w:fmt="decimal" w:start="1"/>
+        </w:sectPr>
+      </w:pPr>
+    </w:p>
+    <w:p>
+      <w:pPr>
+        <w:pStyle w:val="CASection"/>
+        <w:spacing w:before="0" w:after="308" w:line="400" w:lineRule="exact"/>
+      </w:pPr>
+      <w:r>
+        <w:t xml:space="preserve">Certificate of Interested Persons</w:t>
+      </w:r>
     </w:p>
     <w:p>
       <w:pPr>
         <w:pStyle w:val="FirstParagraph"/>
       </w:pPr>
       <w:r>
+        <w:t xml:space="preserve">The Appellee-Defendant City of Dallas (the “City”), as a governmental party, is exempt from the requirement to certify interested persons under Local Rule 28.2.1.</w:t>
+      </w:r>
+    </w:p>
+    <w:p>
+      <w:pPr>
+        <w:pStyle w:val="CAMark"/>
+        <w:spacing w:before="392" w:after="0" w:line="400" w:lineRule="exact"/>
+      </w:pPr>
+      <w:r>
+        <w:t xml:space="preserve">s/ J. Cheves Ligon</w:t>
+      </w:r>
+      <w:r>
+        <w:br/>
+      </w:r>
+      <w:r>
+        <w:t xml:space="preserve">Assistant</w:t>
+      </w:r>
+      <w:r>
+        <w:t xml:space="preserve"> </w:t>
+      </w:r>
+      <w:r>
+        <w:t xml:space="preserve">City</w:t>
+      </w:r>
+      <w:r>
+        <w:t xml:space="preserve"> </w:t>
+      </w:r>
+      <w:r>
+        <w:t xml:space="preserve">Attorney</w:t>
+      </w:r>
+    </w:p>
+    <w:p>
+      <w:pPr>
+        <w:pStyle w:val="CASection"/>
+        <w:pageBreakBefore/>
+        <w:spacing w:before="0" w:after="308" w:line="400" w:lineRule="exact"/>
+      </w:pPr>
+      <w:r>
+        <w:t xml:space="preserve">Statement Regarding Oral Argument</w:t>
+      </w:r>
+    </w:p>
+    <w:p>
+      <w:pPr>
+        <w:pStyle w:val="BodyText"/>
+      </w:pPr>
+      <w:r>
+        <w:t xml:space="preserve">The City believes oral argument is not necessary because the factual and legal issues in this appeal involve settled issues of law, so argument will not assist this Court in determining whether the evidence in the record creates a fact issue as to Appellants’</w:t>
+      </w:r>
+      <w:r>
+        <w:t xml:space="preserve"> </w:t>
+      </w:r>
+      <w:r>
+        <w:rPr>
+          <w:i/>
+          <w:iCs/>
+        </w:rPr>
+        <w:t xml:space="preserve">Monell</w:t>
+      </w:r>
+      <w:r>
+        <w:t xml:space="preserve"> </w:t>
+      </w:r>
+      <w:r>
+        <w:t xml:space="preserve">claims.</w:t>
+      </w:r>
+    </w:p>
+    <w:p>
+      <w:pPr>
+        <w:pStyle w:val="CASection"/>
+        <w:pageBreakBefore/>
+        <w:spacing w:before="0" w:after="308" w:line="400" w:lineRule="exact"/>
+      </w:pPr>
+      <w:r>
+        <w:t xml:space="preserve">Table of Contents</w:t>
+      </w:r>
+    </w:p>
+    <w:p>
+      <w:pPr>
+        <w:pStyle w:val="CATocPage"/>
+      </w:pPr>
+      <w:r>
+        <w:t xml:space="preserve">Page</w:t>
+      </w:r>
+    </w:p>
+    <w:p>
+      <w:pPr>
+        <w:pStyle w:val="CATocTop"/>
+      </w:pPr>
+      <w:r>
+        <w:t xml:space="preserve">CERTIFICATE OF INTERESTED PERSONS</w:t>
+      </w:r>
+      <w:r>
+        <w:t xml:space="preserve">   </w:t>
+      </w:r>
+      <w:r>
+        <w:tab/>
+      </w:r>
+      <w:r>
+        <w:t xml:space="preserve">2</w:t>
+      </w:r>
+    </w:p>
+    <w:p>
+      <w:pPr>
+        <w:pStyle w:val="CATocTop"/>
+      </w:pPr>
+      <w:r>
+        <w:t xml:space="preserve">STATEMENT REGARDING ORAL ARGUMENT</w:t>
+      </w:r>
+      <w:r>
+        <w:t xml:space="preserve">   </w:t>
+      </w:r>
+      <w:r>
+        <w:tab/>
+      </w:r>
+      <w:r>
+        <w:t xml:space="preserve">3</w:t>
+      </w:r>
+    </w:p>
+    <w:p>
+      <w:pPr>
+        <w:pStyle w:val="CATocTop"/>
+      </w:pPr>
+      <w:r>
+        <w:t xml:space="preserve">TABLE OF AUTHORITIES</w:t>
+      </w:r>
+      <w:r>
+        <w:t xml:space="preserve">   </w:t>
+      </w:r>
+      <w:r>
+        <w:tab/>
+      </w:r>
+      <w:r>
+        <w:t xml:space="preserve">5</w:t>
+      </w:r>
+    </w:p>
+    <w:p>
+      <w:pPr>
+        <w:pStyle w:val="CATocTop"/>
+      </w:pPr>
+      <w:r>
+        <w:t xml:space="preserve">RESPONSE</w:t>
+      </w:r>
+      <w:r>
+        <w:t xml:space="preserve"> </w:t>
+      </w:r>
+      <w:r>
+        <w:t xml:space="preserve">TO</w:t>
+      </w:r>
+      <w:r>
+        <w:t xml:space="preserve"> </w:t>
+      </w:r>
+      <w:r>
+        <w:t xml:space="preserve">STATEMENT</w:t>
+      </w:r>
+      <w:r>
+        <w:t xml:space="preserve"> </w:t>
+      </w:r>
+      <w:r>
+        <w:t xml:space="preserve">OF</w:t>
+      </w:r>
+      <w:r>
+        <w:t xml:space="preserve"> </w:t>
+      </w:r>
+      <w:r>
+        <w:t xml:space="preserve">ISSUES</w:t>
+      </w:r>
+      <w:r>
+        <w:t xml:space="preserve">   </w:t>
+      </w:r>
+      <w:r>
+        <w:tab/>
+      </w:r>
+      <w:r>
+        <w:t xml:space="preserve">7</w:t>
+      </w:r>
+    </w:p>
+    <w:p>
+      <w:pPr>
+        <w:pStyle w:val="CATocTop"/>
+      </w:pPr>
+      <w:r>
+        <w:t xml:space="preserve">STATEMENT</w:t>
+      </w:r>
+      <w:r>
+        <w:t xml:space="preserve"> </w:t>
+      </w:r>
+      <w:r>
+        <w:t xml:space="preserve">OF</w:t>
+      </w:r>
+      <w:r>
+        <w:t xml:space="preserve"> </w:t>
+      </w:r>
+      <w:r>
+        <w:t xml:space="preserve">THE</w:t>
+      </w:r>
+      <w:r>
+        <w:t xml:space="preserve"> </w:t>
+      </w:r>
+      <w:r>
+        <w:t xml:space="preserve">CASE</w:t>
+      </w:r>
+      <w:r>
+        <w:t xml:space="preserve">   </w:t>
+      </w:r>
+      <w:r>
+        <w:tab/>
+      </w:r>
+      <w:r>
+        <w:t xml:space="preserve">7</w:t>
+      </w:r>
+    </w:p>
+    <w:p>
+      <w:pPr>
+        <w:pStyle w:val="CATocTop"/>
+      </w:pPr>
+      <w:r>
+        <w:t xml:space="preserve">SUMMARY</w:t>
+      </w:r>
+      <w:r>
+        <w:t xml:space="preserve"> </w:t>
+      </w:r>
+      <w:r>
+        <w:t xml:space="preserve">OF</w:t>
+      </w:r>
+      <w:r>
+        <w:t xml:space="preserve"> </w:t>
+      </w:r>
+      <w:r>
+        <w:t xml:space="preserve">ARGUMENT</w:t>
+      </w:r>
+      <w:r>
+        <w:t xml:space="preserve">   </w:t>
+      </w:r>
+      <w:r>
+        <w:tab/>
+      </w:r>
+      <w:r>
+        <w:t xml:space="preserve">9</w:t>
+      </w:r>
+    </w:p>
+    <w:p>
+      <w:pPr>
+        <w:pStyle w:val="CATocTop"/>
+      </w:pPr>
+      <w:r>
+        <w:t xml:space="preserve">ARGUMENT</w:t>
+      </w:r>
+      <w:r>
+        <w:t xml:space="preserve">   </w:t>
+      </w:r>
+      <w:r>
+        <w:tab/>
+      </w:r>
+      <w:r>
+        <w:t xml:space="preserve">10</w:t>
+      </w:r>
+    </w:p>
+    <w:p>
+      <w:pPr>
+        <w:pStyle w:val="CATocS0"/>
+      </w:pPr>
+      <w:r>
+        <w:t xml:space="preserve">I.</w:t>
+      </w:r>
+      <w:r>
+        <w:tab/>
+      </w:r>
+      <w:r>
+        <w:t xml:space="preserve">A</w:t>
+      </w:r>
+      <w:r>
+        <w:t xml:space="preserve"> </w:t>
+      </w:r>
+      <w:r>
+        <w:t xml:space="preserve">motion</w:t>
+      </w:r>
+      <w:r>
+        <w:t xml:space="preserve"> </w:t>
+      </w:r>
+      <w:r>
+        <w:t xml:space="preserve">for</w:t>
+      </w:r>
+      <w:r>
+        <w:t xml:space="preserve"> </w:t>
+      </w:r>
+      <w:r>
+        <w:t xml:space="preserve">summary</w:t>
+      </w:r>
+      <w:r>
+        <w:t xml:space="preserve"> </w:t>
+      </w:r>
+      <w:r>
+        <w:t xml:space="preserve">judgment</w:t>
+      </w:r>
+      <w:r>
+        <w:t xml:space="preserve"> </w:t>
+      </w:r>
+      <w:r>
+        <w:t xml:space="preserve">based</w:t>
+      </w:r>
+      <w:r>
+        <w:t xml:space="preserve"> </w:t>
+      </w:r>
+      <w:r>
+        <w:t xml:space="preserve">on</w:t>
+      </w:r>
+      <w:r>
+        <w:t xml:space="preserve"> </w:t>
+      </w:r>
+      <w:r>
+        <w:t xml:space="preserve">use</w:t>
+      </w:r>
+      <w:r>
+        <w:t xml:space="preserve"> </w:t>
+      </w:r>
+      <w:r>
+        <w:t xml:space="preserve">of</w:t>
+      </w:r>
+      <w:r>
+        <w:t xml:space="preserve"> </w:t>
+      </w:r>
+      <w:r>
+        <w:t xml:space="preserve">force</w:t>
+      </w:r>
+      <w:r>
+        <w:t xml:space="preserve"> </w:t>
+      </w:r>
+      <w:r>
+        <w:t xml:space="preserve">is</w:t>
+      </w:r>
+      <w:r>
+        <w:t xml:space="preserve"> </w:t>
+      </w:r>
+      <w:r>
+        <w:t xml:space="preserve">reviewed</w:t>
+      </w:r>
+      <w:r>
+        <w:t xml:space="preserve"> </w:t>
+      </w:r>
+      <w:r>
+        <w:t xml:space="preserve">de</w:t>
+      </w:r>
+      <w:r>
+        <w:t xml:space="preserve"> </w:t>
+      </w:r>
+      <w:r>
+        <w:t xml:space="preserve">novo.</w:t>
+      </w:r>
+      <w:r>
+        <w:t xml:space="preserve">   </w:t>
+      </w:r>
+      <w:r>
+        <w:tab/>
+      </w:r>
+      <w:r>
+        <w:t xml:space="preserve">10</w:t>
+      </w:r>
+    </w:p>
+    <w:p>
+      <w:pPr>
+        <w:pStyle w:val="CATocS0"/>
+      </w:pPr>
+      <w:r>
+        <w:t xml:space="preserve">II.</w:t>
+      </w:r>
+      <w:r>
+        <w:tab/>
+      </w:r>
+      <w:r>
+        <w:t xml:space="preserve">The</w:t>
+      </w:r>
+      <w:r>
+        <w:t xml:space="preserve"> </w:t>
+      </w:r>
+      <w:r>
+        <w:t xml:space="preserve">district</w:t>
+      </w:r>
+      <w:r>
+        <w:t xml:space="preserve"> </w:t>
+      </w:r>
+      <w:r>
+        <w:t xml:space="preserve">court</w:t>
+      </w:r>
+      <w:r>
+        <w:t xml:space="preserve"> </w:t>
+      </w:r>
+      <w:r>
+        <w:t xml:space="preserve">correctly</w:t>
+      </w:r>
+      <w:r>
+        <w:t xml:space="preserve"> </w:t>
+      </w:r>
+      <w:r>
+        <w:t xml:space="preserve">rendered</w:t>
+      </w:r>
+      <w:r>
+        <w:t xml:space="preserve"> </w:t>
+      </w:r>
+      <w:r>
+        <w:t xml:space="preserve">summary</w:t>
+      </w:r>
+      <w:r>
+        <w:t xml:space="preserve"> </w:t>
+      </w:r>
+      <w:r>
+        <w:t xml:space="preserve">judgment</w:t>
+      </w:r>
+      <w:r>
+        <w:t xml:space="preserve"> </w:t>
+      </w:r>
+      <w:r>
+        <w:t xml:space="preserve">for</w:t>
+      </w:r>
+      <w:r>
+        <w:t xml:space="preserve"> </w:t>
+      </w:r>
+      <w:r>
+        <w:t xml:space="preserve">the</w:t>
+      </w:r>
+      <w:r>
+        <w:t xml:space="preserve"> </w:t>
+      </w:r>
+      <w:r>
+        <w:t xml:space="preserve">City</w:t>
+      </w:r>
+      <w:r>
+        <w:t xml:space="preserve"> </w:t>
+      </w:r>
+      <w:r>
+        <w:t xml:space="preserve">on</w:t>
+      </w:r>
+      <w:r>
+        <w:t xml:space="preserve"> </w:t>
+      </w:r>
+      <w:r>
+        <w:t xml:space="preserve">Appellants’</w:t>
+      </w:r>
+      <w:r>
+        <w:t xml:space="preserve"> </w:t>
+      </w:r>
+      <w:r>
+        <w:rPr>
+          <w:i/>
+        </w:rPr>
+        <w:t xml:space="preserve">Monell</w:t>
+      </w:r>
+      <w:r>
+        <w:t xml:space="preserve"> </w:t>
+      </w:r>
+      <w:r>
+        <w:t xml:space="preserve">claims</w:t>
+      </w:r>
+      <w:r>
+        <w:t xml:space="preserve"> </w:t>
+      </w:r>
+      <w:r>
+        <w:t xml:space="preserve">on</w:t>
+      </w:r>
+      <w:r>
+        <w:t xml:space="preserve"> </w:t>
+      </w:r>
+      <w:r>
+        <w:t xml:space="preserve">the</w:t>
+      </w:r>
+      <w:r>
+        <w:t xml:space="preserve"> </w:t>
+      </w:r>
+      <w:r>
+        <w:t xml:space="preserve">ground</w:t>
+      </w:r>
+      <w:r>
+        <w:t xml:space="preserve"> </w:t>
+      </w:r>
+      <w:r>
+        <w:t xml:space="preserve">that</w:t>
+      </w:r>
+      <w:r>
+        <w:t xml:space="preserve"> </w:t>
+      </w:r>
+      <w:r>
+        <w:t xml:space="preserve">the</w:t>
+      </w:r>
+      <w:r>
+        <w:t xml:space="preserve"> </w:t>
+      </w:r>
+      <w:r>
+        <w:t xml:space="preserve">Officers</w:t>
+      </w:r>
+      <w:r>
+        <w:t xml:space="preserve"> </w:t>
+      </w:r>
+      <w:r>
+        <w:t xml:space="preserve">did</w:t>
+      </w:r>
+      <w:r>
+        <w:t xml:space="preserve"> </w:t>
+      </w:r>
+      <w:r>
+        <w:t xml:space="preserve">not</w:t>
+      </w:r>
+      <w:r>
+        <w:t xml:space="preserve"> </w:t>
+      </w:r>
+      <w:r>
+        <w:t xml:space="preserve">use</w:t>
+      </w:r>
+      <w:r>
+        <w:t xml:space="preserve"> </w:t>
+      </w:r>
+      <w:r>
+        <w:t xml:space="preserve">unreasonable</w:t>
+      </w:r>
+      <w:r>
+        <w:t xml:space="preserve"> </w:t>
+      </w:r>
+      <w:r>
+        <w:t xml:space="preserve">force</w:t>
+      </w:r>
+      <w:r>
+        <w:t xml:space="preserve"> </w:t>
+      </w:r>
+      <w:r>
+        <w:t xml:space="preserve">under</w:t>
+      </w:r>
+      <w:r>
+        <w:t xml:space="preserve"> </w:t>
+      </w:r>
+      <w:r>
+        <w:t xml:space="preserve">the</w:t>
+      </w:r>
+      <w:r>
+        <w:t xml:space="preserve"> </w:t>
+      </w:r>
+      <w:r>
+        <w:t xml:space="preserve">Fourth</w:t>
+      </w:r>
+      <w:r>
+        <w:t xml:space="preserve"> </w:t>
+      </w:r>
+      <w:r>
+        <w:t xml:space="preserve">Amendment.</w:t>
+      </w:r>
+      <w:r>
+        <w:t xml:space="preserve">   </w:t>
+      </w:r>
+      <w:r>
+        <w:tab/>
+      </w:r>
+      <w:r>
+        <w:t xml:space="preserve">11</w:t>
+      </w:r>
+    </w:p>
+    <w:p>
+      <w:pPr>
+        <w:pStyle w:val="CATocS1"/>
+      </w:pPr>
+      <w:r>
+        <w:t xml:space="preserve">A.</w:t>
+      </w:r>
+      <w:r>
+        <w:tab/>
+      </w:r>
+      <w:r>
+        <w:t xml:space="preserve">The</w:t>
+      </w:r>
+      <w:r>
+        <w:t xml:space="preserve"> </w:t>
+      </w:r>
+      <w:r>
+        <w:t xml:space="preserve">Graham</w:t>
+      </w:r>
+      <w:r>
+        <w:t xml:space="preserve"> </w:t>
+      </w:r>
+      <w:r>
+        <w:t xml:space="preserve">factors</w:t>
+      </w:r>
+      <w:r>
+        <w:t xml:space="preserve"> </w:t>
+      </w:r>
+      <w:r>
+        <w:t xml:space="preserve">show</w:t>
+      </w:r>
+      <w:r>
+        <w:t xml:space="preserve"> </w:t>
+      </w:r>
+      <w:r>
+        <w:t xml:space="preserve">the</w:t>
+      </w:r>
+      <w:r>
+        <w:t xml:space="preserve"> </w:t>
+      </w:r>
+      <w:r>
+        <w:t xml:space="preserve">Officers’</w:t>
+      </w:r>
+      <w:r>
+        <w:t xml:space="preserve"> </w:t>
+      </w:r>
+      <w:r>
+        <w:t xml:space="preserve">use</w:t>
+      </w:r>
+      <w:r>
+        <w:t xml:space="preserve"> </w:t>
+      </w:r>
+      <w:r>
+        <w:t xml:space="preserve">of</w:t>
+      </w:r>
+      <w:r>
+        <w:t xml:space="preserve"> </w:t>
+      </w:r>
+      <w:r>
+        <w:t xml:space="preserve">force</w:t>
+      </w:r>
+      <w:r>
+        <w:t xml:space="preserve"> </w:t>
+      </w:r>
+      <w:r>
+        <w:t xml:space="preserve">was</w:t>
+      </w:r>
+      <w:r>
+        <w:t xml:space="preserve"> </w:t>
+      </w:r>
+      <w:r>
+        <w:t xml:space="preserve">not</w:t>
+      </w:r>
+      <w:r>
+        <w:t xml:space="preserve"> </w:t>
+      </w:r>
+      <w:r>
+        <w:t xml:space="preserve">unreasonable.</w:t>
+      </w:r>
+      <w:r>
+        <w:t xml:space="preserve">   </w:t>
+      </w:r>
+      <w:r>
+        <w:tab/>
+      </w:r>
+      <w:r>
+        <w:t xml:space="preserve">12</w:t>
+      </w:r>
+    </w:p>
+    <w:p>
+      <w:pPr>
+        <w:pStyle w:val="CATocTop"/>
+      </w:pPr>
+      <w:r>
+        <w:t xml:space="preserve">CONCLUSION</w:t>
+      </w:r>
+      <w:r>
+        <w:t xml:space="preserve">   </w:t>
+      </w:r>
+      <w:r>
+        <w:tab/>
+      </w:r>
+      <w:r>
+        <w:t xml:space="preserve">13</w:t>
+      </w:r>
+    </w:p>
+    <w:p>
+      <w:pPr>
+        <w:pStyle w:val="CATocTop"/>
+      </w:pPr>
+      <w:r>
+        <w:t xml:space="preserve">CERTIFICATE OF SERVICE</w:t>
+      </w:r>
+      <w:r>
+        <w:t xml:space="preserve">   </w:t>
+      </w:r>
+      <w:r>
+        <w:tab/>
+      </w:r>
+      <w:r>
+        <w:t xml:space="preserve">14</w:t>
+      </w:r>
+    </w:p>
+    <w:p>
+      <w:pPr>
+        <w:pStyle w:val="CATocTop"/>
+      </w:pPr>
+      <w:r>
+        <w:t xml:space="preserve">CERTIFICATE OF COMPLIANCE</w:t>
+      </w:r>
+      <w:r>
+        <w:t xml:space="preserve">   </w:t>
+      </w:r>
+      <w:r>
+        <w:tab/>
+      </w:r>
+      <w:r>
+        <w:t xml:space="preserve">15</w:t>
+      </w:r>
+    </w:p>
+    <w:p>
+      <w:pPr>
+        <w:pStyle w:val="CASection"/>
+        <w:pageBreakBefore/>
+        <w:spacing w:before="0" w:after="308" w:line="400" w:lineRule="exact"/>
+      </w:pPr>
+      <w:r>
+        <w:t xml:space="preserve">Table of Authorities</w:t>
+      </w:r>
+    </w:p>
+    <w:p>
+      <w:pPr>
+        <w:pStyle w:val="CAToaGroup"/>
+        <w:spacing w:before="280" w:after="56" w:line="400" w:lineRule="exact"/>
+      </w:pPr>
+      <w:r>
+        <w:t xml:space="preserve">Cases:</w:t>
+      </w:r>
+      <w:r>
+        <w:tab/>
+      </w:r>
+      <w:r>
+        <w:rPr>
+          <w:b/>
+          <w:u w:val="single"/>
+        </w:rPr>
+        <w:t xml:space="preserve">Page(s)</w:t>
+      </w:r>
+    </w:p>
+    <w:p>
+      <w:pPr>
+        <w:pStyle w:val="CAToaEntry"/>
+      </w:pPr>
+      <w:r>
+        <w:rPr>
+          <w:i/>
+        </w:rPr>
+        <w:t xml:space="preserve">Anderson</w:t>
+      </w:r>
+      <w:r>
+        <w:rPr>
+          <w:i/>
+        </w:rPr>
+        <w:t xml:space="preserve"> </w:t>
+      </w:r>
+      <w:r>
+        <w:rPr>
+          <w:i/>
+        </w:rPr>
+        <w:t xml:space="preserve">v.</w:t>
+      </w:r>
+      <w:r>
+        <w:rPr>
+          <w:i/>
+        </w:rPr>
+        <w:t xml:space="preserve"> </w:t>
+      </w:r>
+      <w:r>
+        <w:rPr>
+          <w:i/>
+        </w:rPr>
+        <w:t xml:space="preserve">Liberty</w:t>
+      </w:r>
+      <w:r>
+        <w:rPr>
+          <w:i/>
+        </w:rPr>
+        <w:t xml:space="preserve"> </w:t>
+      </w:r>
+      <w:r>
+        <w:rPr>
+          <w:i/>
+        </w:rPr>
+        <w:t xml:space="preserve">Lobby,</w:t>
+      </w:r>
+      <w:r>
+        <w:rPr>
+          <w:i/>
+        </w:rPr>
+        <w:t xml:space="preserve"> </w:t>
+      </w:r>
+      <w:r>
+        <w:rPr>
+          <w:i/>
+        </w:rPr>
+        <w:t xml:space="preserve">Inc.</w:t>
+      </w:r>
+      <w:r>
+        <w:t xml:space="preserve">,</w:t>
+      </w:r>
+      <w:r>
+        <w:br/>
+      </w:r>
+      <w:r>
+        <w:t xml:space="preserve">477</w:t>
+      </w:r>
+      <w:r>
+        <w:t xml:space="preserve"> </w:t>
+      </w:r>
+      <w:r>
+        <w:t xml:space="preserve">U.S.</w:t>
+      </w:r>
+      <w:r>
+        <w:t xml:space="preserve"> </w:t>
+      </w:r>
+      <w:r>
+        <w:t xml:space="preserve">242</w:t>
+      </w:r>
+      <w:r>
+        <w:t xml:space="preserve"> </w:t>
+      </w:r>
+      <w:r>
+        <w:t xml:space="preserve">(1986)</w:t>
+      </w:r>
+      <w:r>
+        <w:t xml:space="preserve">   </w:t>
+      </w:r>
+      <w:r>
+        <w:tab/>
+      </w:r>
+      <w:r>
+        <w:t xml:space="preserve">10</w:t>
+      </w:r>
+    </w:p>
+    <w:p>
+      <w:pPr>
+        <w:pStyle w:val="CAToaEntry"/>
+      </w:pPr>
+      <w:r>
+        <w:rPr>
+          <w:i/>
+        </w:rPr>
+        <w:t xml:space="preserve">Buehler</w:t>
+      </w:r>
+      <w:r>
+        <w:rPr>
+          <w:i/>
+        </w:rPr>
+        <w:t xml:space="preserve"> </w:t>
+      </w:r>
+      <w:r>
+        <w:rPr>
+          <w:i/>
+        </w:rPr>
+        <w:t xml:space="preserve">v.</w:t>
+      </w:r>
+      <w:r>
+        <w:rPr>
+          <w:i/>
+        </w:rPr>
+        <w:t xml:space="preserve"> </w:t>
+      </w:r>
+      <w:r>
+        <w:rPr>
+          <w:i/>
+        </w:rPr>
+        <w:t xml:space="preserve">Dear</w:t>
+      </w:r>
+      <w:r>
+        <w:t xml:space="preserve">,</w:t>
+      </w:r>
+      <w:r>
+        <w:br/>
+      </w:r>
+      <w:r>
+        <w:t xml:space="preserve">27</w:t>
+      </w:r>
+      <w:r>
+        <w:t xml:space="preserve"> </w:t>
+      </w:r>
+      <w:r>
+        <w:t xml:space="preserve">F.4th</w:t>
+      </w:r>
+      <w:r>
+        <w:t xml:space="preserve"> </w:t>
+      </w:r>
+      <w:r>
+        <w:t xml:space="preserve">969</w:t>
+      </w:r>
+      <w:r>
+        <w:t xml:space="preserve"> </w:t>
+      </w:r>
+      <w:r>
+        <w:t xml:space="preserve">(5th</w:t>
+      </w:r>
+      <w:r>
+        <w:t xml:space="preserve"> </w:t>
+      </w:r>
+      <w:r>
+        <w:t xml:space="preserve">Cir.</w:t>
+      </w:r>
+      <w:r>
+        <w:t xml:space="preserve"> </w:t>
+      </w:r>
+      <w:r>
+        <w:t xml:space="preserve">2022)</w:t>
+      </w:r>
+      <w:r>
+        <w:t xml:space="preserve">   </w:t>
+      </w:r>
+      <w:r>
+        <w:tab/>
+      </w:r>
+      <w:r>
+        <w:t xml:space="preserve">11</w:t>
+      </w:r>
+    </w:p>
+    <w:p>
+      <w:pPr>
+        <w:pStyle w:val="CAToaEntry"/>
+      </w:pPr>
+      <w:r>
+        <w:rPr>
+          <w:i/>
+        </w:rPr>
+        <w:t xml:space="preserve">Cooper</w:t>
+      </w:r>
+      <w:r>
+        <w:rPr>
+          <w:i/>
+        </w:rPr>
+        <w:t xml:space="preserve"> </w:t>
+      </w:r>
+      <w:r>
+        <w:rPr>
+          <w:i/>
+        </w:rPr>
+        <w:t xml:space="preserve">Tire</w:t>
+      </w:r>
+      <w:r>
+        <w:rPr>
+          <w:i/>
+        </w:rPr>
+        <w:t xml:space="preserve"> </w:t>
+      </w:r>
+      <w:r>
+        <w:rPr>
+          <w:i/>
+        </w:rPr>
+        <w:t xml:space="preserve">&amp;</w:t>
+      </w:r>
+      <w:r>
+        <w:rPr>
+          <w:i/>
+        </w:rPr>
+        <w:t xml:space="preserve"> </w:t>
+      </w:r>
+      <w:r>
+        <w:rPr>
+          <w:i/>
+        </w:rPr>
+        <w:t xml:space="preserve">Rubber</w:t>
+      </w:r>
+      <w:r>
+        <w:rPr>
+          <w:i/>
+        </w:rPr>
+        <w:t xml:space="preserve"> </w:t>
+      </w:r>
+      <w:r>
+        <w:rPr>
+          <w:i/>
+        </w:rPr>
+        <w:t xml:space="preserve">Co.</w:t>
+      </w:r>
+      <w:r>
+        <w:rPr>
+          <w:i/>
+        </w:rPr>
+        <w:t xml:space="preserve"> </w:t>
+      </w:r>
+      <w:r>
+        <w:rPr>
+          <w:i/>
+        </w:rPr>
+        <w:t xml:space="preserve">v.</w:t>
+      </w:r>
+      <w:r>
+        <w:rPr>
+          <w:i/>
+        </w:rPr>
+        <w:t xml:space="preserve"> </w:t>
+      </w:r>
+      <w:r>
+        <w:rPr>
+          <w:i/>
+        </w:rPr>
+        <w:t xml:space="preserve">Farese</w:t>
+      </w:r>
+      <w:r>
+        <w:t xml:space="preserve">,</w:t>
+      </w:r>
+      <w:r>
+        <w:br/>
+      </w:r>
+      <w:r>
+        <w:t xml:space="preserve">248</w:t>
+      </w:r>
+      <w:r>
+        <w:t xml:space="preserve"> </w:t>
+      </w:r>
+      <w:r>
+        <w:t xml:space="preserve">F.</w:t>
+      </w:r>
+      <w:r>
+        <w:t xml:space="preserve"> </w:t>
+      </w:r>
+      <w:r>
+        <w:t xml:space="preserve">App’x</w:t>
+      </w:r>
+      <w:r>
+        <w:t xml:space="preserve"> </w:t>
+      </w:r>
+      <w:r>
+        <w:t xml:space="preserve">555</w:t>
+      </w:r>
+      <w:r>
+        <w:t xml:space="preserve"> </w:t>
+      </w:r>
+      <w:r>
+        <w:t xml:space="preserve">(5th</w:t>
+      </w:r>
+      <w:r>
+        <w:t xml:space="preserve"> </w:t>
+      </w:r>
+      <w:r>
+        <w:t xml:space="preserve">Cir.</w:t>
+      </w:r>
+      <w:r>
+        <w:t xml:space="preserve"> </w:t>
+      </w:r>
+      <w:r>
+        <w:t xml:space="preserve">2007)</w:t>
+      </w:r>
+      <w:r>
+        <w:t xml:space="preserve">   </w:t>
+      </w:r>
+      <w:r>
+        <w:tab/>
+      </w:r>
+      <w:r>
+        <w:t xml:space="preserve">8</w:t>
+      </w:r>
+    </w:p>
+    <w:p>
+      <w:pPr>
+        <w:pStyle w:val="CAToaEntry"/>
+      </w:pPr>
+      <w:r>
+        <w:rPr>
+          <w:i/>
+        </w:rPr>
+        <w:t xml:space="preserve">Darden</w:t>
+      </w:r>
+      <w:r>
+        <w:rPr>
+          <w:i/>
+        </w:rPr>
+        <w:t xml:space="preserve"> </w:t>
+      </w:r>
+      <w:r>
+        <w:rPr>
+          <w:i/>
+        </w:rPr>
+        <w:t xml:space="preserve">v.</w:t>
+      </w:r>
+      <w:r>
+        <w:rPr>
+          <w:i/>
+        </w:rPr>
+        <w:t xml:space="preserve"> </w:t>
+      </w:r>
+      <w:r>
+        <w:rPr>
+          <w:i/>
+        </w:rPr>
+        <w:t xml:space="preserve">City</w:t>
+      </w:r>
+      <w:r>
+        <w:rPr>
+          <w:i/>
+        </w:rPr>
+        <w:t xml:space="preserve"> </w:t>
+      </w:r>
+      <w:r>
+        <w:rPr>
+          <w:i/>
+        </w:rPr>
+        <w:t xml:space="preserve">of</w:t>
+      </w:r>
+      <w:r>
+        <w:rPr>
+          <w:i/>
+        </w:rPr>
+        <w:t xml:space="preserve"> </w:t>
+      </w:r>
+      <w:r>
+        <w:rPr>
+          <w:i/>
+        </w:rPr>
+        <w:t xml:space="preserve">Fort</w:t>
+      </w:r>
+      <w:r>
+        <w:rPr>
+          <w:i/>
+        </w:rPr>
+        <w:t xml:space="preserve"> </w:t>
+      </w:r>
+      <w:r>
+        <w:rPr>
+          <w:i/>
+        </w:rPr>
+        <w:t xml:space="preserve">Worth</w:t>
+      </w:r>
+      <w:r>
+        <w:t xml:space="preserve">,</w:t>
+      </w:r>
+      <w:r>
+        <w:br/>
+      </w:r>
+      <w:r>
+        <w:t xml:space="preserve">880</w:t>
+      </w:r>
+      <w:r>
+        <w:t xml:space="preserve"> </w:t>
+      </w:r>
+      <w:r>
+        <w:t xml:space="preserve">F.3d</w:t>
+      </w:r>
+      <w:r>
+        <w:t xml:space="preserve"> </w:t>
+      </w:r>
+      <w:r>
+        <w:t xml:space="preserve">722</w:t>
+      </w:r>
+      <w:r>
+        <w:t xml:space="preserve"> </w:t>
+      </w:r>
+      <w:r>
+        <w:t xml:space="preserve">(5th</w:t>
+      </w:r>
+      <w:r>
+        <w:t xml:space="preserve"> </w:t>
+      </w:r>
+      <w:r>
+        <w:t xml:space="preserve">Cir.</w:t>
+      </w:r>
+      <w:r>
+        <w:t xml:space="preserve"> </w:t>
+      </w:r>
+      <w:r>
+        <w:t xml:space="preserve">2018)</w:t>
+      </w:r>
+      <w:r>
+        <w:t xml:space="preserve">   </w:t>
+      </w:r>
+      <w:r>
+        <w:tab/>
+      </w:r>
+      <w:r>
+        <w:t xml:space="preserve">11</w:t>
+      </w:r>
+    </w:p>
+    <w:p>
+      <w:pPr>
+        <w:pStyle w:val="CAToaEntry"/>
+      </w:pPr>
+      <w:r>
+        <w:rPr>
+          <w:i/>
+        </w:rPr>
+        <w:t xml:space="preserve">Dawes</w:t>
+      </w:r>
+      <w:r>
+        <w:rPr>
+          <w:i/>
+        </w:rPr>
+        <w:t xml:space="preserve"> </w:t>
+      </w:r>
+      <w:r>
+        <w:rPr>
+          <w:i/>
+        </w:rPr>
+        <w:t xml:space="preserve">v.</w:t>
+      </w:r>
+      <w:r>
+        <w:rPr>
+          <w:i/>
+        </w:rPr>
+        <w:t xml:space="preserve"> </w:t>
+      </w:r>
+      <w:r>
+        <w:rPr>
+          <w:i/>
+        </w:rPr>
+        <w:t xml:space="preserve">City</w:t>
+      </w:r>
+      <w:r>
+        <w:rPr>
+          <w:i/>
+        </w:rPr>
+        <w:t xml:space="preserve"> </w:t>
+      </w:r>
+      <w:r>
+        <w:rPr>
+          <w:i/>
+        </w:rPr>
+        <w:t xml:space="preserve">of</w:t>
+      </w:r>
+      <w:r>
+        <w:rPr>
+          <w:i/>
+        </w:rPr>
+        <w:t xml:space="preserve"> </w:t>
+      </w:r>
+      <w:r>
+        <w:rPr>
+          <w:i/>
+        </w:rPr>
+        <w:t xml:space="preserve">Dallas</w:t>
+      </w:r>
+      <w:r>
+        <w:t xml:space="preserve">,</w:t>
+      </w:r>
+      <w:r>
+        <w:br/>
+      </w:r>
+      <w:r>
+        <w:t xml:space="preserve">No.</w:t>
+      </w:r>
+      <w:r>
+        <w:t xml:space="preserve"> </w:t>
+      </w:r>
+      <w:r>
+        <w:t xml:space="preserve">22</w:t>
+      </w:r>
+      <w:r>
+        <w:noBreakHyphen/>
+      </w:r>
+      <w:r>
+        <w:t xml:space="preserve">10876,</w:t>
+      </w:r>
+      <w:r>
+        <w:t xml:space="preserve"> </w:t>
+      </w:r>
+      <w:r>
+        <w:t xml:space="preserve">2024</w:t>
+      </w:r>
+      <w:r>
+        <w:t xml:space="preserve"> </w:t>
+      </w:r>
+      <w:r>
+        <w:t xml:space="preserve">WL</w:t>
+      </w:r>
+      <w:r>
+        <w:t xml:space="preserve"> </w:t>
+      </w:r>
+      <w:r>
+        <w:t xml:space="preserve">2268529</w:t>
+      </w:r>
+      <w:r>
+        <w:t xml:space="preserve"> </w:t>
+      </w:r>
+      <w:r>
+        <w:t xml:space="preserve">(5th</w:t>
+      </w:r>
+      <w:r>
+        <w:t xml:space="preserve"> </w:t>
+      </w:r>
+      <w:r>
+        <w:t xml:space="preserve">Cir.</w:t>
+      </w:r>
+      <w:r>
+        <w:t xml:space="preserve"> </w:t>
+      </w:r>
+      <w:r>
+        <w:t xml:space="preserve">May</w:t>
+      </w:r>
+      <w:r>
+        <w:t xml:space="preserve"> </w:t>
+      </w:r>
+      <w:r>
+        <w:t xml:space="preserve">20,</w:t>
+      </w:r>
+      <w:r>
+        <w:t xml:space="preserve"> </w:t>
+      </w:r>
+      <w:r>
+        <w:t xml:space="preserve">2024),</w:t>
+      </w:r>
+      <w:r>
+        <w:t xml:space="preserve"> </w:t>
+      </w:r>
+      <w:r>
+        <w:t xml:space="preserve">cert.</w:t>
+      </w:r>
+      <w:r>
+        <w:t xml:space="preserve"> </w:t>
+      </w:r>
+      <w:r>
+        <w:t xml:space="preserve">denied,</w:t>
+      </w:r>
+      <w:r>
+        <w:t xml:space="preserve"> </w:t>
+      </w:r>
+      <w:r>
+        <w:t xml:space="preserve">145</w:t>
+      </w:r>
+      <w:r>
+        <w:t xml:space="preserve"> </w:t>
+      </w:r>
+      <w:r>
+        <w:t xml:space="preserve">S.</w:t>
+      </w:r>
+      <w:r>
+        <w:t xml:space="preserve"> </w:t>
+      </w:r>
+      <w:r>
+        <w:t xml:space="preserve">Ct.</w:t>
+      </w:r>
+      <w:r>
+        <w:t xml:space="preserve"> </w:t>
+      </w:r>
+      <w:r>
+        <w:t xml:space="preserve">2699</w:t>
+      </w:r>
+      <w:r>
+        <w:t xml:space="preserve"> </w:t>
+      </w:r>
+      <w:r>
+        <w:t xml:space="preserve">(2025)</w:t>
+      </w:r>
+      <w:r>
+        <w:t xml:space="preserve">   </w:t>
+      </w:r>
+      <w:r>
+        <w:tab/>
+      </w:r>
+      <w:r>
+        <w:t xml:space="preserve">7, 8</w:t>
+      </w:r>
+    </w:p>
+    <w:p>
+      <w:pPr>
+        <w:pStyle w:val="CAToaEntry"/>
+      </w:pPr>
+      <w:r>
+        <w:rPr>
+          <w:i/>
+        </w:rPr>
+        <w:t xml:space="preserve">Graham</w:t>
+      </w:r>
+      <w:r>
+        <w:rPr>
+          <w:i/>
+        </w:rPr>
+        <w:t xml:space="preserve"> </w:t>
+      </w:r>
+      <w:r>
+        <w:rPr>
+          <w:i/>
+        </w:rPr>
+        <w:t xml:space="preserve">v.</w:t>
+      </w:r>
+      <w:r>
+        <w:rPr>
+          <w:i/>
+        </w:rPr>
+        <w:t xml:space="preserve"> </w:t>
+      </w:r>
+      <w:r>
+        <w:rPr>
+          <w:i/>
+        </w:rPr>
+        <w:t xml:space="preserve">Connor</w:t>
+      </w:r>
+      <w:r>
+        <w:t xml:space="preserve">,</w:t>
+      </w:r>
+      <w:r>
+        <w:br/>
+      </w:r>
+      <w:r>
+        <w:t xml:space="preserve">490</w:t>
+      </w:r>
+      <w:r>
+        <w:t xml:space="preserve"> </w:t>
+      </w:r>
+      <w:r>
+        <w:t xml:space="preserve">U.S.</w:t>
+      </w:r>
+      <w:r>
+        <w:t xml:space="preserve"> </w:t>
+      </w:r>
+      <w:r>
+        <w:t xml:space="preserve">386</w:t>
+      </w:r>
+      <w:r>
+        <w:t xml:space="preserve"> </w:t>
+      </w:r>
+      <w:r>
+        <w:t xml:space="preserve">(1989)</w:t>
+      </w:r>
+      <w:r>
+        <w:t xml:space="preserve">   </w:t>
+      </w:r>
+      <w:r>
+        <w:tab/>
+      </w:r>
+      <w:r>
+        <w:t xml:space="preserve">11, 12</w:t>
+      </w:r>
+    </w:p>
+    <w:p>
+      <w:pPr>
+        <w:pStyle w:val="CAToaEntry"/>
+      </w:pPr>
+      <w:r>
+        <w:rPr>
+          <w:i/>
+        </w:rPr>
+        <w:t xml:space="preserve">Hicks-Fields</w:t>
+      </w:r>
+      <w:r>
+        <w:rPr>
+          <w:i/>
+        </w:rPr>
+        <w:t xml:space="preserve"> </w:t>
+      </w:r>
+      <w:r>
+        <w:rPr>
+          <w:i/>
+        </w:rPr>
+        <w:t xml:space="preserve">v.</w:t>
+      </w:r>
+      <w:r>
+        <w:rPr>
+          <w:i/>
+        </w:rPr>
+        <w:t xml:space="preserve"> </w:t>
+      </w:r>
+      <w:r>
+        <w:rPr>
+          <w:i/>
+        </w:rPr>
+        <w:t xml:space="preserve">Harris</w:t>
+      </w:r>
+      <w:r>
+        <w:rPr>
+          <w:i/>
+        </w:rPr>
+        <w:t xml:space="preserve"> </w:t>
+      </w:r>
+      <w:r>
+        <w:rPr>
+          <w:i/>
+        </w:rPr>
+        <w:t xml:space="preserve">County</w:t>
+      </w:r>
+      <w:r>
+        <w:t xml:space="preserve">,</w:t>
+      </w:r>
+      <w:r>
+        <w:br/>
+      </w:r>
+      <w:r>
+        <w:t xml:space="preserve">860</w:t>
+      </w:r>
+      <w:r>
+        <w:t xml:space="preserve"> </w:t>
+      </w:r>
+      <w:r>
+        <w:t xml:space="preserve">F.3d</w:t>
+      </w:r>
+      <w:r>
+        <w:t xml:space="preserve"> </w:t>
+      </w:r>
+      <w:r>
+        <w:t xml:space="preserve">803</w:t>
+      </w:r>
+      <w:r>
+        <w:t xml:space="preserve"> </w:t>
+      </w:r>
+      <w:r>
+        <w:t xml:space="preserve">(5th</w:t>
+      </w:r>
+      <w:r>
+        <w:t xml:space="preserve"> </w:t>
+      </w:r>
+      <w:r>
+        <w:t xml:space="preserve">Cir.</w:t>
+      </w:r>
+      <w:r>
+        <w:t xml:space="preserve"> </w:t>
+      </w:r>
+      <w:r>
+        <w:t xml:space="preserve">2017)</w:t>
+      </w:r>
+      <w:r>
+        <w:t xml:space="preserve">   </w:t>
+      </w:r>
+      <w:r>
+        <w:tab/>
+      </w:r>
+      <w:r>
+        <w:t xml:space="preserve">11</w:t>
+      </w:r>
+    </w:p>
+    <w:p>
+      <w:pPr>
+        <w:pStyle w:val="CAToaEntry"/>
+      </w:pPr>
+      <w:r>
+        <w:rPr>
+          <w:i/>
+        </w:rPr>
+        <w:t xml:space="preserve">Hillman</w:t>
+      </w:r>
+      <w:r>
+        <w:rPr>
+          <w:i/>
+        </w:rPr>
+        <w:t xml:space="preserve"> </w:t>
+      </w:r>
+      <w:r>
+        <w:rPr>
+          <w:i/>
+        </w:rPr>
+        <w:t xml:space="preserve">v.</w:t>
+      </w:r>
+      <w:r>
+        <w:rPr>
+          <w:i/>
+        </w:rPr>
+        <w:t xml:space="preserve"> </w:t>
+      </w:r>
+      <w:r>
+        <w:rPr>
+          <w:i/>
+        </w:rPr>
+        <w:t xml:space="preserve">Loga</w:t>
+      </w:r>
+      <w:r>
+        <w:t xml:space="preserve">,</w:t>
+      </w:r>
+      <w:r>
+        <w:br/>
+      </w:r>
+      <w:r>
+        <w:t xml:space="preserve">697</w:t>
+      </w:r>
+      <w:r>
+        <w:t xml:space="preserve"> </w:t>
+      </w:r>
+      <w:r>
+        <w:t xml:space="preserve">F.3d</w:t>
+      </w:r>
+      <w:r>
+        <w:t xml:space="preserve"> </w:t>
+      </w:r>
+      <w:r>
+        <w:t xml:space="preserve">299</w:t>
+      </w:r>
+      <w:r>
+        <w:t xml:space="preserve"> </w:t>
+      </w:r>
+      <w:r>
+        <w:t xml:space="preserve">(5th</w:t>
+      </w:r>
+      <w:r>
+        <w:t xml:space="preserve"> </w:t>
+      </w:r>
+      <w:r>
+        <w:t xml:space="preserve">Cir.</w:t>
+      </w:r>
+      <w:r>
+        <w:t xml:space="preserve"> </w:t>
+      </w:r>
+      <w:r>
+        <w:t xml:space="preserve">2012)</w:t>
+      </w:r>
+      <w:r>
+        <w:t xml:space="preserve">   </w:t>
+      </w:r>
+      <w:r>
+        <w:tab/>
+      </w:r>
+      <w:r>
+        <w:t xml:space="preserve">10</w:t>
+      </w:r>
+    </w:p>
+    <w:p>
+      <w:pPr>
+        <w:pStyle w:val="CAToaEntry"/>
+      </w:pPr>
+      <w:r>
+        <w:rPr>
+          <w:i/>
+        </w:rPr>
+        <w:t xml:space="preserve">Lindsey</w:t>
+      </w:r>
+      <w:r>
+        <w:rPr>
+          <w:i/>
+        </w:rPr>
+        <w:t xml:space="preserve"> </w:t>
+      </w:r>
+      <w:r>
+        <w:rPr>
+          <w:i/>
+        </w:rPr>
+        <w:t xml:space="preserve">v.</w:t>
+      </w:r>
+      <w:r>
+        <w:rPr>
+          <w:i/>
+        </w:rPr>
+        <w:t xml:space="preserve"> </w:t>
+      </w:r>
+      <w:r>
+        <w:rPr>
+          <w:i/>
+        </w:rPr>
+        <w:t xml:space="preserve">Sears</w:t>
+      </w:r>
+      <w:r>
+        <w:rPr>
+          <w:i/>
+        </w:rPr>
+        <w:t xml:space="preserve"> </w:t>
+      </w:r>
+      <w:r>
+        <w:rPr>
+          <w:i/>
+        </w:rPr>
+        <w:t xml:space="preserve">Roebuck</w:t>
+      </w:r>
+      <w:r>
+        <w:rPr>
+          <w:i/>
+        </w:rPr>
+        <w:t xml:space="preserve"> </w:t>
+      </w:r>
+      <w:r>
+        <w:rPr>
+          <w:i/>
+        </w:rPr>
+        <w:t xml:space="preserve">&amp;</w:t>
+      </w:r>
+      <w:r>
+        <w:rPr>
+          <w:i/>
+        </w:rPr>
+        <w:t xml:space="preserve"> </w:t>
+      </w:r>
+      <w:r>
+        <w:rPr>
+          <w:i/>
+        </w:rPr>
+        <w:t xml:space="preserve">Co.</w:t>
+      </w:r>
+      <w:r>
+        <w:t xml:space="preserve">,</w:t>
+      </w:r>
+      <w:r>
+        <w:br/>
+      </w:r>
+      <w:r>
+        <w:t xml:space="preserve">16</w:t>
+      </w:r>
+      <w:r>
+        <w:t xml:space="preserve"> </w:t>
+      </w:r>
+      <w:r>
+        <w:t xml:space="preserve">F.3d</w:t>
+      </w:r>
+      <w:r>
+        <w:t xml:space="preserve"> </w:t>
+      </w:r>
+      <w:r>
+        <w:t xml:space="preserve">616</w:t>
+      </w:r>
+      <w:r>
+        <w:t xml:space="preserve"> </w:t>
+      </w:r>
+      <w:r>
+        <w:t xml:space="preserve">(5th</w:t>
+      </w:r>
+      <w:r>
+        <w:t xml:space="preserve"> </w:t>
+      </w:r>
+      <w:r>
+        <w:t xml:space="preserve">Cir.</w:t>
+      </w:r>
+      <w:r>
+        <w:t xml:space="preserve"> </w:t>
+      </w:r>
+      <w:r>
+        <w:t xml:space="preserve">1994)</w:t>
+      </w:r>
+      <w:r>
+        <w:t xml:space="preserve">   </w:t>
+      </w:r>
+      <w:r>
+        <w:tab/>
+      </w:r>
+      <w:r>
+        <w:t xml:space="preserve">10</w:t>
+      </w:r>
+    </w:p>
+    <w:p>
+      <w:pPr>
+        <w:pStyle w:val="CAToaEntry"/>
+      </w:pPr>
+      <w:r>
+        <w:rPr>
+          <w:i/>
+        </w:rPr>
+        <w:t xml:space="preserve">Matsushita</w:t>
+      </w:r>
+      <w:r>
+        <w:rPr>
+          <w:i/>
+        </w:rPr>
+        <w:t xml:space="preserve"> </w:t>
+      </w:r>
+      <w:r>
+        <w:rPr>
+          <w:i/>
+        </w:rPr>
+        <w:t xml:space="preserve">Elec.</w:t>
+      </w:r>
+      <w:r>
+        <w:rPr>
+          <w:i/>
+        </w:rPr>
+        <w:t xml:space="preserve"> </w:t>
+      </w:r>
+      <w:r>
+        <w:rPr>
+          <w:i/>
+        </w:rPr>
+        <w:t xml:space="preserve">Indus.</w:t>
+      </w:r>
+      <w:r>
+        <w:rPr>
+          <w:i/>
+        </w:rPr>
+        <w:t xml:space="preserve"> </w:t>
+      </w:r>
+      <w:r>
+        <w:rPr>
+          <w:i/>
+        </w:rPr>
+        <w:t xml:space="preserve">Co.</w:t>
+      </w:r>
+      <w:r>
+        <w:rPr>
+          <w:i/>
+        </w:rPr>
+        <w:t xml:space="preserve"> </w:t>
+      </w:r>
+      <w:r>
+        <w:rPr>
+          <w:i/>
+        </w:rPr>
+        <w:t xml:space="preserve">v.</w:t>
+      </w:r>
+      <w:r>
+        <w:rPr>
+          <w:i/>
+        </w:rPr>
+        <w:t xml:space="preserve"> </w:t>
+      </w:r>
+      <w:r>
+        <w:rPr>
+          <w:i/>
+        </w:rPr>
+        <w:t xml:space="preserve">Zenith</w:t>
+      </w:r>
+      <w:r>
+        <w:rPr>
+          <w:i/>
+        </w:rPr>
+        <w:t xml:space="preserve"> </w:t>
+      </w:r>
+      <w:r>
+        <w:rPr>
+          <w:i/>
+        </w:rPr>
+        <w:t xml:space="preserve">Radio</w:t>
+      </w:r>
+      <w:r>
+        <w:rPr>
+          <w:i/>
+        </w:rPr>
+        <w:t xml:space="preserve"> </w:t>
+      </w:r>
+      <w:r>
+        <w:rPr>
+          <w:i/>
+        </w:rPr>
+        <w:t xml:space="preserve">Corp.</w:t>
+      </w:r>
+      <w:r>
+        <w:t xml:space="preserve">,</w:t>
+      </w:r>
+      <w:r>
+        <w:br/>
+      </w:r>
+      <w:r>
+        <w:t xml:space="preserve">475</w:t>
+      </w:r>
+      <w:r>
+        <w:t xml:space="preserve"> </w:t>
+      </w:r>
+      <w:r>
+        <w:t xml:space="preserve">U.S.</w:t>
+      </w:r>
+      <w:r>
+        <w:t xml:space="preserve"> </w:t>
+      </w:r>
+      <w:r>
+        <w:t xml:space="preserve">574</w:t>
+      </w:r>
+      <w:r>
+        <w:t xml:space="preserve"> </w:t>
+      </w:r>
+      <w:r>
+        <w:t xml:space="preserve">(1986)</w:t>
+      </w:r>
+      <w:r>
+        <w:t xml:space="preserve">   </w:t>
+      </w:r>
+      <w:r>
+        <w:tab/>
+      </w:r>
+      <w:r>
+        <w:t xml:space="preserve">10</w:t>
+      </w:r>
+    </w:p>
+    <w:p>
+      <w:pPr>
+        <w:pStyle w:val="CAToaEntry"/>
+      </w:pPr>
+      <w:r>
+        <w:rPr>
+          <w:i/>
+        </w:rPr>
+        <w:t xml:space="preserve">United</w:t>
+      </w:r>
+      <w:r>
+        <w:rPr>
+          <w:i/>
+        </w:rPr>
+        <w:t xml:space="preserve"> </w:t>
+      </w:r>
+      <w:r>
+        <w:rPr>
+          <w:i/>
+        </w:rPr>
+        <w:t xml:space="preserve">States</w:t>
+      </w:r>
+      <w:r>
+        <w:rPr>
+          <w:i/>
+        </w:rPr>
+        <w:t xml:space="preserve"> </w:t>
+      </w:r>
+      <w:r>
+        <w:rPr>
+          <w:i/>
+        </w:rPr>
+        <w:t xml:space="preserve">v.</w:t>
+      </w:r>
+      <w:r>
+        <w:rPr>
+          <w:i/>
+        </w:rPr>
+        <w:t xml:space="preserve"> </w:t>
+      </w:r>
+      <w:r>
+        <w:rPr>
+          <w:i/>
+        </w:rPr>
+        <w:t xml:space="preserve">Smith</w:t>
+      </w:r>
+      <w:r>
+        <w:t xml:space="preserve">,</w:t>
+      </w:r>
+      <w:r>
+        <w:br/>
+      </w:r>
+      <w:r>
+        <w:t xml:space="preserve">814</w:t>
+      </w:r>
+      <w:r>
+        <w:t xml:space="preserve"> </w:t>
+      </w:r>
+      <w:r>
+        <w:t xml:space="preserve">F.3d</w:t>
+      </w:r>
+      <w:r>
+        <w:t xml:space="preserve"> </w:t>
+      </w:r>
+      <w:r>
+        <w:t xml:space="preserve">268</w:t>
+      </w:r>
+      <w:r>
+        <w:t xml:space="preserve"> </w:t>
+      </w:r>
+      <w:r>
+        <w:t xml:space="preserve">(5th</w:t>
+      </w:r>
+      <w:r>
+        <w:t xml:space="preserve"> </w:t>
+      </w:r>
+      <w:r>
+        <w:t xml:space="preserve">Cir.</w:t>
+      </w:r>
+      <w:r>
+        <w:t xml:space="preserve"> </w:t>
+      </w:r>
+      <w:r>
+        <w:t xml:space="preserve">2016)</w:t>
+      </w:r>
+      <w:r>
+        <w:t xml:space="preserve">   </w:t>
+      </w:r>
+      <w:r>
+        <w:tab/>
+      </w:r>
+      <w:r>
+        <w:t xml:space="preserve">8</w:t>
+      </w:r>
+    </w:p>
+    <w:p>
+      <w:pPr>
+        <w:pStyle w:val="CAToaEntry"/>
+      </w:pPr>
+      <w:r>
+        <w:rPr>
+          <w:i/>
+        </w:rPr>
+        <w:t xml:space="preserve">Winfrey</w:t>
+      </w:r>
+      <w:r>
+        <w:rPr>
+          <w:i/>
+        </w:rPr>
+        <w:t xml:space="preserve"> </w:t>
+      </w:r>
+      <w:r>
+        <w:rPr>
+          <w:i/>
+        </w:rPr>
+        <w:t xml:space="preserve">v.</w:t>
+      </w:r>
+      <w:r>
+        <w:rPr>
+          <w:i/>
+        </w:rPr>
+        <w:t xml:space="preserve"> </w:t>
+      </w:r>
+      <w:r>
+        <w:rPr>
+          <w:i/>
+        </w:rPr>
+        <w:t xml:space="preserve">Rogers</w:t>
+      </w:r>
+      <w:r>
+        <w:t xml:space="preserve">,</w:t>
+      </w:r>
+      <w:r>
+        <w:br/>
+      </w:r>
+      <w:r>
+        <w:t xml:space="preserve">901</w:t>
+      </w:r>
+      <w:r>
+        <w:t xml:space="preserve"> </w:t>
+      </w:r>
+      <w:r>
+        <w:t xml:space="preserve">F.3d</w:t>
+      </w:r>
+      <w:r>
+        <w:t xml:space="preserve"> </w:t>
+      </w:r>
+      <w:r>
+        <w:t xml:space="preserve">483</w:t>
+      </w:r>
+      <w:r>
+        <w:t xml:space="preserve"> </w:t>
+      </w:r>
+      <w:r>
+        <w:t xml:space="preserve">(5th</w:t>
+      </w:r>
+      <w:r>
+        <w:t xml:space="preserve"> </w:t>
+      </w:r>
+      <w:r>
+        <w:t xml:space="preserve">Cir.</w:t>
+      </w:r>
+      <w:r>
+        <w:t xml:space="preserve"> </w:t>
+      </w:r>
+      <w:r>
+        <w:t xml:space="preserve">2018)</w:t>
+      </w:r>
+      <w:r>
+        <w:t xml:space="preserve">   </w:t>
+      </w:r>
+      <w:r>
+        <w:tab/>
+      </w:r>
+      <w:r>
+        <w:t xml:space="preserve">8</w:t>
+      </w:r>
+    </w:p>
+    <w:p>
+      <w:pPr>
+        <w:pStyle w:val="CAToaGroup"/>
+      </w:pPr>
+      <w:r>
+        <w:t xml:space="preserve">Rules:</w:t>
+      </w:r>
+    </w:p>
+    <w:p>
+      <w:pPr>
+        <w:pStyle w:val="CAToaEntry"/>
+      </w:pPr>
+      <w:r>
+        <w:t xml:space="preserve">Fed.</w:t>
+      </w:r>
+      <w:r>
+        <w:t xml:space="preserve"> </w:t>
+      </w:r>
+      <w:r>
+        <w:t xml:space="preserve">R.</w:t>
+      </w:r>
+      <w:r>
+        <w:t xml:space="preserve"> </w:t>
+      </w:r>
+      <w:r>
+        <w:t xml:space="preserve">Civ.</w:t>
+      </w:r>
+      <w:r>
+        <w:t xml:space="preserve"> </w:t>
+      </w:r>
+      <w:r>
+        <w:t xml:space="preserve">P.</w:t>
+      </w:r>
+      <w:r>
+        <w:t xml:space="preserve"> </w:t>
+      </w:r>
+      <w:r>
+        <w:t xml:space="preserve">56(a)</w:t>
+      </w:r>
+      <w:r>
+        <w:t xml:space="preserve">   </w:t>
+      </w:r>
+      <w:r>
+        <w:tab/>
+      </w:r>
+      <w:r>
+        <w:t xml:space="preserve">10</w:t>
+      </w:r>
+    </w:p>
+    <w:p>
+      <w:pPr>
+        <w:pStyle w:val="CASection"/>
+        <w:keepNext/>
+        <w:pageBreakBefore/>
+        <w:spacing w:before="0" w:after="308" w:line="400" w:lineRule="exact"/>
+      </w:pPr>
+      <w:r>
+        <w:t xml:space="preserve">Response</w:t>
+      </w:r>
+      <w:r>
+        <w:t xml:space="preserve"> </w:t>
+      </w:r>
+      <w:r>
+        <w:t xml:space="preserve">to</w:t>
+      </w:r>
+      <w:r>
+        <w:t xml:space="preserve"> </w:t>
+      </w:r>
+      <w:r>
+        <w:t xml:space="preserve">Statement</w:t>
+      </w:r>
+      <w:r>
+        <w:t xml:space="preserve"> </w:t>
+      </w:r>
+      <w:r>
+        <w:t xml:space="preserve">of</w:t>
+      </w:r>
+      <w:r>
+        <w:t xml:space="preserve"> </w:t>
+      </w:r>
+      <w:r>
+        <w:t xml:space="preserve">Issues</w:t>
+      </w:r>
+    </w:p>
+    <w:p>
+      <w:pPr>
+        <w:pStyle w:val="BodyText"/>
+      </w:pPr>
+      <w:r>
         <w:t xml:space="preserve">1. The district court correctly entered summary judgment in favor of the City because the evidence does not create a genuine issue of material fact concerning the reasonableness of the Officers’ use of deadly force under the circumstances.</w:t>
       </w:r>
     </w:p>
@@ -46,30 +3104,391 @@
     </w:p>
     <w:p>
       <w:pPr>
-        <w:pStyle w:val="Heading1"/>
-      </w:pPr>
-      <w:bookmarkStart w:id="10" w:name="_9ce86cd89e816c495213921bce711286420babc"/>
-      <w:r>
-        <w:t xml:space="preserve">Statement of the Case</w:t>
-      </w:r>
-      <w:bookmarkEnd w:id="10"/>
+        <w:pStyle w:val="CASection"/>
+        <w:keepNext/>
+      </w:pPr>
+      <w:r>
+        <w:t xml:space="preserve">Statement</w:t>
+      </w:r>
+      <w:r>
+        <w:t xml:space="preserve"> </w:t>
+      </w:r>
+      <w:r>
+        <w:t xml:space="preserve">of</w:t>
+      </w:r>
+      <w:r>
+        <w:t xml:space="preserve"> </w:t>
+      </w:r>
+      <w:r>
+        <w:t xml:space="preserve">the</w:t>
+      </w:r>
+      <w:r>
+        <w:t xml:space="preserve"> </w:t>
+      </w:r>
+      <w:r>
+        <w:t xml:space="preserve">Case</w:t>
+      </w:r>
+    </w:p>
+    <w:p>
+      <w:pPr>
+        <w:pStyle w:val="BodyText"/>
+      </w:pPr>
+      <w:r>
+        <w:t xml:space="preserve">This appeal is the second time this case has been heard by the Court. In its prior examination of this case, the Court examined the undisputed facts of the incident at issue.</w:t>
+      </w:r>
+      <w:r>
+        <w:t xml:space="preserve"> </w:t>
+      </w:r>
+      <w:r>
+        <w:rPr>
+          <w:i/>
+          <w:iCs/>
+        </w:rPr>
+        <w:t xml:space="preserve">See generally</w:t>
+      </w:r>
+      <w:r>
+        <w:t xml:space="preserve"> </w:t>
+      </w:r>
+      <w:r>
+        <w:rPr>
+          <w:i/>
+          <w:iCs/>
+        </w:rPr>
+        <w:t xml:space="preserve">Dawes v. City of Dallas</w:t>
+      </w:r>
+      <w:r>
+        <w:t xml:space="preserve"> </w:t>
+      </w:r>
+      <w:r>
+        <w:t xml:space="preserve">(“</w:t>
+      </w:r>
+      <w:r>
+        <w:rPr>
+          <w:i/>
+          <w:iCs/>
+        </w:rPr>
+        <w:t xml:space="preserve">Dawes I</w:t>
+      </w:r>
+      <w:r>
+        <w:t xml:space="preserve">”), No. 22</w:t>
+      </w:r>
+      <w:r>
+        <w:noBreakHyphen/>
+      </w:r>
+      <w:r>
+        <w:t xml:space="preserve">10876, 2024 WL 2268529 (5th Cir. May 20, 2024), cert. denied, 145 S. Ct. 2699 (2025). As such, in addition to citations to the record on appeal, the City cites to the undisputed facts as described by the Court in</w:t>
+      </w:r>
+      <w:r>
+        <w:t xml:space="preserve"> </w:t>
+      </w:r>
+      <w:r>
+        <w:rPr>
+          <w:i/>
+          <w:iCs/>
+        </w:rPr>
+        <w:t xml:space="preserve">Dawes I</w:t>
+      </w:r>
+      <w:r>
+        <w:t xml:space="preserve">.</w:t>
+      </w:r>
+      <w:r>
+        <w:rPr>
+          <w:rStyle w:val="FootnoteReference"/>
+        </w:rPr>
+        <w:footnoteReference w:id="9"/>
+      </w:r>
+    </w:p>
+    <w:p>
+      <w:pPr>
+        <w:pStyle w:val="BodyText"/>
+      </w:pPr>
+      <w:r>
+        <w:t xml:space="preserve">On January 17, 2017, six officers with the Dallas Police Department (“DPD”)—Officers Christopher Hess, Jason Kimpel, Christopher Alisch, Zachary Hopkins, Erin Evans, and Peter Lickwar (the “Officers”)—were dispatched to investigate a suspicious vehicle parked in the parking lot of a Dallas apartment complex.</w:t>
+      </w:r>
+      <w:r>
+        <w:t xml:space="preserve"> </w:t>
+      </w:r>
+      <w:r>
+        <w:rPr>
+          <w:i/>
+          <w:iCs/>
+        </w:rPr>
+        <w:t xml:space="preserve">Dawes I</w:t>
+      </w:r>
+      <w:r>
+        <w:t xml:space="preserve">, 2024 WL 2268529, at *1; ROA.805. Dawes and Rosales (together, “Appellants”) were inside the vehicle, a Dodge Journey, which had been reported stolen.</w:t>
+      </w:r>
+      <w:r>
+        <w:t xml:space="preserve"> </w:t>
+      </w:r>
+      <w:r>
+        <w:rPr>
+          <w:i/>
+          <w:iCs/>
+        </w:rPr>
+        <w:t xml:space="preserve">Dawes I</w:t>
+      </w:r>
+      <w:r>
+        <w:t xml:space="preserve">, 2024 WL 2268529, at *1; ROA.810</w:t>
+      </w:r>
+      <w:r>
+        <w:noBreakHyphen/>
+      </w:r>
+      <w:r>
+        <w:t xml:space="preserve">11. Officers Alisch and Hopkins were the first to arrive at the scene.</w:t>
+      </w:r>
+      <w:r>
+        <w:t xml:space="preserve"> </w:t>
+      </w:r>
+      <w:r>
+        <w:rPr>
+          <w:i/>
+          <w:iCs/>
+        </w:rPr>
+        <w:t xml:space="preserve">Dawes I</w:t>
+      </w:r>
+      <w:r>
+        <w:t xml:space="preserve">, 2024 WL 2268529, at *1; ROA.1092 [Hopkins Bodycam 2:30</w:t>
+      </w:r>
+      <w:r>
+        <w:noBreakHyphen/>
+      </w:r>
+      <w:r>
+        <w:t xml:space="preserve">3:00]. They located the vehicle, “which was boxed in on three of four sides—by fences to the front and left and by another car to the right.”</w:t>
+      </w:r>
+      <w:r>
+        <w:t xml:space="preserve"> </w:t>
+      </w:r>
+      <w:r>
+        <w:rPr>
+          <w:i/>
+          <w:iCs/>
+        </w:rPr>
+        <w:t xml:space="preserve">Dawes I</w:t>
+      </w:r>
+      <w:r>
+        <w:t xml:space="preserve">, 2024 WL 2268529, at *1; ROA.1092 [Hopkins Bodycam 3:15]. Officers Alisch and Hopkins immediately began giving loud verbal commands to Appellants to “put [their] hands out the window.”</w:t>
+      </w:r>
+      <w:r>
+        <w:t xml:space="preserve"> </w:t>
+      </w:r>
+      <w:r>
+        <w:rPr>
+          <w:i/>
+          <w:iCs/>
+        </w:rPr>
+        <w:t xml:space="preserve">Dawes I</w:t>
+      </w:r>
+      <w:r>
+        <w:t xml:space="preserve">, 2024 WL 2268529, at *1; ROA.1092 [Hopkins Bodycam 3:15</w:t>
+      </w:r>
+      <w:r>
+        <w:noBreakHyphen/>
+      </w:r>
+      <w:r>
+        <w:t xml:space="preserve">3:30].</w:t>
+      </w:r>
+    </w:p>
+    <w:p>
+      <w:pPr>
+        <w:pStyle w:val="CASection"/>
+        <w:keepNext/>
+      </w:pPr>
+      <w:r>
+        <w:t xml:space="preserve">Summary</w:t>
+      </w:r>
+      <w:r>
+        <w:t xml:space="preserve"> </w:t>
+      </w:r>
+      <w:r>
+        <w:t xml:space="preserve">of</w:t>
+      </w:r>
+      <w:r>
+        <w:t xml:space="preserve"> </w:t>
+      </w:r>
+      <w:r>
+        <w:t xml:space="preserve">Argument</w:t>
+      </w:r>
+    </w:p>
+    <w:p>
+      <w:pPr>
+        <w:pStyle w:val="BodyText"/>
+      </w:pPr>
+      <w:r>
+        <w:t xml:space="preserve">The Court should affirm the district court’s judgment. The undisputed facts establish that: the Officers were responding to a call of a suspicious vehicle; the vehicle was reported to be stolen; the Officers identified themselves as police and gave repeated verbal commands to the occupants of the vehicle to show their hands; the occupants of the vehicle ignored the commands; the occupants of the vehicle instead started the engine and began trying to back the vehicle out of parking space striking a fence and patrol car in the process; that two officers were in the path of the vehicle within seconds of when officers initiated force; and the officers that fired their weapons still believed fellow officers were in the vehicle’s path and thus in imminent danger. On these facts, the district court correctly held that the Officers’ use of force did not violate the Fourth Amendment.</w:t>
+      </w:r>
+    </w:p>
+    <w:p>
+      <w:pPr>
+        <w:pStyle w:val="BodyText"/>
+      </w:pPr>
+      <w:r>
+        <w:t xml:space="preserve">Additionally, even assuming the Officers’ force was unreasonable (it was not), the district court correctly entered summary judgment for the City because Appellants failed to demonstrate</w:t>
+      </w:r>
+      <w:r>
+        <w:t xml:space="preserve"> </w:t>
+      </w:r>
+      <w:r>
+        <w:rPr>
+          <w:i/>
+          <w:iCs/>
+        </w:rPr>
+        <w:t xml:space="preserve">Monell</w:t>
+      </w:r>
+      <w:r>
+        <w:t xml:space="preserve"> </w:t>
+      </w:r>
+      <w:r>
+        <w:t xml:space="preserve">liability. In holding that Appellants could not establish</w:t>
+      </w:r>
+      <w:r>
+        <w:t xml:space="preserve"> </w:t>
+      </w:r>
+      <w:r>
+        <w:rPr>
+          <w:i/>
+          <w:iCs/>
+        </w:rPr>
+        <w:t xml:space="preserve">Monell</w:t>
+      </w:r>
+      <w:r>
+        <w:t xml:space="preserve"> </w:t>
+      </w:r>
+      <w:r>
+        <w:t xml:space="preserve">liability, the district court correctly applied this Court’s controlling precedent holding that where, as here, municipal employees’ conduct does not violate clearly established law, their governmental employer cannot be deemed to have been deliberately indifferent on a failure-to-train theory.</w:t>
+      </w:r>
+    </w:p>
+    <w:p>
+      <w:pPr>
+        <w:pStyle w:val="CASection"/>
+        <w:keepNext/>
+      </w:pPr>
+      <w:r>
+        <w:t xml:space="preserve">Argument</w:t>
+      </w:r>
+    </w:p>
+    <w:p>
+      <w:pPr>
+        <w:pStyle w:val="CAPoint"/>
+        <w:keepNext/>
+      </w:pPr>
+      <w:r>
+        <w:t xml:space="preserve">I.</w:t>
+      </w:r>
+      <w:r>
+        <w:t xml:space="preserve"> </w:t>
+      </w:r>
+      <w:r>
+        <w:t xml:space="preserve">A</w:t>
+      </w:r>
+      <w:r>
+        <w:t xml:space="preserve"> </w:t>
+      </w:r>
+      <w:r>
+        <w:t xml:space="preserve">motion</w:t>
+      </w:r>
+      <w:r>
+        <w:t xml:space="preserve"> </w:t>
+      </w:r>
+      <w:r>
+        <w:t xml:space="preserve">for</w:t>
+      </w:r>
+      <w:r>
+        <w:t xml:space="preserve"> </w:t>
+      </w:r>
+      <w:r>
+        <w:t xml:space="preserve">summary</w:t>
+      </w:r>
+      <w:r>
+        <w:t xml:space="preserve"> </w:t>
+      </w:r>
+      <w:r>
+        <w:t xml:space="preserve">judgment</w:t>
+      </w:r>
+      <w:r>
+        <w:t xml:space="preserve"> </w:t>
+      </w:r>
+      <w:r>
+        <w:t xml:space="preserve">based</w:t>
+      </w:r>
+      <w:r>
+        <w:t xml:space="preserve"> </w:t>
+      </w:r>
+      <w:r>
+        <w:t xml:space="preserve">on</w:t>
+      </w:r>
+      <w:r>
+        <w:t xml:space="preserve"> </w:t>
+      </w:r>
+      <w:r>
+        <w:t xml:space="preserve">use</w:t>
+      </w:r>
+      <w:r>
+        <w:t xml:space="preserve"> </w:t>
+      </w:r>
+      <w:r>
+        <w:t xml:space="preserve">of</w:t>
+      </w:r>
+      <w:r>
+        <w:t xml:space="preserve"> </w:t>
+      </w:r>
+      <w:r>
+        <w:t xml:space="preserve">force</w:t>
+      </w:r>
+      <w:r>
+        <w:t xml:space="preserve"> </w:t>
+      </w:r>
+      <w:r>
+        <w:t xml:space="preserve">is</w:t>
+      </w:r>
+      <w:r>
+        <w:t xml:space="preserve"> </w:t>
+      </w:r>
+      <w:r>
+        <w:t xml:space="preserve">reviewed</w:t>
+      </w:r>
+      <w:r>
+        <w:t xml:space="preserve"> </w:t>
+      </w:r>
+      <w:r>
+        <w:t xml:space="preserve">de</w:t>
+      </w:r>
+      <w:r>
+        <w:t xml:space="preserve"> </w:t>
+      </w:r>
+      <w:r>
+        <w:t xml:space="preserve">novo.</w:t>
+      </w:r>
+    </w:p>
+    <w:p>
+      <w:pPr>
+        <w:pStyle w:val="BodyText"/>
+      </w:pPr>
+      <w:r>
+        <w:t xml:space="preserve">“The court shall grant summary judgment if the movant shows that there is no genuine dispute as to any material fact and the movant is entitled to judgment as a matter of law.” Fed. R. Civ. P. 56(a).</w:t>
+      </w:r>
+    </w:p>
+    <w:p>
+      <w:pPr>
+        <w:pStyle w:val="BlockText"/>
+      </w:pPr>
+      <w:r>
+        <w:t xml:space="preserve">[W]here the nonmovant bears the burden of proof at trial, the movant may merely point to an absence of evidence, thus shifting to the non-movant the burden of demonstrating by competent summary judgment proof that there is an issue of material fact warranting trial. Only when “there is sufficient evidence favoring the nonmoving party for a jury to return a verdict for that party” is a full trial on the merits warranted.</w:t>
+      </w:r>
     </w:p>
     <w:p>
       <w:pPr>
         <w:pStyle w:val="FirstParagraph"/>
       </w:pPr>
       <w:r>
-        <w:t xml:space="preserve">This appeal is the second time this case has been heard by the Court. In its prior examination of this case, the Court examined the undisputed facts of the incident at issue.</w:t>
-      </w:r>
-      <w:r>
-        <w:t xml:space="preserve"> </w:t>
-      </w:r>
-      <w:r>
         <w:rPr>
           <w:i/>
           <w:iCs/>
         </w:rPr>
-        <w:t xml:space="preserve">See generally</w:t>
+        <w:t xml:space="preserve">Lindsey v. Sears Roebuck &amp; Co.</w:t>
+      </w:r>
+      <w:r>
+        <w:t xml:space="preserve">, 16 F.3d 616, 618 (5th Cir. 1994) (internal citations omitted) (quoting</w:t>
       </w:r>
       <w:r>
         <w:t xml:space="preserve"> </w:t>
@@ -79,23 +3498,358 @@
           <w:i/>
           <w:iCs/>
         </w:rPr>
-        <w:t xml:space="preserve">Dawes v. City of Dallas</w:t>
-      </w:r>
-      <w:r>
-        <w:t xml:space="preserve"> </w:t>
-      </w:r>
-      <w:r>
-        <w:t xml:space="preserve">(“</w:t>
+        <w:t xml:space="preserve">Anderson v. Liberty Lobby, Inc.</w:t>
+      </w:r>
+      <w:r>
+        <w:t xml:space="preserve">, 477 U.S. 242, 249 (1986)). All reasonable inferences must be viewed in the light most favorable to the party opposing summary judgment, and any doubt must be resolved in favor of the non-moving party.</w:t>
+      </w:r>
+      <w:r>
+        <w:t xml:space="preserve"> </w:t>
       </w:r>
       <w:r>
         <w:rPr>
           <w:i/>
           <w:iCs/>
         </w:rPr>
+        <w:t xml:space="preserve">Matsushita Elec. Indus. Co. v. Zenith Radio Corp.</w:t>
+      </w:r>
+      <w:r>
+        <w:t xml:space="preserve">, 475 U.S. 574, 587 (1986);</w:t>
+      </w:r>
+      <w:r>
+        <w:t xml:space="preserve"> </w:t>
+      </w:r>
+      <w:r>
+        <w:rPr>
+          <w:i/>
+          <w:iCs/>
+        </w:rPr>
+        <w:t xml:space="preserve">Hillman v. Loga</w:t>
+      </w:r>
+      <w:r>
+        <w:t xml:space="preserve">, 697 F.3d 299, 302 (5th Cir. 2012).</w:t>
+      </w:r>
+    </w:p>
+    <w:p>
+      <w:pPr>
+        <w:pStyle w:val="BodyText"/>
+      </w:pPr>
+      <w:r>
+        <w:t xml:space="preserve">To prevail on an excessive force claim, a plaintiff must show that the force employed was “objectively unreasonable.”</w:t>
+      </w:r>
+      <w:r>
+        <w:t xml:space="preserve"> </w:t>
+      </w:r>
+      <w:r>
+        <w:rPr>
+          <w:i/>
+          <w:iCs/>
+        </w:rPr>
+        <w:t xml:space="preserve">Graham v. Connor</w:t>
+      </w:r>
+      <w:r>
+        <w:t xml:space="preserve">, 490 U.S. 386, 397 (1989). “Excessive force claims are necessarily fact-intensive; whether the force used is excessive or unreasonable depends on the facts and circumstances of each particular case.”</w:t>
+      </w:r>
+      <w:r>
+        <w:t xml:space="preserve"> </w:t>
+      </w:r>
+      <w:r>
+        <w:rPr>
+          <w:i/>
+          <w:iCs/>
+        </w:rPr>
+        <w:t xml:space="preserve">Darden v. City of Fort Worth</w:t>
+      </w:r>
+      <w:r>
+        <w:t xml:space="preserve">, 880 F.3d 722, 728 (5th Cir. 2018) (cleaned up). The focus is not best practices or desired outcomes, but instead, “the touchstone of [the Court’s] inquiry is simply the reasonableness of the force employed.”</w:t>
+      </w:r>
+      <w:r>
+        <w:t xml:space="preserve"> </w:t>
+      </w:r>
+      <w:r>
+        <w:rPr>
+          <w:i/>
+          <w:iCs/>
+        </w:rPr>
+        <w:t xml:space="preserve">Buehler v. Dear</w:t>
+      </w:r>
+      <w:r>
+        <w:t xml:space="preserve">, 27 F.4th 969, 981 (5th Cir. 2022) (emphasis added).</w:t>
+      </w:r>
+    </w:p>
+    <w:p>
+      <w:pPr>
+        <w:pStyle w:val="CAPoint"/>
+        <w:keepNext/>
+      </w:pPr>
+      <w:r>
+        <w:t xml:space="preserve">II.</w:t>
+      </w:r>
+      <w:r>
+        <w:t xml:space="preserve"> </w:t>
+      </w:r>
+      <w:r>
+        <w:t xml:space="preserve">The</w:t>
+      </w:r>
+      <w:r>
+        <w:t xml:space="preserve"> </w:t>
+      </w:r>
+      <w:r>
+        <w:t xml:space="preserve">district</w:t>
+      </w:r>
+      <w:r>
+        <w:t xml:space="preserve"> </w:t>
+      </w:r>
+      <w:r>
+        <w:t xml:space="preserve">court</w:t>
+      </w:r>
+      <w:r>
+        <w:t xml:space="preserve"> </w:t>
+      </w:r>
+      <w:r>
+        <w:t xml:space="preserve">correctly</w:t>
+      </w:r>
+      <w:r>
+        <w:t xml:space="preserve"> </w:t>
+      </w:r>
+      <w:r>
+        <w:t xml:space="preserve">rendered</w:t>
+      </w:r>
+      <w:r>
+        <w:t xml:space="preserve"> </w:t>
+      </w:r>
+      <w:r>
+        <w:t xml:space="preserve">summary</w:t>
+      </w:r>
+      <w:r>
+        <w:t xml:space="preserve"> </w:t>
+      </w:r>
+      <w:r>
+        <w:t xml:space="preserve">judgment</w:t>
+      </w:r>
+      <w:r>
+        <w:t xml:space="preserve"> </w:t>
+      </w:r>
+      <w:r>
+        <w:t xml:space="preserve">for</w:t>
+      </w:r>
+      <w:r>
+        <w:t xml:space="preserve"> </w:t>
+      </w:r>
+      <w:r>
+        <w:t xml:space="preserve">the</w:t>
+      </w:r>
+      <w:r>
+        <w:t xml:space="preserve"> </w:t>
+      </w:r>
+      <w:r>
+        <w:t xml:space="preserve">City</w:t>
+      </w:r>
+      <w:r>
+        <w:t xml:space="preserve"> </w:t>
+      </w:r>
+      <w:r>
+        <w:t xml:space="preserve">on</w:t>
+      </w:r>
+      <w:r>
+        <w:t xml:space="preserve"> </w:t>
+      </w:r>
+      <w:r>
+        <w:t xml:space="preserve">Appellants’</w:t>
+      </w:r>
+      <w:r>
+        <w:t xml:space="preserve"> </w:t>
+      </w:r>
+      <w:r>
+        <w:rPr>
+          <w:i/>
+        </w:rPr>
+        <w:t xml:space="preserve">Monell</w:t>
+      </w:r>
+      <w:r>
+        <w:t xml:space="preserve"> </w:t>
+      </w:r>
+      <w:r>
+        <w:t xml:space="preserve">claims</w:t>
+      </w:r>
+      <w:r>
+        <w:t xml:space="preserve"> </w:t>
+      </w:r>
+      <w:r>
+        <w:t xml:space="preserve">on</w:t>
+      </w:r>
+      <w:r>
+        <w:t xml:space="preserve"> </w:t>
+      </w:r>
+      <w:r>
+        <w:t xml:space="preserve">the</w:t>
+      </w:r>
+      <w:r>
+        <w:t xml:space="preserve"> </w:t>
+      </w:r>
+      <w:r>
+        <w:t xml:space="preserve">ground</w:t>
+      </w:r>
+      <w:r>
+        <w:t xml:space="preserve"> </w:t>
+      </w:r>
+      <w:r>
+        <w:t xml:space="preserve">that</w:t>
+      </w:r>
+      <w:r>
+        <w:t xml:space="preserve"> </w:t>
+      </w:r>
+      <w:r>
+        <w:t xml:space="preserve">the</w:t>
+      </w:r>
+      <w:r>
+        <w:t xml:space="preserve"> </w:t>
+      </w:r>
+      <w:r>
+        <w:t xml:space="preserve">Officers</w:t>
+      </w:r>
+      <w:r>
+        <w:t xml:space="preserve"> </w:t>
+      </w:r>
+      <w:r>
+        <w:t xml:space="preserve">did</w:t>
+      </w:r>
+      <w:r>
+        <w:t xml:space="preserve"> </w:t>
+      </w:r>
+      <w:r>
+        <w:t xml:space="preserve">not</w:t>
+      </w:r>
+      <w:r>
+        <w:t xml:space="preserve"> </w:t>
+      </w:r>
+      <w:r>
+        <w:t xml:space="preserve">use</w:t>
+      </w:r>
+      <w:r>
+        <w:t xml:space="preserve"> </w:t>
+      </w:r>
+      <w:r>
+        <w:t xml:space="preserve">unreasonable</w:t>
+      </w:r>
+      <w:r>
+        <w:t xml:space="preserve"> </w:t>
+      </w:r>
+      <w:r>
+        <w:t xml:space="preserve">force</w:t>
+      </w:r>
+      <w:r>
+        <w:t xml:space="preserve"> </w:t>
+      </w:r>
+      <w:r>
+        <w:t xml:space="preserve">under</w:t>
+      </w:r>
+      <w:r>
+        <w:t xml:space="preserve"> </w:t>
+      </w:r>
+      <w:r>
+        <w:t xml:space="preserve">the</w:t>
+      </w:r>
+      <w:r>
+        <w:t xml:space="preserve"> </w:t>
+      </w:r>
+      <w:r>
+        <w:t xml:space="preserve">Fourth</w:t>
+      </w:r>
+      <w:r>
+        <w:t xml:space="preserve"> </w:t>
+      </w:r>
+      <w:r>
+        <w:t xml:space="preserve">Amendment.</w:t>
+      </w:r>
+    </w:p>
+    <w:p>
+      <w:pPr>
+        <w:pStyle w:val="BodyText"/>
+      </w:pPr>
+      <w:r>
+        <w:t xml:space="preserve">Appellants concede the settled principle of law that if a municipality’s employee has not violated an individual’s constitutional rights,</w:t>
+      </w:r>
+      <w:r>
+        <w:t xml:space="preserve"> </w:t>
+      </w:r>
+      <w:r>
+        <w:rPr>
+          <w:i/>
+          <w:iCs/>
+        </w:rPr>
+        <w:t xml:space="preserve">Monell</w:t>
+      </w:r>
+      <w:r>
+        <w:t xml:space="preserve"> </w:t>
+      </w:r>
+      <w:r>
+        <w:t xml:space="preserve">liability cannot attach to the municipal employer. (</w:t>
+      </w:r>
+      <w:r>
+        <w:rPr>
+          <w:i/>
+          <w:iCs/>
+        </w:rPr>
+        <w:t xml:space="preserve">See</w:t>
+      </w:r>
+      <w:r>
+        <w:t xml:space="preserve"> </w:t>
+      </w:r>
+      <w:r>
+        <w:t xml:space="preserve">Appellants’ Br. 30 [“If the Section 1983 claims against police officers are dismissed because of the lack of a constitutional violation, the claims against the City would also be defeated.”].)</w:t>
+      </w:r>
+      <w:r>
+        <w:t xml:space="preserve"> </w:t>
+      </w:r>
+      <w:r>
+        <w:rPr>
+          <w:i/>
+          <w:iCs/>
+        </w:rPr>
+        <w:t xml:space="preserve">See</w:t>
+      </w:r>
+      <w:r>
+        <w:t xml:space="preserve"> </w:t>
+      </w:r>
+      <w:r>
+        <w:rPr>
+          <w:i/>
+          <w:iCs/>
+        </w:rPr>
+        <w:t xml:space="preserve">Hicks-Fields v. Harris County</w:t>
+      </w:r>
+      <w:r>
+        <w:t xml:space="preserve">, 860 F.3d 803, 808 (5th Cir. 2017) (“‘As is well established, every</w:t>
+      </w:r>
+      <w:r>
+        <w:t xml:space="preserve"> </w:t>
+      </w:r>
+      <w:r>
+        <w:rPr>
+          <w:i/>
+          <w:iCs/>
+        </w:rPr>
+        <w:t xml:space="preserve">Monell</w:t>
+      </w:r>
+      <w:r>
+        <w:t xml:space="preserve"> </w:t>
+      </w:r>
+      <w:r>
+        <w:t xml:space="preserve">claim requires “an underlying constitutional violation.”’”). For the reasons stated below, the salient undisputed facts of this case—as determined in</w:t>
+      </w:r>
+      <w:r>
+        <w:t xml:space="preserve"> </w:t>
+      </w:r>
+      <w:r>
+        <w:rPr>
+          <w:i/>
+          <w:iCs/>
+        </w:rPr>
         <w:t xml:space="preserve">Dawes I</w:t>
       </w:r>
       <w:r>
-        <w:t xml:space="preserve">”), No. 22-10876, 2024 WL 2268529 (5th Cir. May 20, 2024), cert. denied, 145 S. Ct. 2699 (2025). As such, in addition to citations to the record on appeal, the City cites to the undisputed facts as described by the Court in</w:t>
+        <w:t xml:space="preserve">—show the officers did not violate Appellants’ Fourth Amendment rights. As such, their</w:t>
       </w:r>
       <w:r>
         <w:t xml:space="preserve"> </w:t>
@@ -105,509 +3859,865 @@
           <w:i/>
           <w:iCs/>
         </w:rPr>
-        <w:t xml:space="preserve">Dawes I</w:t>
+        <w:t xml:space="preserve">Monell</w:t>
+      </w:r>
+      <w:r>
+        <w:t xml:space="preserve"> </w:t>
+      </w:r>
+      <w:r>
+        <w:t xml:space="preserve">claims fail, and the Court should affirm the district court’s judgment.</w:t>
+      </w:r>
+    </w:p>
+    <w:p>
+      <w:pPr>
+        <w:pStyle w:val="CAHeadL3S1"/>
+        <w:keepNext/>
+      </w:pPr>
+      <w:r>
+        <w:t xml:space="preserve">A.</w:t>
+      </w:r>
+      <w:r>
+        <w:tab/>
+      </w:r>
+      <w:r>
+        <w:t xml:space="preserve">The</w:t>
+      </w:r>
+      <w:r>
+        <w:t xml:space="preserve"> </w:t>
+      </w:r>
+      <w:r>
+        <w:t xml:space="preserve">Graham</w:t>
+      </w:r>
+      <w:r>
+        <w:t xml:space="preserve"> </w:t>
+      </w:r>
+      <w:r>
+        <w:t xml:space="preserve">factors</w:t>
+      </w:r>
+      <w:r>
+        <w:t xml:space="preserve"> </w:t>
+      </w:r>
+      <w:r>
+        <w:t xml:space="preserve">show</w:t>
+      </w:r>
+      <w:r>
+        <w:t xml:space="preserve"> </w:t>
+      </w:r>
+      <w:r>
+        <w:t xml:space="preserve">the</w:t>
+      </w:r>
+      <w:r>
+        <w:t xml:space="preserve"> </w:t>
+      </w:r>
+      <w:r>
+        <w:t xml:space="preserve">Officers’</w:t>
+      </w:r>
+      <w:r>
+        <w:t xml:space="preserve"> </w:t>
+      </w:r>
+      <w:r>
+        <w:t xml:space="preserve">use</w:t>
+      </w:r>
+      <w:r>
+        <w:t xml:space="preserve"> </w:t>
+      </w:r>
+      <w:r>
+        <w:t xml:space="preserve">of</w:t>
+      </w:r>
+      <w:r>
+        <w:t xml:space="preserve"> </w:t>
+      </w:r>
+      <w:r>
+        <w:t xml:space="preserve">force</w:t>
+      </w:r>
+      <w:r>
+        <w:t xml:space="preserve"> </w:t>
+      </w:r>
+      <w:r>
+        <w:t xml:space="preserve">was</w:t>
+      </w:r>
+      <w:r>
+        <w:t xml:space="preserve"> </w:t>
+      </w:r>
+      <w:r>
+        <w:t xml:space="preserve">not</w:t>
+      </w:r>
+      <w:r>
+        <w:t xml:space="preserve"> </w:t>
+      </w:r>
+      <w:r>
+        <w:t xml:space="preserve">unreasonable.</w:t>
+      </w:r>
+    </w:p>
+    <w:p>
+      <w:pPr>
+        <w:pStyle w:val="BodyText"/>
+      </w:pPr>
+      <w:r>
+        <w:t xml:space="preserve">Determining whether a use of force was reasonable under the Fourth Amendment “is not capable of precise definition or mechanical application.”</w:t>
+      </w:r>
+      <w:r>
+        <w:t xml:space="preserve"> </w:t>
+      </w:r>
+      <w:r>
+        <w:rPr>
+          <w:i/>
+          <w:iCs/>
+        </w:rPr>
+        <w:t xml:space="preserve">Graham</w:t>
+      </w:r>
+      <w:r>
+        <w:t xml:space="preserve">, 490 U.S. 386 at 396 (quoting</w:t>
+      </w:r>
+      <w:r>
+        <w:t xml:space="preserve"> </w:t>
+      </w:r>
+      <w:r>
+        <w:rPr>
+          <w:i/>
+          <w:iCs/>
+        </w:rPr>
+        <w:t xml:space="preserve">Bell v. Wolfish</w:t>
+      </w:r>
+      <w:r>
+        <w:t xml:space="preserve">, 441 U.S. 520, 559 (1979)). Instead, “its proper application requires careful attention to the facts and circumstances of each particular case, including” what are known as the</w:t>
+      </w:r>
+      <w:r>
+        <w:t xml:space="preserve"> </w:t>
+      </w:r>
+      <w:r>
+        <w:rPr>
+          <w:i/>
+          <w:iCs/>
+        </w:rPr>
+        <w:t xml:space="preserve">Graham</w:t>
+      </w:r>
+      <w:r>
+        <w:t xml:space="preserve"> </w:t>
+      </w:r>
+      <w:r>
+        <w:t xml:space="preserve">factors: (1) “the severity of the crime at issue,” (2) “whether the suspect poses an immediate threat to the safety of the officers or others,” and (3) “whether he is actively resisting arrest or attempting to evade arrest by flight.”</w:t>
+      </w:r>
+      <w:r>
+        <w:t xml:space="preserve"> </w:t>
+      </w:r>
+      <w:r>
+        <w:rPr>
+          <w:i/>
+          <w:iCs/>
+        </w:rPr>
+        <w:t xml:space="preserve">Id.</w:t>
+      </w:r>
+    </w:p>
+    <w:p>
+      <w:pPr>
+        <w:pStyle w:val="CASection"/>
+        <w:keepNext/>
+      </w:pPr>
+      <w:r>
+        <w:t xml:space="preserve">Conclusion</w:t>
+      </w:r>
+    </w:p>
+    <w:p>
+      <w:pPr>
+        <w:pStyle w:val="CABodyLast"/>
+      </w:pPr>
+      <w:r>
+        <w:t xml:space="preserve">For the foregoing reasons, the Court should affirm the district court’s judgment.</w:t>
+      </w:r>
+    </w:p>
+    <w:p>
+      <w:pPr>
+        <w:pStyle w:val="CASigHead"/>
+        <w:keepNext/>
+      </w:pPr>
+      <w:r>
+        <w:t xml:space="preserve">Respectfully submitted,</w:t>
+      </w:r>
+    </w:p>
+    <w:p>
+      <w:pPr>
+        <w:pStyle w:val="CASignature"/>
+        <w:keepNext/>
+        <w:spacing w:before="336" w:after="0" w:line="400" w:lineRule="exact"/>
+      </w:pPr>
+      <w:r>
+        <w:t xml:space="preserve">s/ J. Cheves Ligon</w:t>
+      </w:r>
+      <w:r>
+        <w:br/>
+      </w:r>
+      <w:r>
+        <w:t xml:space="preserve">J. CHEVES LIGON</w:t>
+      </w:r>
+    </w:p>
+    <w:p>
+      <w:pPr>
+        <w:pStyle w:val="CASignature"/>
+        <w:keepNext/>
+        <w:ind w:left="4820" w:firstLine="0"/>
+      </w:pPr>
+      <w:r>
+        <w:rPr>
+          <w:i/>
+        </w:rPr>
+        <w:t xml:space="preserve">Assistant</w:t>
+      </w:r>
+      <w:r>
+        <w:rPr>
+          <w:i/>
+        </w:rPr>
+        <w:t xml:space="preserve"> </w:t>
+      </w:r>
+      <w:r>
+        <w:rPr>
+          <w:i/>
+        </w:rPr>
+        <w:t xml:space="preserve">City</w:t>
+      </w:r>
+      <w:r>
+        <w:rPr>
+          <w:i/>
+        </w:rPr>
+        <w:t xml:space="preserve"> </w:t>
+      </w:r>
+      <w:r>
+        <w:rPr>
+          <w:i/>
+        </w:rPr>
+        <w:t xml:space="preserve">Attorney</w:t>
+      </w:r>
+    </w:p>
+    <w:p>
+      <w:pPr>
+        <w:pStyle w:val="CASignature"/>
+        <w:keepNext/>
+        <w:ind w:left="4820" w:firstLine="0"/>
+      </w:pPr>
+      <w:r>
+        <w:rPr>
+          <w:i/>
+        </w:rPr>
+        <w:t xml:space="preserve">CITY</w:t>
+      </w:r>
+      <w:r>
+        <w:rPr>
+          <w:i/>
+        </w:rPr>
+        <w:t xml:space="preserve"> </w:t>
+      </w:r>
+      <w:r>
+        <w:rPr>
+          <w:i/>
+        </w:rPr>
+        <w:t xml:space="preserve">ATTORNEY’S</w:t>
+      </w:r>
+      <w:r>
+        <w:rPr>
+          <w:i/>
+        </w:rPr>
+        <w:t xml:space="preserve"> </w:t>
+      </w:r>
+      <w:r>
+        <w:rPr>
+          <w:i/>
+        </w:rPr>
+        <w:t xml:space="preserve">OFFICE</w:t>
+      </w:r>
+    </w:p>
+    <w:p>
+      <w:pPr>
+        <w:pStyle w:val="CASignature"/>
+        <w:keepNext/>
+        <w:ind w:left="4820" w:firstLine="0"/>
+      </w:pPr>
+      <w:r>
+        <w:rPr>
+          <w:i/>
+        </w:rPr>
+        <w:t xml:space="preserve">1500</w:t>
+      </w:r>
+      <w:r>
+        <w:rPr>
+          <w:i/>
+        </w:rPr>
+        <w:t xml:space="preserve"> </w:t>
+      </w:r>
+      <w:r>
+        <w:rPr>
+          <w:i/>
+        </w:rPr>
+        <w:t xml:space="preserve">Marilla</w:t>
+      </w:r>
+      <w:r>
+        <w:rPr>
+          <w:i/>
+        </w:rPr>
+        <w:t xml:space="preserve"> </w:t>
+      </w:r>
+      <w:r>
+        <w:rPr>
+          <w:i/>
+        </w:rPr>
+        <w:t xml:space="preserve">Street,</w:t>
+      </w:r>
+      <w:r>
+        <w:rPr>
+          <w:i/>
+        </w:rPr>
+        <w:t xml:space="preserve"> </w:t>
+      </w:r>
+      <w:r>
+        <w:rPr>
+          <w:i/>
+        </w:rPr>
+        <w:t xml:space="preserve">Room</w:t>
+      </w:r>
+      <w:r>
+        <w:rPr>
+          <w:i/>
+        </w:rPr>
+        <w:t xml:space="preserve"> </w:t>
+      </w:r>
+      <w:r>
+        <w:rPr>
+          <w:i/>
+        </w:rPr>
+        <w:t xml:space="preserve">7DN</w:t>
+      </w:r>
+    </w:p>
+    <w:p>
+      <w:pPr>
+        <w:pStyle w:val="CASignature"/>
+        <w:keepNext/>
+        <w:ind w:left="4820" w:firstLine="0"/>
+      </w:pPr>
+      <w:r>
+        <w:rPr>
+          <w:i/>
+        </w:rPr>
+        <w:t xml:space="preserve">Dallas,</w:t>
+      </w:r>
+      <w:r>
+        <w:rPr>
+          <w:i/>
+        </w:rPr>
+        <w:t xml:space="preserve"> </w:t>
+      </w:r>
+      <w:r>
+        <w:rPr>
+          <w:i/>
+        </w:rPr>
+        <w:t xml:space="preserve">Texas</w:t>
+      </w:r>
+      <w:r>
+        <w:rPr>
+          <w:i/>
+        </w:rPr>
+        <w:t xml:space="preserve"> </w:t>
+      </w:r>
+      <w:r>
+        <w:rPr>
+          <w:i/>
+        </w:rPr>
+        <w:t xml:space="preserve">75201</w:t>
+      </w:r>
+    </w:p>
+    <w:p>
+      <w:pPr>
+        <w:pStyle w:val="CASignature"/>
+        <w:keepNext/>
+        <w:ind w:left="4820" w:firstLine="0"/>
+      </w:pPr>
+      <w:r>
+        <w:rPr>
+          <w:i/>
+        </w:rPr>
+        <w:t xml:space="preserve">Telephone:</w:t>
+      </w:r>
+      <w:r>
+        <w:rPr>
+          <w:i/>
+        </w:rPr>
+        <w:t xml:space="preserve"> </w:t>
+      </w:r>
+      <w:r>
+        <w:rPr>
+          <w:i/>
+        </w:rPr>
+        <w:t xml:space="preserve">214</w:t>
+      </w:r>
+      <w:r>
+        <w:noBreakHyphen/>
+      </w:r>
+      <w:r>
+        <w:rPr>
+          <w:i/>
+        </w:rPr>
+        <w:t xml:space="preserve">670</w:t>
+      </w:r>
+      <w:r>
+        <w:noBreakHyphen/>
+      </w:r>
+      <w:r>
+        <w:rPr>
+          <w:i/>
+        </w:rPr>
+        <w:t xml:space="preserve">3519</w:t>
+      </w:r>
+    </w:p>
+    <w:p>
+      <w:pPr>
+        <w:pStyle w:val="CASignature"/>
+        <w:keepNext/>
+        <w:ind w:left="4820" w:firstLine="0"/>
+      </w:pPr>
+      <w:r>
+        <w:rPr>
+          <w:i/>
+        </w:rPr>
+        <w:t xml:space="preserve">john.ligon@dallas.gov</w:t>
+      </w:r>
+    </w:p>
+    <w:p>
+      <w:pPr>
+        <w:pStyle w:val="CASignature"/>
+        <w:spacing w:before="224" w:after="0" w:line="400" w:lineRule="exact"/>
+        <w:ind w:left="0" w:firstLine="0"/>
+      </w:pPr>
+      <w:r>
+        <w:t xml:space="preserve">January</w:t>
+      </w:r>
+      <w:r>
+        <w:t xml:space="preserve"> </w:t>
+      </w:r>
+      <w:r>
+        <w:t xml:space="preserve">30,</w:t>
+      </w:r>
+      <w:r>
+        <w:t xml:space="preserve"> </w:t>
+      </w:r>
+      <w:r>
+        <w:t xml:space="preserve">2026</w:t>
+      </w:r>
+    </w:p>
+    <w:p>
+      <w:pPr>
+        <w:pStyle w:val="CASection"/>
+        <w:pageBreakBefore/>
+        <w:spacing w:before="0" w:after="308" w:line="400" w:lineRule="exact"/>
+      </w:pPr>
+      <w:r>
+        <w:t xml:space="preserve">Certificate of Service</w:t>
+      </w:r>
+    </w:p>
+    <w:p>
+      <w:pPr>
+        <w:pStyle w:val="CACertificate"/>
+      </w:pPr>
+      <w:r>
+        <w:t xml:space="preserve">I certify that on </w:t>
+      </w:r>
+      <w:r>
+        <w:t xml:space="preserve">January</w:t>
+      </w:r>
+      <w:r>
+        <w:t xml:space="preserve"> </w:t>
+      </w:r>
+      <w:r>
+        <w:t xml:space="preserve">30,</w:t>
+      </w:r>
+      <w:r>
+        <w:t xml:space="preserve"> </w:t>
+      </w:r>
+      <w:r>
+        <w:t xml:space="preserve">2026</w:t>
+      </w:r>
+      <w:r>
+        <w:t xml:space="preserve">, the foregoing document was electronically filed with the Clerk of the Court for the United States Court of Appeals for the Fifth Circuit using the electronic case filing system of the Court. I further certify that I have complied with the privacy and redaction requirements of Fed. R. App. P. 25(a)⁠(5).</w:t>
+      </w:r>
+    </w:p>
+    <w:p>
+      <w:pPr>
+        <w:pStyle w:val="CACertificate"/>
+      </w:pPr>
+      <w:r>
+        <w:t xml:space="preserve">Service</w:t>
+      </w:r>
+      <w:r>
+        <w:t xml:space="preserve"> </w:t>
+      </w:r>
+      <w:r>
+        <w:t xml:space="preserve">is</w:t>
+      </w:r>
+      <w:r>
+        <w:t xml:space="preserve"> </w:t>
+      </w:r>
+      <w:r>
+        <w:t xml:space="preserve">made</w:t>
+      </w:r>
+      <w:r>
+        <w:t xml:space="preserve"> </w:t>
+      </w:r>
+      <w:r>
+        <w:t xml:space="preserve">through</w:t>
+      </w:r>
+      <w:r>
+        <w:t xml:space="preserve"> </w:t>
+      </w:r>
+      <w:r>
+        <w:t xml:space="preserve">the</w:t>
+      </w:r>
+      <w:r>
+        <w:t xml:space="preserve"> </w:t>
+      </w:r>
+      <w:r>
+        <w:t xml:space="preserve">Court’s</w:t>
+      </w:r>
+      <w:r>
+        <w:t xml:space="preserve"> </w:t>
+      </w:r>
+      <w:r>
+        <w:t xml:space="preserve">Notice</w:t>
+      </w:r>
+      <w:r>
+        <w:t xml:space="preserve"> </w:t>
+      </w:r>
+      <w:r>
+        <w:t xml:space="preserve">of</w:t>
+      </w:r>
+      <w:r>
+        <w:t xml:space="preserve"> </w:t>
+      </w:r>
+      <w:r>
+        <w:t xml:space="preserve">Docket</w:t>
+      </w:r>
+      <w:r>
+        <w:t xml:space="preserve"> </w:t>
+      </w:r>
+      <w:r>
+        <w:t xml:space="preserve">Activity</w:t>
+      </w:r>
+      <w:r>
+        <w:t xml:space="preserve"> </w:t>
+      </w:r>
+      <w:r>
+        <w:t xml:space="preserve">on</w:t>
+      </w:r>
+      <w:r>
+        <w:t xml:space="preserve"> </w:t>
+      </w:r>
+      <w:r>
+        <w:t xml:space="preserve">Thad</w:t>
+      </w:r>
+      <w:r>
+        <w:t xml:space="preserve"> </w:t>
+      </w:r>
+      <w:r>
+        <w:t xml:space="preserve">D.</w:t>
+      </w:r>
+      <w:r>
+        <w:t xml:space="preserve"> </w:t>
+      </w:r>
+      <w:r>
+        <w:t xml:space="preserve">Spalding,</w:t>
+      </w:r>
+      <w:r>
+        <w:t xml:space="preserve"> </w:t>
+      </w:r>
+      <w:r>
+        <w:t xml:space="preserve">Shelby</w:t>
+      </w:r>
+      <w:r>
+        <w:t xml:space="preserve"> </w:t>
+      </w:r>
+      <w:r>
+        <w:t xml:space="preserve">White,</w:t>
+      </w:r>
+      <w:r>
+        <w:t xml:space="preserve"> </w:t>
+      </w:r>
+      <w:r>
+        <w:t xml:space="preserve">and</w:t>
+      </w:r>
+      <w:r>
+        <w:t xml:space="preserve"> </w:t>
+      </w:r>
+      <w:r>
+        <w:t xml:space="preserve">Daryl</w:t>
+      </w:r>
+      <w:r>
+        <w:t xml:space="preserve"> </w:t>
+      </w:r>
+      <w:r>
+        <w:t xml:space="preserve">K.</w:t>
+      </w:r>
+      <w:r>
+        <w:t xml:space="preserve"> </w:t>
+      </w:r>
+      <w:r>
+        <w:t xml:space="preserve">Washington,</w:t>
+      </w:r>
+      <w:r>
+        <w:t xml:space="preserve"> </w:t>
+      </w:r>
+      <w:r>
+        <w:t xml:space="preserve">counsel</w:t>
+      </w:r>
+      <w:r>
+        <w:t xml:space="preserve"> </w:t>
+      </w:r>
+      <w:r>
+        <w:t xml:space="preserve">for</w:t>
+      </w:r>
+      <w:r>
+        <w:t xml:space="preserve"> </w:t>
+      </w:r>
+      <w:r>
+        <w:t xml:space="preserve">Appellants,</w:t>
+      </w:r>
+      <w:r>
+        <w:t xml:space="preserve"> </w:t>
+      </w:r>
+      <w:r>
+        <w:t xml:space="preserve">who</w:t>
+      </w:r>
+      <w:r>
+        <w:t xml:space="preserve"> </w:t>
+      </w:r>
+      <w:r>
+        <w:t xml:space="preserve">have</w:t>
+      </w:r>
+      <w:r>
+        <w:t xml:space="preserve"> </w:t>
+      </w:r>
+      <w:r>
+        <w:t xml:space="preserve">consented</w:t>
+      </w:r>
+      <w:r>
+        <w:t xml:space="preserve"> </w:t>
+      </w:r>
+      <w:r>
+        <w:t xml:space="preserve">in</w:t>
+      </w:r>
+      <w:r>
+        <w:t xml:space="preserve"> </w:t>
+      </w:r>
+      <w:r>
+        <w:t xml:space="preserve">writing</w:t>
+      </w:r>
+      <w:r>
+        <w:t xml:space="preserve"> </w:t>
+      </w:r>
+      <w:r>
+        <w:t xml:space="preserve">to</w:t>
+      </w:r>
+      <w:r>
+        <w:t xml:space="preserve"> </w:t>
+      </w:r>
+      <w:r>
+        <w:t xml:space="preserve">accept</w:t>
+      </w:r>
+      <w:r>
+        <w:t xml:space="preserve"> </w:t>
+      </w:r>
+      <w:r>
+        <w:t xml:space="preserve">such</w:t>
+      </w:r>
+      <w:r>
+        <w:t xml:space="preserve"> </w:t>
+      </w:r>
+      <w:r>
+        <w:t xml:space="preserve">notice</w:t>
+      </w:r>
+      <w:r>
+        <w:t xml:space="preserve"> </w:t>
+      </w:r>
+      <w:r>
+        <w:t xml:space="preserve">as</w:t>
+      </w:r>
+      <w:r>
+        <w:t xml:space="preserve"> </w:t>
+      </w:r>
+      <w:r>
+        <w:t xml:space="preserve">service</w:t>
+      </w:r>
+      <w:r>
+        <w:t xml:space="preserve"> </w:t>
+      </w:r>
+      <w:r>
+        <w:t xml:space="preserve">of</w:t>
+      </w:r>
+      <w:r>
+        <w:t xml:space="preserve"> </w:t>
+      </w:r>
+      <w:r>
+        <w:t xml:space="preserve">this</w:t>
+      </w:r>
+      <w:r>
+        <w:t xml:space="preserve"> </w:t>
+      </w:r>
+      <w:r>
+        <w:t xml:space="preserve">document</w:t>
+      </w:r>
+      <w:r>
+        <w:t xml:space="preserve"> </w:t>
+      </w:r>
+      <w:r>
+        <w:t xml:space="preserve">by</w:t>
+      </w:r>
+      <w:r>
+        <w:t xml:space="preserve"> </w:t>
+      </w:r>
+      <w:r>
+        <w:t xml:space="preserve">electronic</w:t>
+      </w:r>
+      <w:r>
+        <w:t xml:space="preserve"> </w:t>
+      </w:r>
+      <w:r>
+        <w:t xml:space="preserve">means.</w:t>
+      </w:r>
+    </w:p>
+    <w:p>
+      <w:pPr>
+        <w:pStyle w:val="CAMark"/>
+        <w:spacing w:before="392" w:after="0" w:line="400" w:lineRule="exact"/>
+      </w:pPr>
+      <w:r>
+        <w:t xml:space="preserve">s/ J. Cheves Ligon</w:t>
+      </w:r>
+      <w:r>
+        <w:br/>
+      </w:r>
+      <w:r>
+        <w:t xml:space="preserve">Assistant</w:t>
+      </w:r>
+      <w:r>
+        <w:t xml:space="preserve"> </w:t>
+      </w:r>
+      <w:r>
+        <w:t xml:space="preserve">City</w:t>
+      </w:r>
+      <w:r>
+        <w:t xml:space="preserve"> </w:t>
+      </w:r>
+      <w:r>
+        <w:t xml:space="preserve">Attorney</w:t>
+      </w:r>
+    </w:p>
+    <w:p>
+      <w:pPr>
+        <w:pStyle w:val="CASection"/>
+        <w:pageBreakBefore/>
+        <w:spacing w:before="0" w:after="308" w:line="400" w:lineRule="exact"/>
+      </w:pPr>
+      <w:r>
+        <w:t xml:space="preserve">Certificate of Compliance</w:t>
+      </w:r>
+    </w:p>
+    <w:p>
+      <w:pPr>
+        <w:pStyle w:val="CACertificate"/>
+        <w:tabs>
+          <w:tab w:val="left" w:pos="322"/>
+        </w:tabs>
+      </w:pPr>
+      <w:r>
+        <w:t xml:space="preserve">1.</w:t>
+      </w:r>
+      <w:r>
+        <w:tab/>
+      </w:r>
+      <w:r>
+        <w:t xml:space="preserve">This brief complies with the type-volume limitation of Fed. R. App. P. 32(a)⁠(7)⁠(B) because: this brief contains 1,333 words, excluding the parts of the brief exempted by Fed. R. App. P. 32(f).</w:t>
+      </w:r>
+    </w:p>
+    <w:p>
+      <w:pPr>
+        <w:pStyle w:val="CACertificate"/>
+        <w:tabs>
+          <w:tab w:val="left" w:pos="322"/>
+        </w:tabs>
+      </w:pPr>
+      <w:r>
+        <w:t xml:space="preserve">2.</w:t>
+      </w:r>
+      <w:r>
+        <w:tab/>
+      </w:r>
+      <w:r>
+        <w:t xml:space="preserve">This brief complies with the typeface requirements of Fed. R. App. P. 32(a)⁠(5) and the type style requirements of Fed. R. App. P. 32(a)⁠(6) because: this brief has been prepared in a proportionally spaced typeface using </w:t>
+      </w:r>
+      <w:r>
+        <w:t xml:space="preserve">Typst</w:t>
+      </w:r>
+      <w:r>
+        <w:t xml:space="preserve"> </w:t>
+      </w:r>
+      <w:r>
+        <w:t xml:space="preserve">0.15.0</w:t>
+      </w:r>
+      <w:r>
+        <w:t xml:space="preserve"> </w:t>
+      </w:r>
+      <w:r>
+        <w:t xml:space="preserve">in</w:t>
+      </w:r>
+      <w:r>
+        <w:t xml:space="preserve"> </w:t>
+      </w:r>
+      <w:r>
+        <w:t xml:space="preserve">14-point</w:t>
+      </w:r>
+      <w:r>
+        <w:t xml:space="preserve"> </w:t>
+      </w:r>
+      <w:r>
+        <w:t xml:space="preserve">Liberation</w:t>
+      </w:r>
+      <w:r>
+        <w:t xml:space="preserve"> </w:t>
+      </w:r>
+      <w:r>
+        <w:t xml:space="preserve">Serif</w:t>
       </w:r>
       <w:r>
         <w:t xml:space="preserve">.</w:t>
       </w:r>
-      <w:r>
-        <w:rPr>
-          <w:rStyle w:val="FootnoteReference"/>
-        </w:rPr>
-        <w:footnoteReference w:id="11"/>
-      </w:r>
-    </w:p>
-    <w:p>
-      <w:pPr>
-        <w:pStyle w:val="BodyText"/>
-      </w:pPr>
-      <w:r>
-        <w:t xml:space="preserve">On January 17, 2017, six officers with the Dallas Police Department (“DPD”)—Officers Christopher Hess, Jason Kimpel, Christopher Alisch, Zachary Hopkins, Erin Evans, and Peter Lickwar (the “Officers”)—were dispatched to investigate a suspicious vehicle parked in the parking lot of a Dallas apartment complex.</w:t>
-      </w:r>
-      <w:r>
-        <w:t xml:space="preserve"> </w:t>
-      </w:r>
-      <w:r>
-        <w:rPr>
-          <w:i/>
-          <w:iCs/>
-        </w:rPr>
-        <w:t xml:space="preserve">Dawes I</w:t>
-      </w:r>
-      <w:r>
-        <w:t xml:space="preserve">, 2024 WL 2268529, at *1; ROA.805. Dawes and Rosales (together, “Appellants”) were inside the vehicle, a Dodge Journey, which had been reported stolen.</w:t>
-      </w:r>
-      <w:r>
-        <w:t xml:space="preserve"> </w:t>
-      </w:r>
-      <w:r>
-        <w:rPr>
-          <w:i/>
-          <w:iCs/>
-        </w:rPr>
-        <w:t xml:space="preserve">Dawes I</w:t>
-      </w:r>
-      <w:r>
-        <w:t xml:space="preserve">, 2024 WL 2268529, at *1; ROA.810-11. Officers Alisch and Hopkins were the first to arrive at the scene.</w:t>
-      </w:r>
-      <w:r>
-        <w:t xml:space="preserve"> </w:t>
-      </w:r>
-      <w:r>
-        <w:rPr>
-          <w:i/>
-          <w:iCs/>
-        </w:rPr>
-        <w:t xml:space="preserve">Dawes I</w:t>
-      </w:r>
-      <w:r>
-        <w:t xml:space="preserve">, 2024 WL 2268529, at *1; ROA.1092 [Hopkins Bodycam 2:30-3:00]. They located the vehicle, “which was boxed in on three of four sides—by fences to the front and left and by another car to the right.”</w:t>
-      </w:r>
-      <w:r>
-        <w:t xml:space="preserve"> </w:t>
-      </w:r>
-      <w:r>
-        <w:rPr>
-          <w:i/>
-          <w:iCs/>
-        </w:rPr>
-        <w:t xml:space="preserve">Dawes I</w:t>
-      </w:r>
-      <w:r>
-        <w:t xml:space="preserve">, 2024 WL 2268529, at *1; ROA.1092 [Hopkins Bodycam 3:15]. Officers Alisch and Hopkins immediately began giving loud verbal commands to Appellants to “put [their] hands out the window.”</w:t>
-      </w:r>
-      <w:r>
-        <w:t xml:space="preserve"> </w:t>
-      </w:r>
-      <w:r>
-        <w:rPr>
-          <w:i/>
-          <w:iCs/>
-        </w:rPr>
-        <w:t xml:space="preserve">Dawes I</w:t>
-      </w:r>
-      <w:r>
-        <w:t xml:space="preserve">, 2024 WL 2268529, at *1; ROA.1092 [Hopkins Bodycam 3:15-3:30].</w:t>
-      </w:r>
-    </w:p>
-    <w:p>
-      <w:pPr>
-        <w:pStyle w:val="Heading1"/>
-      </w:pPr>
-      <w:bookmarkStart w:id="12" w:name="_46604d111831f1e81d7ad6a7ac73e8c7d2c5dc8"/>
-      <w:r>
-        <w:t xml:space="preserve">Summary of Argument</w:t>
-      </w:r>
-      <w:bookmarkEnd w:id="12"/>
-    </w:p>
-    <w:p>
-      <w:pPr>
-        <w:pStyle w:val="FirstParagraph"/>
-      </w:pPr>
-      <w:r>
-        <w:t xml:space="preserve">The Court should affirm the district court’s judgment. The undisputed facts establish that: the Officers were responding to a call of a suspicious vehicle; the vehicle was reported to be stolen; the Officers identified themselves as police and gave repeated verbal commands to the occupants of the vehicle to show their hands; the occupants of the vehicle ignored the commands; the occupants of the vehicle instead started the engine and began trying to back the vehicle out of parking space striking a fence and patrol car in the process; that two officers were in the path of the vehicle within seconds of when officers initiated force; and the officers that fired their weapons still believed fellow officers were in the vehicle’s path and thus in imminent danger. On these facts, the district court correctly held that the Officers’ use of force did not violate the Fourth Amendment.</w:t>
-      </w:r>
-    </w:p>
-    <w:p>
-      <w:pPr>
-        <w:pStyle w:val="BodyText"/>
-      </w:pPr>
-      <w:r>
-        <w:t xml:space="preserve">Additionally, even assuming the Officers’ force was unreasonable (it was not), the district court correctly entered summary judgment for the City because Appellants failed to demonstrate</w:t>
-      </w:r>
-      <w:r>
-        <w:t xml:space="preserve"> </w:t>
-      </w:r>
-      <w:r>
-        <w:rPr>
-          <w:i/>
-          <w:iCs/>
-        </w:rPr>
-        <w:t xml:space="preserve">Monell</w:t>
-      </w:r>
-      <w:r>
-        <w:t xml:space="preserve"> </w:t>
-      </w:r>
-      <w:r>
-        <w:t xml:space="preserve">liability. In holding that Appellants could not establish</w:t>
-      </w:r>
-      <w:r>
-        <w:t xml:space="preserve"> </w:t>
-      </w:r>
-      <w:r>
-        <w:rPr>
-          <w:i/>
-          <w:iCs/>
-        </w:rPr>
-        <w:t xml:space="preserve">Monell</w:t>
-      </w:r>
-      <w:r>
-        <w:t xml:space="preserve"> </w:t>
-      </w:r>
-      <w:r>
-        <w:t xml:space="preserve">liability, the district court correctly applied this Court’s controlling precedent holding that where, as here, municipal employees’ conduct does not violate clearly established law, their governmental employer cannot be deemed to have been deliberately indifferent on a failure-to-train theory.</w:t>
-      </w:r>
-    </w:p>
-    <w:p>
-      <w:pPr>
-        <w:pStyle w:val="Heading1"/>
-      </w:pPr>
-      <w:bookmarkStart w:id="13" w:name="_argument"/>
-      <w:r>
-        <w:t xml:space="preserve">Argument</w:t>
-      </w:r>
-      <w:bookmarkEnd w:id="13"/>
-    </w:p>
-    <w:p>
-      <w:pPr>
-        <w:pStyle w:val="Heading2"/>
-      </w:pPr>
-      <w:bookmarkStart w:id="14" w:name="_f08f22a2d1a5ebe2d04ede94d2daa688fb35e66"/>
-      <w:r>
-        <w:t xml:space="preserve">A motion for summary judgment based on use of force is reviewed de novo.</w:t>
-      </w:r>
-      <w:bookmarkEnd w:id="14"/>
-    </w:p>
-    <w:p>
-      <w:pPr>
-        <w:pStyle w:val="FirstParagraph"/>
-      </w:pPr>
-      <w:r>
-        <w:t xml:space="preserve">“The court shall grant summary judgment if the movant shows that there is no genuine dispute as to any material fact and the movant is entitled to judgment as a matter of law.” Fed. R. Civ. P. 56(a).</w:t>
-      </w:r>
-    </w:p>
-    <w:p>
-      <w:pPr>
-        <w:pStyle w:val="BlockText"/>
-      </w:pPr>
-      <w:r>
-        <w:t xml:space="preserve">[W]here the nonmovant bears the burden of proof at trial, the movant may merely point to an absence of evidence, thus shifting to the non-movant the burden of demonstrating by competent summary judgment proof that there is an issue of material fact warranting trial. Only when “there is sufficient evidence favoring the nonmoving party for a jury to return a verdict for that party” is a full trial on the merits warranted.</w:t>
-      </w:r>
-    </w:p>
-    <w:p>
-      <w:pPr>
-        <w:pStyle w:val="FirstParagraph"/>
-      </w:pPr>
-      <w:r>
-        <w:rPr>
-          <w:i/>
-          <w:iCs/>
-        </w:rPr>
-        <w:t xml:space="preserve">Lindsey v. Sears Roebuck &amp; Co.</w:t>
-      </w:r>
-      <w:r>
-        <w:t xml:space="preserve">, 16 F.3d 616, 618 (5th Cir. 1994) (internal citations omitted) (quoting</w:t>
-      </w:r>
-      <w:r>
-        <w:t xml:space="preserve"> </w:t>
-      </w:r>
-      <w:r>
-        <w:rPr>
-          <w:i/>
-          <w:iCs/>
-        </w:rPr>
-        <w:t xml:space="preserve">Anderson v. Liberty Lobby, Inc.</w:t>
-      </w:r>
-      <w:r>
-        <w:t xml:space="preserve">, 477 U.S. 242, 249 (1986)). All reasonable inferences must be viewed in the light most favorable to the party opposing summary judgment, and any doubt must be resolved in favor of the non-moving party.</w:t>
-      </w:r>
-      <w:r>
-        <w:t xml:space="preserve"> </w:t>
-      </w:r>
-      <w:r>
-        <w:rPr>
-          <w:i/>
-          <w:iCs/>
-        </w:rPr>
-        <w:t xml:space="preserve">Matsushita Elec. Indus. Co. v. Zenith Radio Corp.</w:t>
-      </w:r>
-      <w:r>
-        <w:t xml:space="preserve">, 475 U.S. 574, 587 (1986);</w:t>
-      </w:r>
-      <w:r>
-        <w:t xml:space="preserve"> </w:t>
-      </w:r>
-      <w:r>
-        <w:rPr>
-          <w:i/>
-          <w:iCs/>
-        </w:rPr>
-        <w:t xml:space="preserve">Hillman v. Loga</w:t>
-      </w:r>
-      <w:r>
-        <w:t xml:space="preserve">, 697 F.3d 299, 302 (5th Cir. 2012).</w:t>
-      </w:r>
-    </w:p>
-    <w:p>
-      <w:pPr>
-        <w:pStyle w:val="BodyText"/>
-      </w:pPr>
-      <w:r>
-        <w:t xml:space="preserve">To prevail on an excessive force claim, a plaintiff must show that the force employed was “objectively unreasonable.”</w:t>
-      </w:r>
-      <w:r>
-        <w:t xml:space="preserve"> </w:t>
-      </w:r>
-      <w:r>
-        <w:rPr>
-          <w:i/>
-          <w:iCs/>
-        </w:rPr>
-        <w:t xml:space="preserve">Graham v. Connor</w:t>
-      </w:r>
-      <w:r>
-        <w:t xml:space="preserve">, 490 U.S. 386, 397 (1989). “Excessive force claims are necessarily fact-intensive; whether the force used is excessive or unreasonable depends on the facts and circumstances of each particular case.”</w:t>
-      </w:r>
-      <w:r>
-        <w:t xml:space="preserve"> </w:t>
-      </w:r>
-      <w:r>
-        <w:rPr>
-          <w:i/>
-          <w:iCs/>
-        </w:rPr>
-        <w:t xml:space="preserve">Darden v. City of Fort Worth</w:t>
-      </w:r>
-      <w:r>
-        <w:t xml:space="preserve">, 880 F.3d 722, 728 (5th Cir. 2018) (cleaned up). The focus is not best practices or desired outcomes, but instead, “the touchstone of [the Court’s] inquiry is simply the reasonableness of the force employed.”</w:t>
-      </w:r>
-      <w:r>
-        <w:t xml:space="preserve"> </w:t>
-      </w:r>
-      <w:r>
-        <w:rPr>
-          <w:i/>
-          <w:iCs/>
-        </w:rPr>
-        <w:t xml:space="preserve">Buehler v. Dear</w:t>
-      </w:r>
-      <w:r>
-        <w:t xml:space="preserve">, 27 F.4th 969, 981 (5th Cir. 2022) (emphasis added).</w:t>
-      </w:r>
-    </w:p>
-    <w:p>
-      <w:pPr>
-        <w:pStyle w:val="Heading2"/>
-      </w:pPr>
-      <w:bookmarkStart w:id="15" w:name="_3efb0aefae10f2b4ebe11b798da7c93cc2a68cc"/>
-      <w:r>
-        <w:t xml:space="preserve">The district court correctly rendered summary judgment for the City on Appellants’</w:t>
-      </w:r>
-      <w:r>
-        <w:t xml:space="preserve"> </w:t>
-      </w:r>
-      <w:r>
-        <w:rPr>
-          <w:i/>
-          <w:iCs/>
-        </w:rPr>
-        <w:t xml:space="preserve">Monell</w:t>
-      </w:r>
-      <w:r>
-        <w:t xml:space="preserve"> </w:t>
-      </w:r>
-      <w:r>
-        <w:t xml:space="preserve">claims on the ground that the Officers did not use unreasonable force under the Fourth Amendment.</w:t>
-      </w:r>
-      <w:bookmarkEnd w:id="15"/>
-    </w:p>
-    <w:p>
-      <w:pPr>
-        <w:pStyle w:val="FirstParagraph"/>
-      </w:pPr>
-      <w:r>
-        <w:t xml:space="preserve">Appellants concede the settled principle of law that if a municipality’s employee has not violated an individual’s constitutional rights,</w:t>
-      </w:r>
-      <w:r>
-        <w:t xml:space="preserve"> </w:t>
-      </w:r>
-      <w:r>
-        <w:rPr>
-          <w:i/>
-          <w:iCs/>
-        </w:rPr>
-        <w:t xml:space="preserve">Monell</w:t>
-      </w:r>
-      <w:r>
-        <w:t xml:space="preserve"> </w:t>
-      </w:r>
-      <w:r>
-        <w:t xml:space="preserve">liability cannot attach to the municipal employer. (</w:t>
-      </w:r>
-      <w:r>
-        <w:rPr>
-          <w:i/>
-          <w:iCs/>
-        </w:rPr>
-        <w:t xml:space="preserve">See</w:t>
-      </w:r>
-      <w:r>
-        <w:t xml:space="preserve"> </w:t>
-      </w:r>
-      <w:r>
-        <w:t xml:space="preserve">Appellants’ Br. 30 [“If the Section 1983 claims against police officers are dismissed because of the lack of a constitutional violation, the claims against the City would also be defeated.”].)</w:t>
-      </w:r>
-      <w:r>
-        <w:t xml:space="preserve"> </w:t>
-      </w:r>
-      <w:r>
-        <w:rPr>
-          <w:i/>
-          <w:iCs/>
-        </w:rPr>
-        <w:t xml:space="preserve">See</w:t>
-      </w:r>
-      <w:r>
-        <w:t xml:space="preserve"> </w:t>
-      </w:r>
-      <w:r>
-        <w:rPr>
-          <w:i/>
-          <w:iCs/>
-        </w:rPr>
-        <w:t xml:space="preserve">Hicks-Fields v. Harris County</w:t>
-      </w:r>
-      <w:r>
-        <w:t xml:space="preserve">, 860 F.3d 803, 808 (5th Cir. 2017) (“‘As is well established, every</w:t>
-      </w:r>
-      <w:r>
-        <w:t xml:space="preserve"> </w:t>
-      </w:r>
-      <w:r>
-        <w:rPr>
-          <w:i/>
-          <w:iCs/>
-        </w:rPr>
-        <w:t xml:space="preserve">Monell</w:t>
-      </w:r>
-      <w:r>
-        <w:t xml:space="preserve"> </w:t>
-      </w:r>
-      <w:r>
-        <w:t xml:space="preserve">claim requires “an underlying constitutional violation.”’”). For the reasons stated below, the salient undisputed facts of this case—as determined in</w:t>
-      </w:r>
-      <w:r>
-        <w:t xml:space="preserve"> </w:t>
-      </w:r>
-      <w:r>
-        <w:rPr>
-          <w:i/>
-          <w:iCs/>
-        </w:rPr>
-        <w:t xml:space="preserve">Dawes I</w:t>
-      </w:r>
-      <w:r>
-        <w:t xml:space="preserve">—show the officers did not violate Appellants’ Fourth Amendment rights. As such, their</w:t>
-      </w:r>
-      <w:r>
-        <w:t xml:space="preserve"> </w:t>
-      </w:r>
-      <w:r>
-        <w:rPr>
-          <w:i/>
-          <w:iCs/>
-        </w:rPr>
-        <w:t xml:space="preserve">Monell</w:t>
-      </w:r>
-      <w:r>
-        <w:t xml:space="preserve"> </w:t>
-      </w:r>
-      <w:r>
-        <w:t xml:space="preserve">claims fail, and the Court should affirm the district court’s judgment.</w:t>
-      </w:r>
-    </w:p>
-    <w:p>
-      <w:pPr>
-        <w:pStyle w:val="Heading3"/>
-      </w:pPr>
-      <w:bookmarkStart w:id="16" w:name="_ce523b67e51bd1abc3299d0b83b43d9ebb59f59"/>
-      <w:r>
-        <w:t xml:space="preserve">The Graham factors show the Officers’ use of force was not unreasonable.</w:t>
-      </w:r>
-      <w:bookmarkEnd w:id="16"/>
-    </w:p>
-    <w:p>
-      <w:pPr>
-        <w:pStyle w:val="FirstParagraph"/>
-      </w:pPr>
-      <w:r>
-        <w:t xml:space="preserve">Determining whether a use of force was reasonable under the Fourth Amendment “is not capable of precise definition or mechanical application.”</w:t>
-      </w:r>
-      <w:r>
-        <w:t xml:space="preserve"> </w:t>
-      </w:r>
-      <w:r>
-        <w:rPr>
-          <w:i/>
-          <w:iCs/>
-        </w:rPr>
-        <w:t xml:space="preserve">Graham</w:t>
-      </w:r>
-      <w:r>
-        <w:t xml:space="preserve">, 490 U.S. 386 at 396 (quoting</w:t>
-      </w:r>
-      <w:r>
-        <w:t xml:space="preserve"> </w:t>
-      </w:r>
-      <w:r>
-        <w:rPr>
-          <w:i/>
-          <w:iCs/>
-        </w:rPr>
-        <w:t xml:space="preserve">Bell v. Wolfish</w:t>
-      </w:r>
-      <w:r>
-        <w:t xml:space="preserve">, 441 U.S. 520, 559 (1979)). Instead, “its proper application requires careful attention to the facts and circumstances of each particular case, including” what are known as the</w:t>
-      </w:r>
-      <w:r>
-        <w:t xml:space="preserve"> </w:t>
-      </w:r>
-      <w:r>
-        <w:rPr>
-          <w:i/>
-          <w:iCs/>
-        </w:rPr>
-        <w:t xml:space="preserve">Graham</w:t>
-      </w:r>
-      <w:r>
-        <w:t xml:space="preserve"> </w:t>
-      </w:r>
-      <w:r>
-        <w:t xml:space="preserve">factors: (1) “the severity of the crime at issue,” (2) “whether the suspect poses an immediate threat to the safety of the officers or others,” and (3) “whether he is actively resisting arrest or attempting to evade arrest by flight.”</w:t>
-      </w:r>
-      <w:r>
-        <w:t xml:space="preserve"> </w:t>
-      </w:r>
-      <w:r>
-        <w:rPr>
-          <w:i/>
-          <w:iCs/>
-        </w:rPr>
-        <w:t xml:space="preserve">Id.</w:t>
-      </w:r>
-    </w:p>
-    <w:p>
-      <w:pPr>
-        <w:pStyle w:val="Heading1"/>
-      </w:pPr>
-      <w:bookmarkStart w:id="17" w:name="_conclusion"/>
-      <w:r>
-        <w:t xml:space="preserve">Conclusion</w:t>
-      </w:r>
-      <w:bookmarkEnd w:id="17"/>
-    </w:p>
-    <w:p>
-      <w:pPr>
-        <w:pStyle w:val="FirstParagraph"/>
-      </w:pPr>
-      <w:r>
-        <w:t xml:space="preserve">For the foregoing reasons, the Court should affirm the district court’s judgment.</w:t>
+    </w:p>
+    <w:p>
+      <w:pPr>
+        <w:pStyle w:val="CAMark"/>
+        <w:spacing w:before="392" w:after="0" w:line="400" w:lineRule="exact"/>
+      </w:pPr>
+      <w:r>
+        <w:t xml:space="preserve">s/ J. Cheves Ligon</w:t>
+      </w:r>
+      <w:r>
+        <w:br/>
+      </w:r>
+      <w:r>
+        <w:t xml:space="preserve">Assistant</w:t>
+      </w:r>
+      <w:r>
+        <w:t xml:space="preserve"> </w:t>
+      </w:r>
+      <w:r>
+        <w:t xml:space="preserve">City</w:t>
+      </w:r>
+      <w:r>
+        <w:t xml:space="preserve"> </w:t>
+      </w:r>
+      <w:r>
+        <w:t xml:space="preserve">Attorney</w:t>
       </w:r>
     </w:p>
     <w:sectPr>
-      <w:footnotePr>
-        <w:numRestart w:val="eachSect"/>
-      </w:footnotePr>
+      <w:footerReference w:type="default" r:id="rIdArabicFtr"/>
+      <w:pgSz w:w="12240" w:h="15840"/>
+      <w:pgMar w:top="1440" w:right="1440" w:bottom="1440" w:left="1440" w:header="720" w:footer="720" w:gutter="0"/>
+      <w:pgNumType w:fmt="decimal"/>
     </w:sectPr>
   </w:body>
 </w:document>
@@ -617,6 +4727,85 @@
 <w:comments xmlns:w="http://schemas.openxmlformats.org/wordprocessingml/2006/main" xmlns:m="http://schemas.openxmlformats.org/officeDocument/2006/math" xmlns:r="http://schemas.openxmlformats.org/officeDocument/2006/relationships" xmlns:o="urn:schemas-microsoft-com:office:office" xmlns:v="urn:schemas-microsoft-com:vml" xmlns:w10="urn:schemas-microsoft-com:office:word" xmlns:a="http://schemas.openxmlformats.org/drawingml/2006/main" xmlns:pic="http://schemas.openxmlformats.org/drawingml/2006/picture" xmlns:wp="http://schemas.openxmlformats.org/drawingml/2006/wordprocessingDrawing"/>
 </file>
 
+<file path=word/footer-arabic.xml><?xml version="1.0" encoding="utf-8"?>
+<w:ftr xmlns:w="http://schemas.openxmlformats.org/wordprocessingml/2006/main" xmlns:r="http://schemas.openxmlformats.org/officeDocument/2006/relationships">
+  <w:p>
+    <w:pPr>
+      <w:spacing w:before="0" w:after="0" w:line="240" w:lineRule="auto"/>
+      <w:ind w:firstLine="0"/>
+      <w:jc w:val="center"/>
+    </w:pPr>
+    <w:r>
+      <w:fldChar w:fldCharType="begin"/>
+    </w:r>
+    <w:r>
+      <w:instrText xml:space="preserve"> PAGE </w:instrText>
+    </w:r>
+    <w:r>
+      <w:fldChar w:fldCharType="separate"/>
+    </w:r>
+    <w:r>
+      <w:t>1</w:t>
+    </w:r>
+    <w:r>
+      <w:fldChar w:fldCharType="end"/>
+    </w:r>
+  </w:p>
+</w:ftr>
+</file>
+
+<file path=word/footer-roman.xml><?xml version="1.0" encoding="utf-8"?>
+<w:ftr xmlns:w="http://schemas.openxmlformats.org/wordprocessingml/2006/main" xmlns:r="http://schemas.openxmlformats.org/officeDocument/2006/relationships">
+  <w:p>
+    <w:pPr>
+      <w:spacing w:before="0" w:after="0" w:line="240" w:lineRule="auto"/>
+      <w:ind w:firstLine="0"/>
+      <w:jc w:val="center"/>
+    </w:pPr>
+    <w:r>
+      <w:fldChar w:fldCharType="begin"/>
+    </w:r>
+    <w:r>
+      <w:instrText xml:space="preserve"> PAGE </w:instrText>
+    </w:r>
+    <w:r>
+      <w:fldChar w:fldCharType="separate"/>
+    </w:r>
+    <w:r>
+      <w:t>1</w:t>
+    </w:r>
+    <w:r>
+      <w:fldChar w:fldCharType="end"/>
+    </w:r>
+  </w:p>
+</w:ftr>
+</file>
+
+<file path=word/footer1.xml><?xml version="1.0" encoding="utf-8"?>
+<w:ftr xmlns:w="http://schemas.openxmlformats.org/wordprocessingml/2006/main" xmlns:r="http://schemas.openxmlformats.org/officeDocument/2006/relationships">
+  <w:p>
+    <w:pPr>
+      <w:jc w:val="center"/>
+    </w:pPr>
+    <w:r>
+      <w:fldChar w:fldCharType="begin"/>
+    </w:r>
+    <w:r>
+      <w:instrText xml:space="preserve"> PAGE </w:instrText>
+    </w:r>
+    <w:r>
+      <w:fldChar w:fldCharType="separate"/>
+    </w:r>
+    <w:r>
+      <w:t>1</w:t>
+    </w:r>
+    <w:r>
+      <w:fldChar w:fldCharType="end"/>
+    </w:r>
+  </w:p>
+</w:ftr>
+</file>
+
 <file path=word/footnotes.xml><?xml version="1.0" encoding="utf-8"?>
 <w:footnotes xmlns:w="http://schemas.openxmlformats.org/wordprocessingml/2006/main" xmlns:m="http://schemas.openxmlformats.org/officeDocument/2006/math" xmlns:r="http://schemas.openxmlformats.org/officeDocument/2006/relationships" xmlns:o="urn:schemas-microsoft-com:office:office" xmlns:v="urn:schemas-microsoft-com:vml" xmlns:w10="urn:schemas-microsoft-com:office:word" xmlns:a="http://schemas.openxmlformats.org/drawingml/2006/main" xmlns:pic="http://schemas.openxmlformats.org/drawingml/2006/picture" xmlns:wp="http://schemas.openxmlformats.org/drawingml/2006/wordprocessingDrawing">
   <w:footnote w:type="continuationSeparator" w:id="0">
@@ -633,7 +4822,7 @@
       </w:r>
     </w:p>
   </w:footnote>
-  <w:footnote w:id="11">
+  <w:footnote w:id="9">
     <w:p>
       <w:pPr>
         <w:pStyle w:val="FootnoteText"/>
@@ -723,7 +4912,7 @@
           <w:i/>
           <w:iCs/>
         </w:rPr>
-        <w:t xml:space="preserve">Cooper Tire &amp; Rubber Co. v. Farese</w:t>
+        <w:t xml:space="preserve">Cooper Tire &amp; Rubber Co. v. Farese</w:t>
       </w:r>
       <w:r>
         <w:t xml:space="preserve">, 248 F. App’x 555, 558 (5th Cir. 2007) (“The law of the case doctrine provides that a decision of a factual or legal issue by an appellate court establishes the law of the case and must be followed in all subsequent proceedings in the same case in the trial court.”).</w:t>
@@ -822,15 +5011,16 @@
   <w:docDefaults>
     <w:rPrDefault>
       <w:rPr>
-        <w:rFonts w:asciiTheme="minorHAnsi" w:eastAsiaTheme="minorEastAsia" w:hAnsiTheme="minorHAnsi" w:cstheme="minorBidi"/>
-        <w:sz w:val="24"/>
-        <w:szCs w:val="24"/>
+        <w:rFonts w:ascii="Times New Roman" w:hAnsi="Times New Roman" w:eastAsia="Times New Roman" w:cs="Times New Roman"/>
+        <w:sz w:val="28"/>
+        <w:szCs w:val="28"/>
         <w:lang w:val="en-US" w:eastAsia="zh-CN" w:bidi="ar-SA"/>
       </w:rPr>
     </w:rPrDefault>
     <w:pPrDefault>
       <w:pPr>
-        <w:spacing w:after="200"/>
+        <w:widowControl w:val="0"/>
+        <w:spacing w:after="0"/>
       </w:pPr>
     </w:pPrDefault>
   </w:docDefaults>
@@ -838,41 +5028,30 @@
   <w:style w:type="paragraph" w:default="1" w:styleId="Normal">
     <w:name w:val="Normal"/>
     <w:qFormat/>
-    <w:rPr>
-      <w:rFonts w:ascii="EB Garamond" w:hAnsi="EB Garamond" w:cs="EB Garamond"/>
-      <w:sz w:val="28"/>
-      <w:szCs w:val="28"/>
-    </w:rPr>
   </w:style>
   <w:style w:type="paragraph" w:styleId="BodyText">
-    <w:pPr>
-      <w:spacing w:before="0" w:after="0" w:line="616" w:lineRule="exact"/>
-      <w:ind w:firstLine="720"/>
-      <w:jc w:val="both"/>
-    </w:pPr>
     <w:name w:val="Body Text"/>
     <w:basedOn w:val="Normal"/>
     <w:link w:val="BodyTextChar"/>
     <w:qFormat/>
+    <w:pPr>
+      <w:spacing w:before="0" w:after="0" w:line="628" w:lineRule="exact"/>
+      <w:ind w:firstLine="720"/>
+    </w:pPr>
   </w:style>
   <w:style w:type="paragraph" w:customStyle="1" w:styleId="FirstParagraph">
-    <w:pPr>
-      <w:spacing w:before="0" w:after="0" w:line="616" w:lineRule="exact"/>
-      <w:ind w:firstLine="720"/>
-      <w:jc w:val="both"/>
-    </w:pPr>
     <w:name w:val="First Paragraph"/>
     <w:basedOn w:val="BodyText"/>
     <w:next w:val="BodyText"/>
     <w:qFormat/>
   </w:style>
   <w:style w:type="paragraph" w:customStyle="1" w:styleId="Compact">
-    <w:pPr>
-      <w:spacing w:before="0" w:after="0" w:line="340" w:lineRule="exact"/>
-    </w:pPr>
     <w:name w:val="Compact"/>
     <w:basedOn w:val="BodyText"/>
     <w:qFormat/>
+    <w:pPr>
+      <w:spacing w:before="36" w:after="36"/>
+    </w:pPr>
   </w:style>
   <w:style w:type="paragraph" w:styleId="Title">
     <w:name w:val="Title"/>
@@ -1008,13 +5187,6 @@
     <w:rPr/>
   </w:style>
   <w:style w:type="paragraph" w:styleId="Heading1">
-    <w:pPr>
-      <w:keepNext/>
-      <w:keepLines/>
-      <w:spacing w:before="0" w:after="0" w:line="340" w:lineRule="exact"/>
-      <w:spacing w:before="240" w:after="220" w:line="340" w:lineRule="exact"/>
-      <w:jc w:val="center"/>
-    </w:pPr>
     <w:name w:val="heading 1"/>
     <w:basedOn w:val="Normal"/>
     <w:next w:val="BodyText"/>
@@ -1022,19 +5194,25 @@
     <w:uiPriority w:val="9"/>
     <w:qFormat/>
     <w:rsid w:val="00A10FD9"/>
-    <w:rPr>
+    <w:pPr>
+      <w:keepNext/>
+      <w:keepLines/>
+      <w:spacing w:before="240" w:after="120" w:line="400" w:lineRule="exact"/>
+      <w:ind w:firstLine="0"/>
+      <w:jc w:val="center"/>
+      <w:outlineLvl w:val="0"/>
+    </w:pPr>
+    <w:rPr>
+      <w:rFonts w:ascii="Times New Roman" w:hAnsi="Times New Roman" w:eastAsia="Times New Roman" w:cs="Times New Roman"/>
       <w:b/>
+      <w:bCs/>
       <w:caps/>
+      <w:color w:val="000000"/>
       <w:sz w:val="28"/>
       <w:szCs w:val="28"/>
     </w:rPr>
   </w:style>
   <w:style w:type="paragraph" w:styleId="Heading2">
-    <w:pPr>
-      <w:keepNext/>
-      <w:keepLines/>
-      <w:spacing w:before="200" w:after="180" w:line="340" w:lineRule="exact"/>
-    </w:pPr>
     <w:name w:val="heading 2"/>
     <w:basedOn w:val="Normal"/>
     <w:next w:val="BodyText"/>
@@ -1044,19 +5222,23 @@
     <w:unhideWhenUsed/>
     <w:qFormat/>
     <w:rsid w:val="00A10FD9"/>
-    <w:rPr>
-      <w:rFonts w:ascii="EB Garamond" w:hAnsi="EB Garamond" w:cs="EB Garamond"/>
+    <w:pPr>
+      <w:keepNext/>
+      <w:keepLines/>
+      <w:spacing w:before="240" w:after="120" w:line="400" w:lineRule="exact"/>
+      <w:ind w:firstLine="0"/>
+      <w:outlineLvl w:val="1"/>
+    </w:pPr>
+    <w:rPr>
+      <w:rFonts w:ascii="Times New Roman" w:hAnsi="Times New Roman" w:eastAsia="Times New Roman" w:cs="Times New Roman"/>
       <w:b/>
+      <w:bCs/>
+      <w:color w:val="000000"/>
       <w:sz w:val="28"/>
       <w:szCs w:val="28"/>
     </w:rPr>
   </w:style>
   <w:style w:type="paragraph" w:styleId="Heading3">
-    <w:pPr>
-      <w:keepNext/>
-      <w:keepLines/>
-      <w:spacing w:before="200" w:after="180" w:line="340" w:lineRule="exact"/>
-    </w:pPr>
     <w:name w:val="heading 3"/>
     <w:basedOn w:val="Normal"/>
     <w:next w:val="BodyText"/>
@@ -1066,19 +5248,23 @@
     <w:unhideWhenUsed/>
     <w:qFormat/>
     <w:rsid w:val="00A10FD9"/>
-    <w:rPr>
-      <w:rFonts w:ascii="EB Garamond" w:hAnsi="EB Garamond" w:cs="EB Garamond"/>
+    <w:pPr>
+      <w:keepNext/>
+      <w:keepLines/>
+      <w:spacing w:before="240" w:after="120" w:line="400" w:lineRule="exact"/>
+      <w:ind w:firstLine="0"/>
+      <w:outlineLvl w:val="2"/>
+    </w:pPr>
+    <w:rPr>
+      <w:rFonts w:ascii="Times New Roman" w:hAnsi="Times New Roman" w:eastAsia="Times New Roman" w:cs="Times New Roman"/>
       <w:b/>
+      <w:bCs/>
+      <w:color w:val="000000"/>
       <w:sz w:val="28"/>
       <w:szCs w:val="28"/>
     </w:rPr>
   </w:style>
   <w:style w:type="paragraph" w:styleId="Heading4">
-    <w:pPr>
-      <w:keepNext/>
-      <w:keepLines/>
-      <w:spacing w:before="200" w:after="180" w:line="340" w:lineRule="exact"/>
-    </w:pPr>
     <w:name w:val="heading 4"/>
     <w:basedOn w:val="Normal"/>
     <w:next w:val="BodyText"/>
@@ -1088,19 +5274,24 @@
     <w:unhideWhenUsed/>
     <w:qFormat/>
     <w:rsid w:val="00A10FD9"/>
-    <w:rPr>
-      <w:rFonts w:ascii="EB Garamond" w:hAnsi="EB Garamond" w:cs="EB Garamond"/>
+    <w:pPr>
+      <w:keepNext/>
+      <w:keepLines/>
+      <w:spacing w:before="240" w:after="120" w:line="400" w:lineRule="exact"/>
+      <w:ind w:firstLine="0"/>
+      <w:outlineLvl w:val="3"/>
+    </w:pPr>
+    <w:rPr>
+      <w:rFonts w:ascii="Times New Roman" w:hAnsi="Times New Roman" w:eastAsia="Times New Roman" w:cs="Times New Roman"/>
       <w:b/>
+      <w:bCs/>
+      <w:i/>
+      <w:color w:val="000000"/>
       <w:sz w:val="28"/>
       <w:szCs w:val="28"/>
     </w:rPr>
   </w:style>
   <w:style w:type="paragraph" w:styleId="Heading5">
-    <w:pPr>
-      <w:keepNext/>
-      <w:keepLines/>
-      <w:spacing w:before="200" w:after="180" w:line="340" w:lineRule="exact"/>
-    </w:pPr>
     <w:name w:val="heading 5"/>
     <w:basedOn w:val="Normal"/>
     <w:next w:val="BodyText"/>
@@ -1110,9 +5301,19 @@
     <w:unhideWhenUsed/>
     <w:qFormat/>
     <w:rsid w:val="00A10FD9"/>
-    <w:rPr>
-      <w:rFonts w:ascii="EB Garamond" w:hAnsi="EB Garamond" w:cs="EB Garamond"/>
+    <w:pPr>
+      <w:keepNext/>
+      <w:keepLines/>
+      <w:spacing w:before="240" w:after="120" w:line="400" w:lineRule="exact"/>
+      <w:ind w:firstLine="0"/>
+      <w:outlineLvl w:val="4"/>
+    </w:pPr>
+    <w:rPr>
+      <w:rFonts w:ascii="Times New Roman" w:hAnsi="Times New Roman" w:eastAsia="Times New Roman" w:cs="Times New Roman"/>
       <w:b/>
+      <w:bCs/>
+      <w:i/>
+      <w:color w:val="000000"/>
       <w:sz w:val="28"/>
       <w:szCs w:val="28"/>
     </w:rPr>
@@ -1324,31 +5525,41 @@
       <w:color w:val="272727" w:themeColor="text1" w:themeTint="D8"/>
     </w:rPr>
   </w:style>
+  <w:style w:type="paragraph" w:customStyle="1" w:styleId="ListItem">
+    <w:name w:val="List Item"/>
+    <w:basedOn w:val="BodyText"/>
+    <w:qFormat/>
+    <w:pPr>
+      <w:spacing w:before="0" w:after="0" w:line="628" w:lineRule="exact"/>
+      <w:ind w:left="720" w:hanging="720"/>
+    </w:pPr>
+  </w:style>
   <w:style w:type="paragraph" w:styleId="BlockText">
-    <w:pPr>
-      <w:spacing w:before="0" w:after="0" w:line="340" w:lineRule="exact"/>
-      <w:ind w:left="720" w:right="720"/>
-    </w:pPr>
     <w:name w:val="Block Text"/>
     <w:basedOn w:val="BodyText"/>
     <w:next w:val="BodyText"/>
     <w:uiPriority w:val="9"/>
     <w:unhideWhenUsed/>
     <w:qFormat/>
+    <w:pPr>
+      <w:spacing w:before="280" w:after="280" w:line="400" w:lineRule="exact"/>
+      <w:ind w:firstLine="0" w:left="720" w:right="720"/>
+    </w:pPr>
   </w:style>
   <w:style w:type="paragraph" w:styleId="FootnoteText">
-    <w:pPr>
-      <w:spacing w:before="0" w:after="0" w:line="280" w:lineRule="exact"/>
-    </w:pPr>
     <w:name w:val="Footnote Text"/>
     <w:basedOn w:val="Normal"/>
     <w:next w:val="FootnoteText"/>
     <w:uiPriority w:val="9"/>
     <w:unhideWhenUsed/>
     <w:qFormat/>
-    <w:rPr>
-      <w:sz w:val="24"/>
-      <w:szCs w:val="24"/>
+    <w:pPr>
+      <w:keepLines/>
+      <w:spacing w:before="0" w:after="140" w:line="400" w:lineRule="exact"/>
+    </w:pPr>
+    <w:rPr>
+      <w:sz w:val="28"/>
+      <w:szCs w:val="28"/>
     </w:rPr>
   </w:style>
   <w:style w:type="paragraph" w:styleId="FootnoteBlockText">
@@ -1359,8 +5570,8 @@
     <w:unhideWhenUsed/>
     <w:qFormat/>
     <w:pPr>
-      <w:spacing w:before="100" w:after="100"/>
-      <w:ind w:firstLine="0" w:left="480" w:right="480"/>
+      <w:spacing w:before="280" w:after="280"/>
+      <w:ind w:firstLine="0" w:left="720" w:right="720"/>
     </w:pPr>
   </w:style>
   <w:style w:type="character" w:default="1" w:styleId="DefaultParagraphFont">
@@ -1468,7 +5679,7 @@
     <w:name w:val="Hyperlink"/>
     <w:basedOn w:val="BodyTextChar"/>
     <w:rPr>
-      <w:color w:val="4F81BD" w:themeColor="accent1"/>
+      <w:color w:val="000000"/>
     </w:rPr>
   </w:style>
   <w:style w:type="paragraph" w:styleId="TOCHeading">
@@ -1488,6 +5699,706 @@
       <w:bCs w:val="0"/>
       <w:color w:val="365F91" w:themeColor="accent1" w:themeShade="BF"/>
     </w:rPr>
+  </w:style>
+  <w:style w:type="paragraph" w:customStyle="1" w:styleId="CABodyLast">
+    <w:name w:val="CA Body Last"/>
+    <w:basedOn w:val="BodyText"/>
+    <w:qFormat/>
+    <w:pPr>
+      <w:keepNext/>
+      <w:keepLines/>
+    </w:pPr>
+    <w:rPr/>
+  </w:style>
+  <w:style w:type="paragraph" w:customStyle="1" w:styleId="CASection">
+    <w:name w:val="CA Section"/>
+    <w:basedOn w:val="Normal"/>
+    <w:qFormat/>
+    <w:pPr>
+      <w:keepNext/>
+      <w:keepLines/>
+      <w:spacing w:before="420" w:after="308" w:line="400" w:lineRule="exact"/>
+      <w:ind w:firstLine="0"/>
+      <w:jc w:val="center"/>
+      <w:outlineLvl w:val="0"/>
+    </w:pPr>
+    <w:rPr>
+      <w:b/>
+      <w:caps/>
+      <w:sz w:val="32"/>
+      <w:szCs w:val="32"/>
+    </w:rPr>
+  </w:style>
+  <w:style w:type="paragraph" w:customStyle="1" w:styleId="CAPoint">
+    <w:name w:val="CA Point"/>
+    <w:basedOn w:val="Normal"/>
+    <w:qFormat/>
+    <w:pPr>
+      <w:keepNext/>
+      <w:keepLines/>
+      <w:spacing w:before="336" w:after="280" w:line="400" w:lineRule="exact"/>
+      <w:ind w:firstLine="0"/>
+      <w:jc w:val="center"/>
+      <w:outlineLvl w:val="1"/>
+    </w:pPr>
+    <w:rPr>
+      <w:b/>
+    </w:rPr>
+  </w:style>
+  <w:style w:type="paragraph" w:customStyle="1" w:styleId="CAHeadL2S0">
+    <w:name w:val="CA Heading L2 S0"/>
+    <w:basedOn w:val="Normal"/>
+    <w:qFormat/>
+    <w:pPr>
+      <w:keepNext/>
+      <w:keepLines/>
+      <w:tabs>
+        <w:tab w:val="left" w:pos="720"/>
+      </w:tabs>
+      <w:spacing w:before="308" w:after="252" w:line="400" w:lineRule="exact"/>
+      <w:ind w:left="720" w:hanging="720"/>
+      <w:jc w:val="left"/>
+      <w:outlineLvl w:val="1"/>
+    </w:pPr>
+    <w:rPr>
+      <w:b/>
+    </w:rPr>
+  </w:style>
+  <w:style w:type="paragraph" w:customStyle="1" w:styleId="CAHeadL2S1">
+    <w:name w:val="CA Heading L2 S1"/>
+    <w:basedOn w:val="Normal"/>
+    <w:qFormat/>
+    <w:pPr>
+      <w:keepNext/>
+      <w:keepLines/>
+      <w:tabs>
+        <w:tab w:val="left" w:pos="1440"/>
+      </w:tabs>
+      <w:spacing w:before="308" w:after="252" w:line="400" w:lineRule="exact"/>
+      <w:ind w:left="1440" w:hanging="720"/>
+      <w:jc w:val="left"/>
+      <w:outlineLvl w:val="1"/>
+    </w:pPr>
+    <w:rPr>
+      <w:b/>
+    </w:rPr>
+  </w:style>
+  <w:style w:type="paragraph" w:customStyle="1" w:styleId="CAHeadL2S2">
+    <w:name w:val="CA Heading L2 S2"/>
+    <w:basedOn w:val="Normal"/>
+    <w:qFormat/>
+    <w:pPr>
+      <w:keepNext/>
+      <w:keepLines/>
+      <w:tabs>
+        <w:tab w:val="left" w:pos="2160"/>
+      </w:tabs>
+      <w:spacing w:before="308" w:after="252" w:line="400" w:lineRule="exact"/>
+      <w:ind w:left="2160" w:hanging="720"/>
+      <w:jc w:val="left"/>
+      <w:outlineLvl w:val="1"/>
+    </w:pPr>
+    <w:rPr>
+      <w:b/>
+    </w:rPr>
+  </w:style>
+  <w:style w:type="paragraph" w:customStyle="1" w:styleId="CAHeadL2S3">
+    <w:name w:val="CA Heading L2 S3"/>
+    <w:basedOn w:val="Normal"/>
+    <w:qFormat/>
+    <w:pPr>
+      <w:keepNext/>
+      <w:keepLines/>
+      <w:tabs>
+        <w:tab w:val="left" w:pos="2880"/>
+      </w:tabs>
+      <w:spacing w:before="308" w:after="252" w:line="400" w:lineRule="exact"/>
+      <w:ind w:left="2880" w:hanging="720"/>
+      <w:jc w:val="left"/>
+      <w:outlineLvl w:val="1"/>
+    </w:pPr>
+    <w:rPr>
+      <w:b/>
+    </w:rPr>
+  </w:style>
+  <w:style w:type="paragraph" w:customStyle="1" w:styleId="CAHeadL2S4">
+    <w:name w:val="CA Heading L2 S4"/>
+    <w:basedOn w:val="Normal"/>
+    <w:qFormat/>
+    <w:pPr>
+      <w:keepNext/>
+      <w:keepLines/>
+      <w:tabs>
+        <w:tab w:val="left" w:pos="3600"/>
+      </w:tabs>
+      <w:spacing w:before="308" w:after="252" w:line="400" w:lineRule="exact"/>
+      <w:ind w:left="3600" w:hanging="720"/>
+      <w:jc w:val="left"/>
+      <w:outlineLvl w:val="1"/>
+    </w:pPr>
+    <w:rPr>
+      <w:b/>
+    </w:rPr>
+  </w:style>
+  <w:style w:type="paragraph" w:customStyle="1" w:styleId="CAHeadL3S0">
+    <w:name w:val="CA Heading L3 S0"/>
+    <w:basedOn w:val="Normal"/>
+    <w:qFormat/>
+    <w:pPr>
+      <w:keepNext/>
+      <w:keepLines/>
+      <w:tabs>
+        <w:tab w:val="left" w:pos="720"/>
+      </w:tabs>
+      <w:spacing w:before="308" w:after="252" w:line="400" w:lineRule="exact"/>
+      <w:ind w:left="720" w:hanging="720"/>
+      <w:jc w:val="left"/>
+      <w:outlineLvl w:val="2"/>
+    </w:pPr>
+    <w:rPr>
+      <w:b/>
+    </w:rPr>
+  </w:style>
+  <w:style w:type="paragraph" w:customStyle="1" w:styleId="CAHeadL3S1">
+    <w:name w:val="CA Heading L3 S1"/>
+    <w:basedOn w:val="Normal"/>
+    <w:qFormat/>
+    <w:pPr>
+      <w:keepNext/>
+      <w:keepLines/>
+      <w:tabs>
+        <w:tab w:val="left" w:pos="1440"/>
+      </w:tabs>
+      <w:spacing w:before="308" w:after="252" w:line="400" w:lineRule="exact"/>
+      <w:ind w:left="1440" w:hanging="720"/>
+      <w:jc w:val="left"/>
+      <w:outlineLvl w:val="2"/>
+    </w:pPr>
+    <w:rPr>
+      <w:b/>
+    </w:rPr>
+  </w:style>
+  <w:style w:type="paragraph" w:customStyle="1" w:styleId="CAHeadL3S2">
+    <w:name w:val="CA Heading L3 S2"/>
+    <w:basedOn w:val="Normal"/>
+    <w:qFormat/>
+    <w:pPr>
+      <w:keepNext/>
+      <w:keepLines/>
+      <w:tabs>
+        <w:tab w:val="left" w:pos="2160"/>
+      </w:tabs>
+      <w:spacing w:before="308" w:after="252" w:line="400" w:lineRule="exact"/>
+      <w:ind w:left="2160" w:hanging="720"/>
+      <w:jc w:val="left"/>
+      <w:outlineLvl w:val="2"/>
+    </w:pPr>
+    <w:rPr>
+      <w:b/>
+    </w:rPr>
+  </w:style>
+  <w:style w:type="paragraph" w:customStyle="1" w:styleId="CAHeadL3S3">
+    <w:name w:val="CA Heading L3 S3"/>
+    <w:basedOn w:val="Normal"/>
+    <w:qFormat/>
+    <w:pPr>
+      <w:keepNext/>
+      <w:keepLines/>
+      <w:tabs>
+        <w:tab w:val="left" w:pos="2880"/>
+      </w:tabs>
+      <w:spacing w:before="308" w:after="252" w:line="400" w:lineRule="exact"/>
+      <w:ind w:left="2880" w:hanging="720"/>
+      <w:jc w:val="left"/>
+      <w:outlineLvl w:val="2"/>
+    </w:pPr>
+    <w:rPr>
+      <w:b/>
+    </w:rPr>
+  </w:style>
+  <w:style w:type="paragraph" w:customStyle="1" w:styleId="CAHeadL3S4">
+    <w:name w:val="CA Heading L3 S4"/>
+    <w:basedOn w:val="Normal"/>
+    <w:qFormat/>
+    <w:pPr>
+      <w:keepNext/>
+      <w:keepLines/>
+      <w:tabs>
+        <w:tab w:val="left" w:pos="3600"/>
+      </w:tabs>
+      <w:spacing w:before="308" w:after="252" w:line="400" w:lineRule="exact"/>
+      <w:ind w:left="3600" w:hanging="720"/>
+      <w:jc w:val="left"/>
+      <w:outlineLvl w:val="2"/>
+    </w:pPr>
+    <w:rPr>
+      <w:b/>
+    </w:rPr>
+  </w:style>
+  <w:style w:type="paragraph" w:customStyle="1" w:styleId="CAHeadL4S0">
+    <w:name w:val="CA Heading L4 S0"/>
+    <w:basedOn w:val="Normal"/>
+    <w:qFormat/>
+    <w:pPr>
+      <w:keepNext/>
+      <w:keepLines/>
+      <w:tabs>
+        <w:tab w:val="left" w:pos="720"/>
+      </w:tabs>
+      <w:spacing w:before="308" w:after="252" w:line="400" w:lineRule="exact"/>
+      <w:ind w:left="720" w:hanging="720"/>
+      <w:jc w:val="left"/>
+      <w:outlineLvl w:val="3"/>
+    </w:pPr>
+    <w:rPr>
+      <w:b/>
+      <w:i/>
+    </w:rPr>
+  </w:style>
+  <w:style w:type="paragraph" w:customStyle="1" w:styleId="CAHeadL4S1">
+    <w:name w:val="CA Heading L4 S1"/>
+    <w:basedOn w:val="Normal"/>
+    <w:qFormat/>
+    <w:pPr>
+      <w:keepNext/>
+      <w:keepLines/>
+      <w:tabs>
+        <w:tab w:val="left" w:pos="1440"/>
+      </w:tabs>
+      <w:spacing w:before="308" w:after="252" w:line="400" w:lineRule="exact"/>
+      <w:ind w:left="1440" w:hanging="720"/>
+      <w:jc w:val="left"/>
+      <w:outlineLvl w:val="3"/>
+    </w:pPr>
+    <w:rPr>
+      <w:b/>
+      <w:i/>
+    </w:rPr>
+  </w:style>
+  <w:style w:type="paragraph" w:customStyle="1" w:styleId="CAHeadL4S2">
+    <w:name w:val="CA Heading L4 S2"/>
+    <w:basedOn w:val="Normal"/>
+    <w:qFormat/>
+    <w:pPr>
+      <w:keepNext/>
+      <w:keepLines/>
+      <w:tabs>
+        <w:tab w:val="left" w:pos="2160"/>
+      </w:tabs>
+      <w:spacing w:before="308" w:after="252" w:line="400" w:lineRule="exact"/>
+      <w:ind w:left="2160" w:hanging="720"/>
+      <w:jc w:val="left"/>
+      <w:outlineLvl w:val="3"/>
+    </w:pPr>
+    <w:rPr>
+      <w:b/>
+      <w:i/>
+    </w:rPr>
+  </w:style>
+  <w:style w:type="paragraph" w:customStyle="1" w:styleId="CAHeadL4S3">
+    <w:name w:val="CA Heading L4 S3"/>
+    <w:basedOn w:val="Normal"/>
+    <w:qFormat/>
+    <w:pPr>
+      <w:keepNext/>
+      <w:keepLines/>
+      <w:tabs>
+        <w:tab w:val="left" w:pos="2880"/>
+      </w:tabs>
+      <w:spacing w:before="308" w:after="252" w:line="400" w:lineRule="exact"/>
+      <w:ind w:left="2880" w:hanging="720"/>
+      <w:jc w:val="left"/>
+      <w:outlineLvl w:val="3"/>
+    </w:pPr>
+    <w:rPr>
+      <w:b/>
+      <w:i/>
+    </w:rPr>
+  </w:style>
+  <w:style w:type="paragraph" w:customStyle="1" w:styleId="CAHeadL4S4">
+    <w:name w:val="CA Heading L4 S4"/>
+    <w:basedOn w:val="Normal"/>
+    <w:qFormat/>
+    <w:pPr>
+      <w:keepNext/>
+      <w:keepLines/>
+      <w:tabs>
+        <w:tab w:val="left" w:pos="3600"/>
+      </w:tabs>
+      <w:spacing w:before="308" w:after="252" w:line="400" w:lineRule="exact"/>
+      <w:ind w:left="3600" w:hanging="720"/>
+      <w:jc w:val="left"/>
+      <w:outlineLvl w:val="3"/>
+    </w:pPr>
+    <w:rPr>
+      <w:b/>
+      <w:i/>
+    </w:rPr>
+  </w:style>
+  <w:style w:type="paragraph" w:customStyle="1" w:styleId="CAHeadL5S0">
+    <w:name w:val="CA Heading L5 S0"/>
+    <w:basedOn w:val="Normal"/>
+    <w:qFormat/>
+    <w:pPr>
+      <w:keepNext/>
+      <w:keepLines/>
+      <w:tabs>
+        <w:tab w:val="left" w:pos="720"/>
+      </w:tabs>
+      <w:spacing w:before="308" w:after="252" w:line="400" w:lineRule="exact"/>
+      <w:ind w:left="720" w:hanging="720"/>
+      <w:jc w:val="left"/>
+      <w:outlineLvl w:val="4"/>
+    </w:pPr>
+    <w:rPr>
+      <w:b/>
+      <w:i/>
+    </w:rPr>
+  </w:style>
+  <w:style w:type="paragraph" w:customStyle="1" w:styleId="CAHeadL5S1">
+    <w:name w:val="CA Heading L5 S1"/>
+    <w:basedOn w:val="Normal"/>
+    <w:qFormat/>
+    <w:pPr>
+      <w:keepNext/>
+      <w:keepLines/>
+      <w:tabs>
+        <w:tab w:val="left" w:pos="1440"/>
+      </w:tabs>
+      <w:spacing w:before="308" w:after="252" w:line="400" w:lineRule="exact"/>
+      <w:ind w:left="1440" w:hanging="720"/>
+      <w:jc w:val="left"/>
+      <w:outlineLvl w:val="4"/>
+    </w:pPr>
+    <w:rPr>
+      <w:b/>
+      <w:i/>
+    </w:rPr>
+  </w:style>
+  <w:style w:type="paragraph" w:customStyle="1" w:styleId="CAHeadL5S2">
+    <w:name w:val="CA Heading L5 S2"/>
+    <w:basedOn w:val="Normal"/>
+    <w:qFormat/>
+    <w:pPr>
+      <w:keepNext/>
+      <w:keepLines/>
+      <w:tabs>
+        <w:tab w:val="left" w:pos="2160"/>
+      </w:tabs>
+      <w:spacing w:before="308" w:after="252" w:line="400" w:lineRule="exact"/>
+      <w:ind w:left="2160" w:hanging="720"/>
+      <w:jc w:val="left"/>
+      <w:outlineLvl w:val="4"/>
+    </w:pPr>
+    <w:rPr>
+      <w:b/>
+      <w:i/>
+    </w:rPr>
+  </w:style>
+  <w:style w:type="paragraph" w:customStyle="1" w:styleId="CAHeadL5S3">
+    <w:name w:val="CA Heading L5 S3"/>
+    <w:basedOn w:val="Normal"/>
+    <w:qFormat/>
+    <w:pPr>
+      <w:keepNext/>
+      <w:keepLines/>
+      <w:tabs>
+        <w:tab w:val="left" w:pos="2880"/>
+      </w:tabs>
+      <w:spacing w:before="308" w:after="252" w:line="400" w:lineRule="exact"/>
+      <w:ind w:left="2880" w:hanging="720"/>
+      <w:jc w:val="left"/>
+      <w:outlineLvl w:val="4"/>
+    </w:pPr>
+    <w:rPr>
+      <w:b/>
+      <w:i/>
+    </w:rPr>
+  </w:style>
+  <w:style w:type="paragraph" w:customStyle="1" w:styleId="CAHeadL5S4">
+    <w:name w:val="CA Heading L5 S4"/>
+    <w:basedOn w:val="Normal"/>
+    <w:qFormat/>
+    <w:pPr>
+      <w:keepNext/>
+      <w:keepLines/>
+      <w:tabs>
+        <w:tab w:val="left" w:pos="3600"/>
+      </w:tabs>
+      <w:spacing w:before="308" w:after="252" w:line="400" w:lineRule="exact"/>
+      <w:ind w:left="3600" w:hanging="720"/>
+      <w:jc w:val="left"/>
+      <w:outlineLvl w:val="4"/>
+    </w:pPr>
+    <w:rPr>
+      <w:b/>
+      <w:i/>
+    </w:rPr>
+  </w:style>
+  <w:style w:type="paragraph" w:customStyle="1" w:styleId="CACentered">
+    <w:name w:val="CA Centered"/>
+    <w:basedOn w:val="Normal"/>
+    <w:qFormat/>
+    <w:pPr>
+      <w:spacing w:before="0" w:after="0" w:line="400" w:lineRule="exact"/>
+      <w:ind w:firstLine="0"/>
+      <w:jc w:val="center"/>
+    </w:pPr>
+    <w:rPr/>
+  </w:style>
+  <w:style w:type="paragraph" w:customStyle="1" w:styleId="CACoverCourt">
+    <w:name w:val="CA Cover Court"/>
+    <w:basedOn w:val="CACentered"/>
+    <w:qFormat/>
+    <w:pPr>
+      <w:keepNext/>
+      <w:spacing w:before="0" w:after="0" w:line="400" w:lineRule="exact"/>
+      <w:ind w:left="1170" w:right="1170" w:firstLine="0"/>
+    </w:pPr>
+    <w:rPr>
+      <w:b/>
+    </w:rPr>
+  </w:style>
+  <w:style w:type="paragraph" w:customStyle="1" w:styleId="CAGap">
+    <w:name w:val="CA Gap"/>
+    <w:basedOn w:val="Normal"/>
+    <w:qFormat/>
+    <w:pPr>
+      <w:spacing w:before="0" w:after="0" w:line="140" w:lineRule="exact"/>
+    </w:pPr>
+    <w:rPr/>
+  </w:style>
+  <w:style w:type="paragraph" w:customStyle="1" w:styleId="CARule">
+    <w:name w:val="CA Rule"/>
+    <w:basedOn w:val="Normal"/>
+    <w:qFormat/>
+    <w:pPr>
+      <w:keepNext/>
+      <w:pBdr>
+        <w:bottom w:val="single" w:sz="6" w:space="1" w:color="000000"/>
+      </w:pBdr>
+      <w:spacing w:before="0" w:after="100" w:line="120" w:lineRule="exact"/>
+      <w:ind w:left="3240" w:right="3240" w:firstLine="0"/>
+      <w:jc w:val="center"/>
+    </w:pPr>
+    <w:rPr/>
+  </w:style>
+  <w:style w:type="paragraph" w:customStyle="1" w:styleId="CADoubleRule">
+    <w:name w:val="CA Double Rule"/>
+    <w:basedOn w:val="Normal"/>
+    <w:qFormat/>
+    <w:pPr>
+      <w:keepNext/>
+      <w:pBdr>
+        <w:top w:val="double" w:sz="6" w:space="1" w:color="000000"/>
+      </w:pBdr>
+      <w:spacing w:before="0" w:after="120" w:line="120" w:lineRule="exact"/>
+      <w:ind w:firstLine="0"/>
+    </w:pPr>
+    <w:rPr/>
+  </w:style>
+  <w:style w:type="paragraph" w:customStyle="1" w:styleId="CACaption">
+    <w:name w:val="CA Caption"/>
+    <w:basedOn w:val="Normal"/>
+    <w:qFormat/>
+    <w:pPr>
+      <w:keepLines/>
+      <w:spacing w:before="0" w:after="0" w:line="400" w:lineRule="exact"/>
+      <w:ind w:left="4680" w:firstLine="0"/>
+      <w:jc w:val="left"/>
+    </w:pPr>
+    <w:rPr/>
+  </w:style>
+  <w:style w:type="paragraph" w:customStyle="1" w:styleId="CACounsel">
+    <w:name w:val="CA Counsel"/>
+    <w:basedOn w:val="Normal"/>
+    <w:qFormat/>
+    <w:pPr>
+      <w:spacing w:before="0" w:after="0" w:line="400" w:lineRule="exact"/>
+      <w:ind w:firstLine="0"/>
+      <w:jc w:val="left"/>
+    </w:pPr>
+    <w:rPr/>
+  </w:style>
+  <w:style w:type="paragraph" w:customStyle="1" w:styleId="CASignature">
+    <w:name w:val="CA Signature"/>
+    <w:basedOn w:val="Normal"/>
+    <w:qFormat/>
+    <w:pPr>
+      <w:keepNext/>
+      <w:keepLines/>
+      <w:spacing w:before="0" w:after="0" w:line="400" w:lineRule="exact"/>
+      <w:ind w:left="4680" w:firstLine="0"/>
+      <w:jc w:val="left"/>
+    </w:pPr>
+    <w:rPr/>
+  </w:style>
+  <w:style w:type="paragraph" w:customStyle="1" w:styleId="CAMark">
+    <w:name w:val="CA Signature Mark"/>
+    <w:basedOn w:val="Normal"/>
+    <w:qFormat/>
+    <w:pPr>
+      <w:keepNext/>
+      <w:keepLines/>
+      <w:spacing w:before="0" w:after="0" w:line="400" w:lineRule="exact"/>
+      <w:ind w:left="4212" w:firstLine="0"/>
+      <w:jc w:val="left"/>
+    </w:pPr>
+    <w:rPr/>
+  </w:style>
+  <w:style w:type="paragraph" w:customStyle="1" w:styleId="CASigHead">
+    <w:name w:val="CA Signature Head"/>
+    <w:basedOn w:val="CASignature"/>
+    <w:qFormat/>
+    <w:pPr>
+      <w:spacing w:before="392" w:after="0" w:line="400" w:lineRule="exact"/>
+    </w:pPr>
+    <w:rPr/>
+  </w:style>
+  <w:style w:type="paragraph" w:customStyle="1" w:styleId="CACertificate">
+    <w:name w:val="CA Certificate"/>
+    <w:basedOn w:val="Normal"/>
+    <w:qFormat/>
+    <w:pPr>
+      <w:spacing w:before="280" w:after="280" w:line="400" w:lineRule="exact"/>
+      <w:ind w:firstLine="0"/>
+      <w:jc w:val="left"/>
+    </w:pPr>
+    <w:rPr/>
+  </w:style>
+  <w:style w:type="paragraph" w:customStyle="1" w:styleId="CATocTop">
+    <w:name w:val="CA TOC 1"/>
+    <w:basedOn w:val="Normal"/>
+    <w:qFormat/>
+    <w:pPr>
+      <w:keepLines/>
+      <w:tabs>
+        <w:tab w:val="right" w:leader="dot" w:pos="9360"/>
+      </w:tabs>
+      <w:spacing w:before="168" w:after="0" w:line="400" w:lineRule="exact"/>
+      <w:ind w:left="720" w:right="720" w:hanging="720"/>
+    </w:pPr>
+    <w:rPr/>
+  </w:style>
+  <w:style w:type="paragraph" w:customStyle="1" w:styleId="CATocS0">
+    <w:name w:val="CA TOC Entry S0"/>
+    <w:basedOn w:val="Normal"/>
+    <w:qFormat/>
+    <w:pPr>
+      <w:keepLines/>
+      <w:tabs>
+        <w:tab w:val="left" w:leader="none" w:pos="720"/>
+        <w:tab w:val="right" w:leader="dot" w:pos="9360"/>
+      </w:tabs>
+      <w:spacing w:before="98" w:after="0" w:line="400" w:lineRule="exact"/>
+      <w:ind w:left="720" w:right="720" w:hanging="720"/>
+    </w:pPr>
+    <w:rPr/>
+  </w:style>
+  <w:style w:type="paragraph" w:customStyle="1" w:styleId="CATocS1">
+    <w:name w:val="CA TOC Entry S1"/>
+    <w:basedOn w:val="Normal"/>
+    <w:qFormat/>
+    <w:pPr>
+      <w:keepLines/>
+      <w:tabs>
+        <w:tab w:val="left" w:leader="none" w:pos="1440"/>
+        <w:tab w:val="right" w:leader="dot" w:pos="9360"/>
+      </w:tabs>
+      <w:spacing w:before="98" w:after="0" w:line="400" w:lineRule="exact"/>
+      <w:ind w:left="1440" w:right="720" w:hanging="720"/>
+    </w:pPr>
+    <w:rPr/>
+  </w:style>
+  <w:style w:type="paragraph" w:customStyle="1" w:styleId="CATocS2">
+    <w:name w:val="CA TOC Entry S2"/>
+    <w:basedOn w:val="Normal"/>
+    <w:qFormat/>
+    <w:pPr>
+      <w:keepLines/>
+      <w:tabs>
+        <w:tab w:val="left" w:leader="none" w:pos="2160"/>
+        <w:tab w:val="right" w:leader="dot" w:pos="9360"/>
+      </w:tabs>
+      <w:spacing w:before="98" w:after="0" w:line="400" w:lineRule="exact"/>
+      <w:ind w:left="2160" w:right="720" w:hanging="720"/>
+    </w:pPr>
+    <w:rPr/>
+  </w:style>
+  <w:style w:type="paragraph" w:customStyle="1" w:styleId="CATocS3">
+    <w:name w:val="CA TOC Entry S3"/>
+    <w:basedOn w:val="Normal"/>
+    <w:qFormat/>
+    <w:pPr>
+      <w:keepLines/>
+      <w:tabs>
+        <w:tab w:val="left" w:leader="none" w:pos="2880"/>
+        <w:tab w:val="right" w:leader="dot" w:pos="9360"/>
+      </w:tabs>
+      <w:spacing w:before="98" w:after="0" w:line="400" w:lineRule="exact"/>
+      <w:ind w:left="2880" w:right="720" w:hanging="720"/>
+    </w:pPr>
+    <w:rPr/>
+  </w:style>
+  <w:style w:type="paragraph" w:customStyle="1" w:styleId="CATocS4">
+    <w:name w:val="CA TOC Entry S4"/>
+    <w:basedOn w:val="Normal"/>
+    <w:qFormat/>
+    <w:pPr>
+      <w:keepLines/>
+      <w:tabs>
+        <w:tab w:val="left" w:leader="none" w:pos="3600"/>
+        <w:tab w:val="right" w:leader="dot" w:pos="9360"/>
+      </w:tabs>
+      <w:spacing w:before="98" w:after="0" w:line="400" w:lineRule="exact"/>
+      <w:ind w:left="3600" w:right="720" w:hanging="720"/>
+    </w:pPr>
+    <w:rPr/>
+  </w:style>
+  <w:style w:type="paragraph" w:customStyle="1" w:styleId="CATocPage">
+    <w:name w:val="CA TOC Page"/>
+    <w:basedOn w:val="Normal"/>
+    <w:qFormat/>
+    <w:pPr>
+      <w:keepNext/>
+      <w:spacing w:before="84" w:after="0" w:line="400" w:lineRule="exact"/>
+      <w:ind w:firstLine="0"/>
+      <w:jc w:val="right"/>
+    </w:pPr>
+    <w:rPr>
+      <w:b/>
+      <w:u w:val="single"/>
+    </w:rPr>
+  </w:style>
+  <w:style w:type="paragraph" w:customStyle="1" w:styleId="CAToaGroup">
+    <w:name w:val="CA TOA Group"/>
+    <w:basedOn w:val="Normal"/>
+    <w:qFormat/>
+    <w:pPr>
+      <w:keepNext/>
+      <w:tabs>
+        <w:tab w:val="right" w:pos="9360"/>
+      </w:tabs>
+      <w:spacing w:before="392" w:after="56" w:line="400" w:lineRule="exact"/>
+      <w:ind w:firstLine="0"/>
+    </w:pPr>
+    <w:rPr>
+      <w:b/>
+    </w:rPr>
+  </w:style>
+  <w:style w:type="paragraph" w:customStyle="1" w:styleId="CAToaEntry">
+    <w:name w:val="CA TOA Entry"/>
+    <w:basedOn w:val="Normal"/>
+    <w:qFormat/>
+    <w:pPr>
+      <w:keepLines/>
+      <w:tabs>
+        <w:tab w:val="right" w:leader="dot" w:pos="9360"/>
+      </w:tabs>
+      <w:spacing w:before="196" w:after="0" w:line="400" w:lineRule="exact"/>
+      <w:ind w:left="504" w:right="1120" w:hanging="504"/>
+    </w:pPr>
+    <w:rPr/>
   </w:style>
   <w:style w:type="paragraph" w:customStyle="1" w:styleId="SourceCode">
     <w:name w:val="Source Code"/>

--- a/courts/fifth-circuit/court-of-appeals/answering-brief/usage/OUTPUT-answering-brief.docx
+++ b/courts/fifth-circuit/court-of-appeals/answering-brief/usage/OUTPUT-answering-brief.docx
@@ -4725,60 +4725,6 @@
 
 <file path=word/comments.xml><?xml version="1.0" encoding="utf-8"?>
 <w:comments xmlns:w="http://schemas.openxmlformats.org/wordprocessingml/2006/main" xmlns:m="http://schemas.openxmlformats.org/officeDocument/2006/math" xmlns:r="http://schemas.openxmlformats.org/officeDocument/2006/relationships" xmlns:o="urn:schemas-microsoft-com:office:office" xmlns:v="urn:schemas-microsoft-com:vml" xmlns:w10="urn:schemas-microsoft-com:office:word" xmlns:a="http://schemas.openxmlformats.org/drawingml/2006/main" xmlns:pic="http://schemas.openxmlformats.org/drawingml/2006/picture" xmlns:wp="http://schemas.openxmlformats.org/drawingml/2006/wordprocessingDrawing"/>
-</file>
-
-<file path=word/footer-arabic.xml><?xml version="1.0" encoding="utf-8"?>
-<w:ftr xmlns:w="http://schemas.openxmlformats.org/wordprocessingml/2006/main" xmlns:r="http://schemas.openxmlformats.org/officeDocument/2006/relationships">
-  <w:p>
-    <w:pPr>
-      <w:spacing w:before="0" w:after="0" w:line="240" w:lineRule="auto"/>
-      <w:ind w:firstLine="0"/>
-      <w:jc w:val="center"/>
-    </w:pPr>
-    <w:r>
-      <w:fldChar w:fldCharType="begin"/>
-    </w:r>
-    <w:r>
-      <w:instrText xml:space="preserve"> PAGE </w:instrText>
-    </w:r>
-    <w:r>
-      <w:fldChar w:fldCharType="separate"/>
-    </w:r>
-    <w:r>
-      <w:t>1</w:t>
-    </w:r>
-    <w:r>
-      <w:fldChar w:fldCharType="end"/>
-    </w:r>
-  </w:p>
-</w:ftr>
-</file>
-
-<file path=word/footer-roman.xml><?xml version="1.0" encoding="utf-8"?>
-<w:ftr xmlns:w="http://schemas.openxmlformats.org/wordprocessingml/2006/main" xmlns:r="http://schemas.openxmlformats.org/officeDocument/2006/relationships">
-  <w:p>
-    <w:pPr>
-      <w:spacing w:before="0" w:after="0" w:line="240" w:lineRule="auto"/>
-      <w:ind w:firstLine="0"/>
-      <w:jc w:val="center"/>
-    </w:pPr>
-    <w:r>
-      <w:fldChar w:fldCharType="begin"/>
-    </w:r>
-    <w:r>
-      <w:instrText xml:space="preserve"> PAGE </w:instrText>
-    </w:r>
-    <w:r>
-      <w:fldChar w:fldCharType="separate"/>
-    </w:r>
-    <w:r>
-      <w:t>1</w:t>
-    </w:r>
-    <w:r>
-      <w:fldChar w:fldCharType="end"/>
-    </w:r>
-  </w:p>
-</w:ftr>
 </file>
 
 <file path=word/footer1.xml><?xml version="1.0" encoding="utf-8"?>
@@ -4920,6 +4866,99 @@
     </w:p>
   </w:footnote>
 </w:footnotes>
+</file>
+
+<file path=word/ftr-add.xml><?xml version="1.0" encoding="utf-8"?>
+<w:ftr xmlns:w="http://schemas.openxmlformats.org/wordprocessingml/2006/main" xmlns:r="http://schemas.openxmlformats.org/officeDocument/2006/relationships">
+  <w:p>
+    <w:pPr>
+      <w:spacing w:before="0" w:after="0"/>
+      <w:jc w:val="center"/>
+    </w:pPr>
+    <w:r>
+      <w:t>Add-</w:t>
+    </w:r>
+    <w:r>
+      <w:fldChar w:fldCharType="begin"/>
+    </w:r>
+    <w:r>
+      <w:instrText xml:space="preserve"> PAGE </w:instrText>
+    </w:r>
+    <w:r>
+      <w:fldChar w:fldCharType="separate"/>
+    </w:r>
+    <w:r>
+      <w:t>1</w:t>
+    </w:r>
+    <w:r>
+      <w:fldChar w:fldCharType="end"/>
+    </w:r>
+  </w:p>
+</w:ftr>
+</file>
+
+<file path=word/ftr-none.xml><?xml version="1.0" encoding="utf-8"?>
+<w:ftr xmlns:w="http://schemas.openxmlformats.org/wordprocessingml/2006/main" xmlns:r="http://schemas.openxmlformats.org/officeDocument/2006/relationships">
+  <w:p>
+    <w:pPr>
+      <w:spacing w:before="0" w:after="0"/>
+      <w:jc w:val="center"/>
+    </w:pPr>
+  </w:p>
+</w:ftr>
+</file>
+
+<file path=word/ftr-own1.xml><?xml version="1.0" encoding="utf-8"?>
+<w:ftr xmlns:w="http://schemas.openxmlformats.org/wordprocessingml/2006/main" xmlns:r="http://schemas.openxmlformats.org/officeDocument/2006/relationships">
+  <w:p>
+    <w:pPr>
+      <w:spacing w:before="0" w:after="0" w:line="240" w:lineRule="auto"/>
+      <w:ind w:firstLine="0"/>
+      <w:jc w:val="center"/>
+    </w:pPr>
+    <w:r>
+      <w:fldChar w:fldCharType="begin"/>
+    </w:r>
+    <w:r>
+      <w:instrText xml:space="preserve"> PAGE </w:instrText>
+    </w:r>
+    <w:r>
+      <w:fldChar w:fldCharType="separate"/>
+    </w:r>
+    <w:r>
+      <w:t>1</w:t>
+    </w:r>
+    <w:r>
+      <w:fldChar w:fldCharType="end"/>
+    </w:r>
+  </w:p>
+</w:ftr>
+</file>
+
+<file path=word/ftr-page.xml><?xml version="1.0" encoding="utf-8"?>
+<w:ftr xmlns:w="http://schemas.openxmlformats.org/wordprocessingml/2006/main" xmlns:r="http://schemas.openxmlformats.org/officeDocument/2006/relationships">
+  <w:p>
+    <w:pPr>
+      <w:spacing w:before="0" w:after="0"/>
+      <w:jc w:val="center"/>
+    </w:pPr>
+    <w:r>
+      <w:fldChar w:fldCharType="begin"/>
+    </w:r>
+    <w:r>
+      <w:instrText xml:space="preserve"> PAGE </w:instrText>
+    </w:r>
+    <w:r>
+      <w:fldChar w:fldCharType="separate"/>
+    </w:r>
+    <w:r>
+      <w:t>1</w:t>
+    </w:r>
+    <w:r>
+      <w:fldChar w:fldCharType="end"/>
+    </w:r>
+  </w:p>
+</w:ftr>
 </file>
 
 <file path=word/numbering.xml><?xml version="1.0" encoding="utf-8"?>
